--- a/SpaceShuttleProject_BalázsDávid/SpaceShuttelDoc.docx
+++ b/SpaceShuttleProject_BalázsDávid/SpaceShuttelDoc.docx
@@ -6,8 +6,21 @@
       <w:pPr>
         <w:jc w:val="center"/>
       </w:pPr>
-      <w:r>
-        <w:t>Space Shuttle Projekt Dokumentáció</w:t>
+      <w:proofErr w:type="spellStart"/>
+      <w:r>
+        <w:t>Space</w:t>
+      </w:r>
+      <w:proofErr w:type="spellEnd"/>
+      <w:r>
+        <w:t xml:space="preserve"> </w:t>
+      </w:r>
+      <w:proofErr w:type="spellStart"/>
+      <w:r>
+        <w:t>Shuttle</w:t>
+      </w:r>
+      <w:proofErr w:type="spellEnd"/>
+      <w:r>
+        <w:t xml:space="preserve"> Projekt Dokumentáció</w:t>
       </w:r>
     </w:p>
     <w:p>
@@ -182,7 +195,21 @@
         <w:rPr>
           <w:lang w:val="hu-HU"/>
         </w:rPr>
-        <w:t xml:space="preserve"> Microsoft Visual Studio </w:t>
+        <w:t xml:space="preserve"> Microsoft Visual </w:t>
+      </w:r>
+      <w:proofErr w:type="spellStart"/>
+      <w:r>
+        <w:rPr>
+          <w:lang w:val="hu-HU"/>
+        </w:rPr>
+        <w:t>Studio</w:t>
+      </w:r>
+      <w:proofErr w:type="spellEnd"/>
+      <w:r>
+        <w:rPr>
+          <w:lang w:val="hu-HU"/>
+        </w:rPr>
+        <w:t xml:space="preserve"> </w:t>
       </w:r>
     </w:p>
     <w:p>
@@ -232,7 +259,21 @@
         <w:rPr>
           <w:lang w:val="hu-HU"/>
         </w:rPr>
-        <w:t xml:space="preserve"> Windows Forms (.NET Framework) </w:t>
+        <w:t xml:space="preserve"> Windows </w:t>
+      </w:r>
+      <w:proofErr w:type="spellStart"/>
+      <w:r>
+        <w:rPr>
+          <w:lang w:val="hu-HU"/>
+        </w:rPr>
+        <w:t>Forms</w:t>
+      </w:r>
+      <w:proofErr w:type="spellEnd"/>
+      <w:r>
+        <w:rPr>
+          <w:lang w:val="hu-HU"/>
+        </w:rPr>
+        <w:t xml:space="preserve"> (.NET Framework) </w:t>
       </w:r>
     </w:p>
     <w:p>
@@ -274,8 +315,18 @@
           <w:bCs/>
           <w:lang w:val="hu-HU"/>
         </w:rPr>
-        <w:t>Windows Forms</w:t>
-      </w:r>
+        <w:t xml:space="preserve">Windows </w:t>
+      </w:r>
+      <w:proofErr w:type="spellStart"/>
+      <w:r>
+        <w:rPr>
+          <w:b/>
+          <w:bCs/>
+          <w:lang w:val="hu-HU"/>
+        </w:rPr>
+        <w:t>Forms</w:t>
+      </w:r>
+      <w:proofErr w:type="spellEnd"/>
       <w:r>
         <w:rPr>
           <w:lang w:val="hu-HU"/>
@@ -336,13 +387,37 @@
           <w:bCs/>
           <w:lang w:val="hu-HU"/>
         </w:rPr>
-        <w:t>Visual Studio</w:t>
-      </w:r>
-      <w:r>
-        <w:rPr>
-          <w:lang w:val="hu-HU"/>
-        </w:rPr>
-        <w:t xml:space="preserve"> beépített designerrel gyors UI készítést biztosít </w:t>
+        <w:t xml:space="preserve">Visual </w:t>
+      </w:r>
+      <w:proofErr w:type="spellStart"/>
+      <w:r>
+        <w:rPr>
+          <w:b/>
+          <w:bCs/>
+          <w:lang w:val="hu-HU"/>
+        </w:rPr>
+        <w:t>Studio</w:t>
+      </w:r>
+      <w:proofErr w:type="spellEnd"/>
+      <w:r>
+        <w:rPr>
+          <w:lang w:val="hu-HU"/>
+        </w:rPr>
+        <w:t xml:space="preserve"> beépített </w:t>
+      </w:r>
+      <w:proofErr w:type="spellStart"/>
+      <w:r>
+        <w:rPr>
+          <w:lang w:val="hu-HU"/>
+        </w:rPr>
+        <w:t>designerrel</w:t>
+      </w:r>
+      <w:proofErr w:type="spellEnd"/>
+      <w:r>
+        <w:rPr>
+          <w:lang w:val="hu-HU"/>
+        </w:rPr>
+        <w:t xml:space="preserve"> gyors UI készítést biztosít </w:t>
       </w:r>
     </w:p>
     <w:p>
@@ -427,20 +502,76 @@
         <w:rPr>
           <w:lang w:val="hu-HU"/>
         </w:rPr>
-        <w:t>A program egy strukturált .csv vagy .txt fájlból dolgozik:</w:t>
-      </w:r>
-    </w:p>
-    <w:p>
-      <w:pPr>
-        <w:rPr>
-          <w:lang w:val="hu-HU"/>
-        </w:rPr>
-      </w:pPr>
-      <w:r>
-        <w:rPr>
-          <w:lang w:val="hu-HU"/>
-        </w:rPr>
-        <w:t>STS-50;1992.06.25;Columbia;13;19;Kennedy;7</w:t>
+        <w:t>A program egy strukturált .</w:t>
+      </w:r>
+      <w:proofErr w:type="spellStart"/>
+      <w:r>
+        <w:rPr>
+          <w:lang w:val="hu-HU"/>
+        </w:rPr>
+        <w:t>csv</w:t>
+      </w:r>
+      <w:proofErr w:type="spellEnd"/>
+      <w:r>
+        <w:rPr>
+          <w:lang w:val="hu-HU"/>
+        </w:rPr>
+        <w:t xml:space="preserve"> vagy .</w:t>
+      </w:r>
+      <w:proofErr w:type="spellStart"/>
+      <w:r>
+        <w:rPr>
+          <w:lang w:val="hu-HU"/>
+        </w:rPr>
+        <w:t>txt</w:t>
+      </w:r>
+      <w:proofErr w:type="spellEnd"/>
+      <w:r>
+        <w:rPr>
+          <w:lang w:val="hu-HU"/>
+        </w:rPr>
+        <w:t xml:space="preserve"> fájlból dolgozik:</w:t>
+      </w:r>
+    </w:p>
+    <w:p>
+      <w:pPr>
+        <w:rPr>
+          <w:lang w:val="hu-HU"/>
+        </w:rPr>
+      </w:pPr>
+      <w:r>
+        <w:rPr>
+          <w:lang w:val="hu-HU"/>
+        </w:rPr>
+        <w:t>STS-50;1992.06.</w:t>
+      </w:r>
+      <w:proofErr w:type="gramStart"/>
+      <w:r>
+        <w:rPr>
+          <w:lang w:val="hu-HU"/>
+        </w:rPr>
+        <w:t>25;Columbia</w:t>
+      </w:r>
+      <w:proofErr w:type="gramEnd"/>
+      <w:r>
+        <w:rPr>
+          <w:lang w:val="hu-HU"/>
+        </w:rPr>
+        <w:t>;13;</w:t>
+      </w:r>
+      <w:proofErr w:type="gramStart"/>
+      <w:r>
+        <w:rPr>
+          <w:lang w:val="hu-HU"/>
+        </w:rPr>
+        <w:t>19;Kennedy</w:t>
+      </w:r>
+      <w:proofErr w:type="gramEnd"/>
+      <w:r>
+        <w:rPr>
+          <w:lang w:val="hu-HU"/>
+        </w:rPr>
+        <w:t>;7</w:t>
       </w:r>
     </w:p>
     <w:p>
@@ -616,7 +747,25 @@
           <w:bCs/>
           <w:lang w:val="hu-HU"/>
         </w:rPr>
-        <w:t>2.2 Osztály (SpaceShuttle)</w:t>
+        <w:t>2.2 Osztály (</w:t>
+      </w:r>
+      <w:proofErr w:type="spellStart"/>
+      <w:r>
+        <w:rPr>
+          <w:b/>
+          <w:bCs/>
+          <w:lang w:val="hu-HU"/>
+        </w:rPr>
+        <w:t>SpaceShuttle</w:t>
+      </w:r>
+      <w:proofErr w:type="spellEnd"/>
+      <w:r>
+        <w:rPr>
+          <w:b/>
+          <w:bCs/>
+          <w:lang w:val="hu-HU"/>
+        </w:rPr>
+        <w:t>)</w:t>
       </w:r>
     </w:p>
     <w:p>
@@ -638,11 +787,49 @@
           <w:lang w:val="hu-HU"/>
         </w:rPr>
       </w:pPr>
-      <w:r>
-        <w:rPr>
-          <w:lang w:val="hu-HU"/>
-        </w:rPr>
-        <w:t>public SpaceShuttle(string sor)</w:t>
+      <w:proofErr w:type="spellStart"/>
+      <w:r>
+        <w:rPr>
+          <w:lang w:val="hu-HU"/>
+        </w:rPr>
+        <w:t>public</w:t>
+      </w:r>
+      <w:proofErr w:type="spellEnd"/>
+      <w:r>
+        <w:rPr>
+          <w:lang w:val="hu-HU"/>
+        </w:rPr>
+        <w:t xml:space="preserve"> </w:t>
+      </w:r>
+      <w:proofErr w:type="spellStart"/>
+      <w:proofErr w:type="gramStart"/>
+      <w:r>
+        <w:rPr>
+          <w:lang w:val="hu-HU"/>
+        </w:rPr>
+        <w:t>SpaceShuttle</w:t>
+      </w:r>
+      <w:proofErr w:type="spellEnd"/>
+      <w:r>
+        <w:rPr>
+          <w:lang w:val="hu-HU"/>
+        </w:rPr>
+        <w:t>(</w:t>
+      </w:r>
+      <w:proofErr w:type="spellStart"/>
+      <w:proofErr w:type="gramEnd"/>
+      <w:r>
+        <w:rPr>
+          <w:lang w:val="hu-HU"/>
+        </w:rPr>
+        <w:t>string</w:t>
+      </w:r>
+      <w:proofErr w:type="spellEnd"/>
+      <w:r>
+        <w:rPr>
+          <w:lang w:val="hu-HU"/>
+        </w:rPr>
+        <w:t xml:space="preserve"> sor)</w:t>
       </w:r>
     </w:p>
     <w:p>
@@ -668,11 +855,19 @@
           <w:lang w:val="hu-HU"/>
         </w:rPr>
       </w:pPr>
-      <w:r>
-        <w:rPr>
-          <w:lang w:val="hu-HU"/>
-        </w:rPr>
-        <w:t xml:space="preserve">kod </w:t>
+      <w:proofErr w:type="spellStart"/>
+      <w:r>
+        <w:rPr>
+          <w:lang w:val="hu-HU"/>
+        </w:rPr>
+        <w:t>kod</w:t>
+      </w:r>
+      <w:proofErr w:type="spellEnd"/>
+      <w:r>
+        <w:rPr>
+          <w:lang w:val="hu-HU"/>
+        </w:rPr>
+        <w:t xml:space="preserve"> </w:t>
       </w:r>
     </w:p>
     <w:p>
@@ -685,11 +880,19 @@
           <w:lang w:val="hu-HU"/>
         </w:rPr>
       </w:pPr>
-      <w:r>
-        <w:rPr>
-          <w:lang w:val="hu-HU"/>
-        </w:rPr>
-        <w:t xml:space="preserve">datum </w:t>
+      <w:proofErr w:type="spellStart"/>
+      <w:r>
+        <w:rPr>
+          <w:lang w:val="hu-HU"/>
+        </w:rPr>
+        <w:t>datum</w:t>
+      </w:r>
+      <w:proofErr w:type="spellEnd"/>
+      <w:r>
+        <w:rPr>
+          <w:lang w:val="hu-HU"/>
+        </w:rPr>
+        <w:t xml:space="preserve"> </w:t>
       </w:r>
     </w:p>
     <w:p>
@@ -702,11 +905,19 @@
           <w:lang w:val="hu-HU"/>
         </w:rPr>
       </w:pPr>
-      <w:r>
-        <w:rPr>
-          <w:lang w:val="hu-HU"/>
-        </w:rPr>
-        <w:t xml:space="preserve">ursiklo </w:t>
+      <w:proofErr w:type="spellStart"/>
+      <w:r>
+        <w:rPr>
+          <w:lang w:val="hu-HU"/>
+        </w:rPr>
+        <w:t>ursiklo</w:t>
+      </w:r>
+      <w:proofErr w:type="spellEnd"/>
+      <w:r>
+        <w:rPr>
+          <w:lang w:val="hu-HU"/>
+        </w:rPr>
+        <w:t xml:space="preserve"> </w:t>
       </w:r>
     </w:p>
     <w:p>
@@ -736,11 +947,19 @@
           <w:lang w:val="hu-HU"/>
         </w:rPr>
       </w:pPr>
-      <w:r>
-        <w:rPr>
-          <w:lang w:val="hu-HU"/>
-        </w:rPr>
-        <w:t xml:space="preserve">ora </w:t>
+      <w:proofErr w:type="spellStart"/>
+      <w:r>
+        <w:rPr>
+          <w:lang w:val="hu-HU"/>
+        </w:rPr>
+        <w:t>ora</w:t>
+      </w:r>
+      <w:proofErr w:type="spellEnd"/>
+      <w:r>
+        <w:rPr>
+          <w:lang w:val="hu-HU"/>
+        </w:rPr>
+        <w:t xml:space="preserve"> </w:t>
       </w:r>
     </w:p>
     <w:p>
@@ -753,11 +972,19 @@
           <w:lang w:val="hu-HU"/>
         </w:rPr>
       </w:pPr>
-      <w:r>
-        <w:rPr>
-          <w:lang w:val="hu-HU"/>
-        </w:rPr>
-        <w:t xml:space="preserve">urkozpont </w:t>
+      <w:proofErr w:type="spellStart"/>
+      <w:r>
+        <w:rPr>
+          <w:lang w:val="hu-HU"/>
+        </w:rPr>
+        <w:t>urkozpont</w:t>
+      </w:r>
+      <w:proofErr w:type="spellEnd"/>
+      <w:r>
+        <w:rPr>
+          <w:lang w:val="hu-HU"/>
+        </w:rPr>
+        <w:t xml:space="preserve"> </w:t>
       </w:r>
     </w:p>
     <w:p>
@@ -770,11 +997,19 @@
           <w:lang w:val="hu-HU"/>
         </w:rPr>
       </w:pPr>
-      <w:r>
-        <w:rPr>
-          <w:lang w:val="hu-HU"/>
-        </w:rPr>
-        <w:t xml:space="preserve">legenyseg </w:t>
+      <w:proofErr w:type="spellStart"/>
+      <w:r>
+        <w:rPr>
+          <w:lang w:val="hu-HU"/>
+        </w:rPr>
+        <w:t>legenyseg</w:t>
+      </w:r>
+      <w:proofErr w:type="spellEnd"/>
+      <w:r>
+        <w:rPr>
+          <w:lang w:val="hu-HU"/>
+        </w:rPr>
+        <w:t xml:space="preserve"> </w:t>
       </w:r>
     </w:p>
     <w:p>
@@ -837,11 +1072,33 @@
           <w:lang w:val="hu-HU"/>
         </w:rPr>
       </w:pPr>
-      <w:r>
-        <w:rPr>
-          <w:lang w:val="hu-HU"/>
-        </w:rPr>
-        <w:t>static List&lt;SpaceShuttle&gt; adatok</w:t>
+      <w:proofErr w:type="spellStart"/>
+      <w:r>
+        <w:rPr>
+          <w:lang w:val="hu-HU"/>
+        </w:rPr>
+        <w:t>static</w:t>
+      </w:r>
+      <w:proofErr w:type="spellEnd"/>
+      <w:r>
+        <w:rPr>
+          <w:lang w:val="hu-HU"/>
+        </w:rPr>
+        <w:t xml:space="preserve"> List&lt;</w:t>
+      </w:r>
+      <w:proofErr w:type="spellStart"/>
+      <w:r>
+        <w:rPr>
+          <w:lang w:val="hu-HU"/>
+        </w:rPr>
+        <w:t>SpaceShuttle</w:t>
+      </w:r>
+      <w:proofErr w:type="spellEnd"/>
+      <w:r>
+        <w:rPr>
+          <w:lang w:val="hu-HU"/>
+        </w:rPr>
+        <w:t>&gt; adatok</w:t>
       </w:r>
     </w:p>
     <w:p>
@@ -880,24 +1137,68 @@
           <w:lang w:val="hu-HU"/>
         </w:rPr>
       </w:pPr>
-      <w:r>
-        <w:rPr>
-          <w:lang w:val="hu-HU"/>
-        </w:rPr>
-        <w:t>static List&lt;string&gt; urhajok</w:t>
-      </w:r>
-    </w:p>
-    <w:p>
-      <w:pPr>
-        <w:rPr>
-          <w:lang w:val="hu-HU"/>
-        </w:rPr>
-      </w:pPr>
-      <w:r>
-        <w:rPr>
-          <w:lang w:val="hu-HU"/>
-        </w:rPr>
-        <w:t>→ ComboBox feltöltéshez (egyedi értékek)</w:t>
+      <w:proofErr w:type="spellStart"/>
+      <w:r>
+        <w:rPr>
+          <w:lang w:val="hu-HU"/>
+        </w:rPr>
+        <w:t>static</w:t>
+      </w:r>
+      <w:proofErr w:type="spellEnd"/>
+      <w:r>
+        <w:rPr>
+          <w:lang w:val="hu-HU"/>
+        </w:rPr>
+        <w:t xml:space="preserve"> List&lt;</w:t>
+      </w:r>
+      <w:proofErr w:type="spellStart"/>
+      <w:r>
+        <w:rPr>
+          <w:lang w:val="hu-HU"/>
+        </w:rPr>
+        <w:t>string</w:t>
+      </w:r>
+      <w:proofErr w:type="spellEnd"/>
+      <w:r>
+        <w:rPr>
+          <w:lang w:val="hu-HU"/>
+        </w:rPr>
+        <w:t xml:space="preserve">&gt; </w:t>
+      </w:r>
+      <w:proofErr w:type="spellStart"/>
+      <w:r>
+        <w:rPr>
+          <w:lang w:val="hu-HU"/>
+        </w:rPr>
+        <w:t>urhajok</w:t>
+      </w:r>
+      <w:proofErr w:type="spellEnd"/>
+    </w:p>
+    <w:p>
+      <w:pPr>
+        <w:rPr>
+          <w:lang w:val="hu-HU"/>
+        </w:rPr>
+      </w:pPr>
+      <w:r>
+        <w:rPr>
+          <w:lang w:val="hu-HU"/>
+        </w:rPr>
+        <w:t xml:space="preserve">→ </w:t>
+      </w:r>
+      <w:proofErr w:type="spellStart"/>
+      <w:r>
+        <w:rPr>
+          <w:lang w:val="hu-HU"/>
+        </w:rPr>
+        <w:t>ComboBox</w:t>
+      </w:r>
+      <w:proofErr w:type="spellEnd"/>
+      <w:r>
+        <w:rPr>
+          <w:lang w:val="hu-HU"/>
+        </w:rPr>
+        <w:t xml:space="preserve"> feltöltéshez (egyedi értékek)</w:t>
       </w:r>
     </w:p>
     <w:p>
@@ -923,24 +1224,68 @@
           <w:lang w:val="hu-HU"/>
         </w:rPr>
       </w:pPr>
-      <w:r>
-        <w:rPr>
-          <w:lang w:val="hu-HU"/>
-        </w:rPr>
-        <w:t>static List&lt;bool&gt; filters</w:t>
-      </w:r>
-    </w:p>
-    <w:p>
-      <w:pPr>
-        <w:rPr>
-          <w:lang w:val="hu-HU"/>
-        </w:rPr>
-      </w:pPr>
-      <w:r>
-        <w:rPr>
-          <w:lang w:val="hu-HU"/>
-        </w:rPr>
-        <w:t>→ CheckBox állapotok tárolása</w:t>
+      <w:proofErr w:type="spellStart"/>
+      <w:r>
+        <w:rPr>
+          <w:lang w:val="hu-HU"/>
+        </w:rPr>
+        <w:t>static</w:t>
+      </w:r>
+      <w:proofErr w:type="spellEnd"/>
+      <w:r>
+        <w:rPr>
+          <w:lang w:val="hu-HU"/>
+        </w:rPr>
+        <w:t xml:space="preserve"> List&lt;</w:t>
+      </w:r>
+      <w:proofErr w:type="spellStart"/>
+      <w:r>
+        <w:rPr>
+          <w:lang w:val="hu-HU"/>
+        </w:rPr>
+        <w:t>bool</w:t>
+      </w:r>
+      <w:proofErr w:type="spellEnd"/>
+      <w:r>
+        <w:rPr>
+          <w:lang w:val="hu-HU"/>
+        </w:rPr>
+        <w:t xml:space="preserve">&gt; </w:t>
+      </w:r>
+      <w:proofErr w:type="spellStart"/>
+      <w:r>
+        <w:rPr>
+          <w:lang w:val="hu-HU"/>
+        </w:rPr>
+        <w:t>filters</w:t>
+      </w:r>
+      <w:proofErr w:type="spellEnd"/>
+    </w:p>
+    <w:p>
+      <w:pPr>
+        <w:rPr>
+          <w:lang w:val="hu-HU"/>
+        </w:rPr>
+      </w:pPr>
+      <w:r>
+        <w:rPr>
+          <w:lang w:val="hu-HU"/>
+        </w:rPr>
+        <w:t xml:space="preserve">→ </w:t>
+      </w:r>
+      <w:proofErr w:type="spellStart"/>
+      <w:r>
+        <w:rPr>
+          <w:lang w:val="hu-HU"/>
+        </w:rPr>
+        <w:t>CheckBox</w:t>
+      </w:r>
+      <w:proofErr w:type="spellEnd"/>
+      <w:r>
+        <w:rPr>
+          <w:lang w:val="hu-HU"/>
+        </w:rPr>
+        <w:t xml:space="preserve"> állapotok tárolása</w:t>
       </w:r>
     </w:p>
     <w:p>
@@ -967,12 +1312,42 @@
           <w:lang w:val="hu-HU"/>
         </w:rPr>
       </w:pPr>
-      <w:r>
-        <w:rPr>
-          <w:lang w:val="hu-HU"/>
-        </w:rPr>
-        <w:t>static List&lt;string&gt; header</w:t>
-      </w:r>
+      <w:proofErr w:type="spellStart"/>
+      <w:r>
+        <w:rPr>
+          <w:lang w:val="hu-HU"/>
+        </w:rPr>
+        <w:t>static</w:t>
+      </w:r>
+      <w:proofErr w:type="spellEnd"/>
+      <w:r>
+        <w:rPr>
+          <w:lang w:val="hu-HU"/>
+        </w:rPr>
+        <w:t xml:space="preserve"> List&lt;</w:t>
+      </w:r>
+      <w:proofErr w:type="spellStart"/>
+      <w:r>
+        <w:rPr>
+          <w:lang w:val="hu-HU"/>
+        </w:rPr>
+        <w:t>string</w:t>
+      </w:r>
+      <w:proofErr w:type="spellEnd"/>
+      <w:r>
+        <w:rPr>
+          <w:lang w:val="hu-HU"/>
+        </w:rPr>
+        <w:t xml:space="preserve">&gt; </w:t>
+      </w:r>
+      <w:proofErr w:type="spellStart"/>
+      <w:r>
+        <w:rPr>
+          <w:lang w:val="hu-HU"/>
+        </w:rPr>
+        <w:t>header</w:t>
+      </w:r>
+      <w:proofErr w:type="spellEnd"/>
     </w:p>
     <w:p>
       <w:pPr>
@@ -1014,11 +1389,19 @@
           <w:lang w:val="hu-HU"/>
         </w:rPr>
       </w:pPr>
-      <w:r>
-        <w:rPr>
-          <w:lang w:val="hu-HU"/>
-        </w:rPr>
-        <w:t xml:space="preserve">FileName → mentési fájlnév </w:t>
+      <w:proofErr w:type="spellStart"/>
+      <w:r>
+        <w:rPr>
+          <w:lang w:val="hu-HU"/>
+        </w:rPr>
+        <w:t>FileName</w:t>
+      </w:r>
+      <w:proofErr w:type="spellEnd"/>
+      <w:r>
+        <w:rPr>
+          <w:lang w:val="hu-HU"/>
+        </w:rPr>
+        <w:t xml:space="preserve"> → mentési fájlnév </w:t>
       </w:r>
     </w:p>
     <w:p>
@@ -1031,11 +1414,19 @@
           <w:lang w:val="hu-HU"/>
         </w:rPr>
       </w:pPr>
-      <w:r>
-        <w:rPr>
-          <w:lang w:val="hu-HU"/>
-        </w:rPr>
-        <w:t xml:space="preserve">DestFolder → mentési mappa </w:t>
+      <w:proofErr w:type="spellStart"/>
+      <w:r>
+        <w:rPr>
+          <w:lang w:val="hu-HU"/>
+        </w:rPr>
+        <w:t>DestFolder</w:t>
+      </w:r>
+      <w:proofErr w:type="spellEnd"/>
+      <w:r>
+        <w:rPr>
+          <w:lang w:val="hu-HU"/>
+        </w:rPr>
+        <w:t xml:space="preserve"> → mentési mappa </w:t>
       </w:r>
     </w:p>
     <w:p>
@@ -1048,11 +1439,19 @@
           <w:lang w:val="hu-HU"/>
         </w:rPr>
       </w:pPr>
-      <w:r>
-        <w:rPr>
-          <w:lang w:val="hu-HU"/>
-        </w:rPr>
-        <w:t xml:space="preserve">selectedSpaceship → aktuális szűrés </w:t>
+      <w:proofErr w:type="spellStart"/>
+      <w:r>
+        <w:rPr>
+          <w:lang w:val="hu-HU"/>
+        </w:rPr>
+        <w:t>selectedSpaceship</w:t>
+      </w:r>
+      <w:proofErr w:type="spellEnd"/>
+      <w:r>
+        <w:rPr>
+          <w:lang w:val="hu-HU"/>
+        </w:rPr>
+        <w:t xml:space="preserve"> → aktuális szűrés </w:t>
       </w:r>
     </w:p>
     <w:p>
@@ -1102,11 +1501,101 @@
           <w:lang w:val="hu-HU"/>
         </w:rPr>
       </w:pPr>
-      <w:r>
-        <w:rPr>
-          <w:lang w:val="hu-HU"/>
-        </w:rPr>
-        <w:t>File.ReadAllLines(...).ToList().ForEach(x =&gt; adatok.Add(new SpaceShuttle(x)));</w:t>
+      <w:proofErr w:type="spellStart"/>
+      <w:r>
+        <w:rPr>
+          <w:lang w:val="hu-HU"/>
+        </w:rPr>
+        <w:t>File.ReadAllLines</w:t>
+      </w:r>
+      <w:proofErr w:type="spellEnd"/>
+      <w:proofErr w:type="gramStart"/>
+      <w:r>
+        <w:rPr>
+          <w:lang w:val="hu-HU"/>
+        </w:rPr>
+        <w:t>(...).</w:t>
+      </w:r>
+      <w:proofErr w:type="spellStart"/>
+      <w:r>
+        <w:rPr>
+          <w:lang w:val="hu-HU"/>
+        </w:rPr>
+        <w:t>ToList</w:t>
+      </w:r>
+      <w:proofErr w:type="spellEnd"/>
+      <w:proofErr w:type="gramEnd"/>
+      <w:r>
+        <w:rPr>
+          <w:lang w:val="hu-HU"/>
+        </w:rPr>
+        <w:t>(</w:t>
+      </w:r>
+      <w:proofErr w:type="gramStart"/>
+      <w:r>
+        <w:rPr>
+          <w:lang w:val="hu-HU"/>
+        </w:rPr>
+        <w:t>).</w:t>
+      </w:r>
+      <w:proofErr w:type="spellStart"/>
+      <w:r>
+        <w:rPr>
+          <w:lang w:val="hu-HU"/>
+        </w:rPr>
+        <w:t>ForEach</w:t>
+      </w:r>
+      <w:proofErr w:type="spellEnd"/>
+      <w:proofErr w:type="gramEnd"/>
+      <w:r>
+        <w:rPr>
+          <w:lang w:val="hu-HU"/>
+        </w:rPr>
+        <w:t xml:space="preserve">(x =&gt; </w:t>
+      </w:r>
+      <w:proofErr w:type="spellStart"/>
+      <w:proofErr w:type="gramStart"/>
+      <w:r>
+        <w:rPr>
+          <w:lang w:val="hu-HU"/>
+        </w:rPr>
+        <w:t>adatok.Add</w:t>
+      </w:r>
+      <w:proofErr w:type="spellEnd"/>
+      <w:proofErr w:type="gramEnd"/>
+      <w:r>
+        <w:rPr>
+          <w:lang w:val="hu-HU"/>
+        </w:rPr>
+        <w:t>(</w:t>
+      </w:r>
+      <w:proofErr w:type="spellStart"/>
+      <w:r>
+        <w:rPr>
+          <w:lang w:val="hu-HU"/>
+        </w:rPr>
+        <w:t>new</w:t>
+      </w:r>
+      <w:proofErr w:type="spellEnd"/>
+      <w:r>
+        <w:rPr>
+          <w:lang w:val="hu-HU"/>
+        </w:rPr>
+        <w:t xml:space="preserve"> </w:t>
+      </w:r>
+      <w:proofErr w:type="spellStart"/>
+      <w:r>
+        <w:rPr>
+          <w:lang w:val="hu-HU"/>
+        </w:rPr>
+        <w:t>SpaceShuttle</w:t>
+      </w:r>
+      <w:proofErr w:type="spellEnd"/>
+      <w:r>
+        <w:rPr>
+          <w:lang w:val="hu-HU"/>
+        </w:rPr>
+        <w:t>(x)));</w:t>
       </w:r>
     </w:p>
     <w:p>
@@ -1196,7 +1685,25 @@
           <w:bCs/>
           <w:lang w:val="hu-HU"/>
         </w:rPr>
-        <w:t>3.2 Dinamikus szűrés (CheckBox alapú)</w:t>
+        <w:t>3.2 Dinamikus szűrés (</w:t>
+      </w:r>
+      <w:proofErr w:type="spellStart"/>
+      <w:r>
+        <w:rPr>
+          <w:b/>
+          <w:bCs/>
+          <w:lang w:val="hu-HU"/>
+        </w:rPr>
+        <w:t>CheckBox</w:t>
+      </w:r>
+      <w:proofErr w:type="spellEnd"/>
+      <w:r>
+        <w:rPr>
+          <w:b/>
+          <w:bCs/>
+          <w:lang w:val="hu-HU"/>
+        </w:rPr>
+        <w:t xml:space="preserve"> alapú)</w:t>
       </w:r>
     </w:p>
     <w:p>
@@ -1218,11 +1725,33 @@
           <w:lang w:val="hu-HU"/>
         </w:rPr>
       </w:pPr>
-      <w:r>
-        <w:rPr>
-          <w:lang w:val="hu-HU"/>
-        </w:rPr>
-        <w:t>if (filters[i])</w:t>
+      <w:proofErr w:type="spellStart"/>
+      <w:r>
+        <w:rPr>
+          <w:lang w:val="hu-HU"/>
+        </w:rPr>
+        <w:t>if</w:t>
+      </w:r>
+      <w:proofErr w:type="spellEnd"/>
+      <w:r>
+        <w:rPr>
+          <w:lang w:val="hu-HU"/>
+        </w:rPr>
+        <w:t xml:space="preserve"> (</w:t>
+      </w:r>
+      <w:proofErr w:type="spellStart"/>
+      <w:r>
+        <w:rPr>
+          <w:lang w:val="hu-HU"/>
+        </w:rPr>
+        <w:t>filters</w:t>
+      </w:r>
+      <w:proofErr w:type="spellEnd"/>
+      <w:r>
+        <w:rPr>
+          <w:lang w:val="hu-HU"/>
+        </w:rPr>
+        <w:t>[i])</w:t>
       </w:r>
       <w:r>
         <w:rPr>
@@ -1236,21 +1765,85 @@
           <w:lang w:val="hu-HU"/>
         </w:rPr>
         <w:br/>
-        <w:t xml:space="preserve">    switch(i)</w:t>
+        <w:t xml:space="preserve">    </w:t>
+      </w:r>
+      <w:proofErr w:type="spellStart"/>
+      <w:r>
+        <w:rPr>
+          <w:lang w:val="hu-HU"/>
+        </w:rPr>
+        <w:t>switch</w:t>
+      </w:r>
+      <w:proofErr w:type="spellEnd"/>
+      <w:r>
+        <w:rPr>
+          <w:lang w:val="hu-HU"/>
+        </w:rPr>
+        <w:t>(i)</w:t>
       </w:r>
       <w:r>
         <w:rPr>
           <w:lang w:val="hu-HU"/>
         </w:rPr>
         <w:br/>
-        <w:t xml:space="preserve">    {</w:t>
-      </w:r>
+        <w:t xml:space="preserve"> </w:t>
+      </w:r>
+      <w:proofErr w:type="gramStart"/>
+      <w:r>
+        <w:rPr>
+          <w:lang w:val="hu-HU"/>
+        </w:rPr>
+        <w:t xml:space="preserve">   {</w:t>
+      </w:r>
+      <w:proofErr w:type="gramEnd"/>
       <w:r>
         <w:rPr>
           <w:lang w:val="hu-HU"/>
         </w:rPr>
         <w:br/>
-        <w:t xml:space="preserve">        case 0: customContent += item.kod;</w:t>
+        <w:t xml:space="preserve">        </w:t>
+      </w:r>
+      <w:proofErr w:type="spellStart"/>
+      <w:r>
+        <w:rPr>
+          <w:lang w:val="hu-HU"/>
+        </w:rPr>
+        <w:t>case</w:t>
+      </w:r>
+      <w:proofErr w:type="spellEnd"/>
+      <w:r>
+        <w:rPr>
+          <w:lang w:val="hu-HU"/>
+        </w:rPr>
+        <w:t xml:space="preserve"> 0: </w:t>
+      </w:r>
+      <w:proofErr w:type="spellStart"/>
+      <w:r>
+        <w:rPr>
+          <w:lang w:val="hu-HU"/>
+        </w:rPr>
+        <w:t>customContent</w:t>
+      </w:r>
+      <w:proofErr w:type="spellEnd"/>
+      <w:r>
+        <w:rPr>
+          <w:lang w:val="hu-HU"/>
+        </w:rPr>
+        <w:t xml:space="preserve"> += </w:t>
+      </w:r>
+      <w:proofErr w:type="spellStart"/>
+      <w:r>
+        <w:rPr>
+          <w:lang w:val="hu-HU"/>
+        </w:rPr>
+        <w:t>item.kod</w:t>
+      </w:r>
+      <w:proofErr w:type="spellEnd"/>
+      <w:r>
+        <w:rPr>
+          <w:lang w:val="hu-HU"/>
+        </w:rPr>
+        <w:t>;</w:t>
       </w:r>
       <w:r>
         <w:rPr>
@@ -1264,8 +1857,16 @@
           <w:lang w:val="hu-HU"/>
         </w:rPr>
         <w:br/>
-        <w:t xml:space="preserve">    }</w:t>
-      </w:r>
+        <w:t xml:space="preserve">  </w:t>
+      </w:r>
+      <w:proofErr w:type="gramStart"/>
+      <w:r>
+        <w:rPr>
+          <w:lang w:val="hu-HU"/>
+        </w:rPr>
+        <w:t xml:space="preserve">  }</w:t>
+      </w:r>
+      <w:proofErr w:type="gramEnd"/>
       <w:r>
         <w:rPr>
           <w:lang w:val="hu-HU"/>
@@ -1303,7 +1904,35 @@
         <w:rPr>
           <w:lang w:val="hu-HU"/>
         </w:rPr>
-        <w:t xml:space="preserve">index-alapú mapping (CheckBox ↔ adat) </w:t>
+        <w:t xml:space="preserve">index-alapú </w:t>
+      </w:r>
+      <w:proofErr w:type="spellStart"/>
+      <w:r>
+        <w:rPr>
+          <w:lang w:val="hu-HU"/>
+        </w:rPr>
+        <w:t>mapping</w:t>
+      </w:r>
+      <w:proofErr w:type="spellEnd"/>
+      <w:r>
+        <w:rPr>
+          <w:lang w:val="hu-HU"/>
+        </w:rPr>
+        <w:t xml:space="preserve"> (</w:t>
+      </w:r>
+      <w:proofErr w:type="spellStart"/>
+      <w:r>
+        <w:rPr>
+          <w:lang w:val="hu-HU"/>
+        </w:rPr>
+        <w:t>CheckBox</w:t>
+      </w:r>
+      <w:proofErr w:type="spellEnd"/>
+      <w:r>
+        <w:rPr>
+          <w:lang w:val="hu-HU"/>
+        </w:rPr>
+        <w:t xml:space="preserve"> ↔ adat) </w:t>
       </w:r>
     </w:p>
     <w:p>
@@ -1345,20 +1974,76 @@
           <w:lang w:val="hu-HU"/>
         </w:rPr>
         <w:lastRenderedPageBreak/>
-        <w:t>3.3 Szűrés ComboBox alapján</w:t>
-      </w:r>
-    </w:p>
-    <w:p>
-      <w:pPr>
-        <w:rPr>
-          <w:lang w:val="hu-HU"/>
-        </w:rPr>
-      </w:pPr>
-      <w:r>
-        <w:rPr>
-          <w:lang w:val="hu-HU"/>
-        </w:rPr>
-        <w:t>if (item.ursiklo == selected)</w:t>
+        <w:t xml:space="preserve">3.3 Szűrés </w:t>
+      </w:r>
+      <w:proofErr w:type="spellStart"/>
+      <w:r>
+        <w:rPr>
+          <w:b/>
+          <w:bCs/>
+          <w:lang w:val="hu-HU"/>
+        </w:rPr>
+        <w:t>ComboBox</w:t>
+      </w:r>
+      <w:proofErr w:type="spellEnd"/>
+      <w:r>
+        <w:rPr>
+          <w:b/>
+          <w:bCs/>
+          <w:lang w:val="hu-HU"/>
+        </w:rPr>
+        <w:t xml:space="preserve"> alapján</w:t>
+      </w:r>
+    </w:p>
+    <w:p>
+      <w:pPr>
+        <w:rPr>
+          <w:lang w:val="hu-HU"/>
+        </w:rPr>
+      </w:pPr>
+      <w:proofErr w:type="spellStart"/>
+      <w:r>
+        <w:rPr>
+          <w:lang w:val="hu-HU"/>
+        </w:rPr>
+        <w:t>if</w:t>
+      </w:r>
+      <w:proofErr w:type="spellEnd"/>
+      <w:r>
+        <w:rPr>
+          <w:lang w:val="hu-HU"/>
+        </w:rPr>
+        <w:t xml:space="preserve"> (</w:t>
+      </w:r>
+      <w:proofErr w:type="spellStart"/>
+      <w:proofErr w:type="gramStart"/>
+      <w:r>
+        <w:rPr>
+          <w:lang w:val="hu-HU"/>
+        </w:rPr>
+        <w:t>item.ursiklo</w:t>
+      </w:r>
+      <w:proofErr w:type="spellEnd"/>
+      <w:proofErr w:type="gramEnd"/>
+      <w:r>
+        <w:rPr>
+          <w:lang w:val="hu-HU"/>
+        </w:rPr>
+        <w:t xml:space="preserve"> == </w:t>
+      </w:r>
+      <w:proofErr w:type="spellStart"/>
+      <w:r>
+        <w:rPr>
+          <w:lang w:val="hu-HU"/>
+        </w:rPr>
+        <w:t>selected</w:t>
+      </w:r>
+      <w:proofErr w:type="spellEnd"/>
+      <w:r>
+        <w:rPr>
+          <w:lang w:val="hu-HU"/>
+        </w:rPr>
+        <w:t>)</w:t>
       </w:r>
     </w:p>
     <w:p>
@@ -1421,11 +2106,37 @@
           <w:lang w:val="hu-HU"/>
         </w:rPr>
       </w:pPr>
-      <w:r>
-        <w:rPr>
-          <w:lang w:val="hu-HU"/>
-        </w:rPr>
-        <w:t>adatok.Sum(x =&gt; x.legenyseg)</w:t>
+      <w:proofErr w:type="spellStart"/>
+      <w:proofErr w:type="gramStart"/>
+      <w:r>
+        <w:rPr>
+          <w:lang w:val="hu-HU"/>
+        </w:rPr>
+        <w:t>adatok.Sum</w:t>
+      </w:r>
+      <w:proofErr w:type="spellEnd"/>
+      <w:proofErr w:type="gramEnd"/>
+      <w:r>
+        <w:rPr>
+          <w:lang w:val="hu-HU"/>
+        </w:rPr>
+        <w:t xml:space="preserve">(x =&gt; </w:t>
+      </w:r>
+      <w:proofErr w:type="spellStart"/>
+      <w:proofErr w:type="gramStart"/>
+      <w:r>
+        <w:rPr>
+          <w:lang w:val="hu-HU"/>
+        </w:rPr>
+        <w:t>x.legenyseg</w:t>
+      </w:r>
+      <w:proofErr w:type="spellEnd"/>
+      <w:proofErr w:type="gramEnd"/>
+      <w:r>
+        <w:rPr>
+          <w:lang w:val="hu-HU"/>
+        </w:rPr>
+        <w:t>)</w:t>
       </w:r>
     </w:p>
     <w:p>
@@ -1451,11 +2162,81 @@
           <w:lang w:val="hu-HU"/>
         </w:rPr>
       </w:pPr>
-      <w:r>
-        <w:rPr>
-          <w:lang w:val="hu-HU"/>
-        </w:rPr>
-        <w:t>adatok.OrderBy(x =&gt; x.nap).ThenBy(x =&gt; x.ora).LastOrDefault();</w:t>
+      <w:proofErr w:type="spellStart"/>
+      <w:proofErr w:type="gramStart"/>
+      <w:r>
+        <w:rPr>
+          <w:lang w:val="hu-HU"/>
+        </w:rPr>
+        <w:t>adatok.OrderBy</w:t>
+      </w:r>
+      <w:proofErr w:type="spellEnd"/>
+      <w:proofErr w:type="gramEnd"/>
+      <w:r>
+        <w:rPr>
+          <w:lang w:val="hu-HU"/>
+        </w:rPr>
+        <w:t xml:space="preserve">(x =&gt; </w:t>
+      </w:r>
+      <w:proofErr w:type="spellStart"/>
+      <w:r>
+        <w:rPr>
+          <w:lang w:val="hu-HU"/>
+        </w:rPr>
+        <w:t>x.nap</w:t>
+      </w:r>
+      <w:proofErr w:type="spellEnd"/>
+      <w:proofErr w:type="gramStart"/>
+      <w:r>
+        <w:rPr>
+          <w:lang w:val="hu-HU"/>
+        </w:rPr>
+        <w:t>).</w:t>
+      </w:r>
+      <w:proofErr w:type="spellStart"/>
+      <w:r>
+        <w:rPr>
+          <w:lang w:val="hu-HU"/>
+        </w:rPr>
+        <w:t>ThenBy</w:t>
+      </w:r>
+      <w:proofErr w:type="spellEnd"/>
+      <w:proofErr w:type="gramEnd"/>
+      <w:r>
+        <w:rPr>
+          <w:lang w:val="hu-HU"/>
+        </w:rPr>
+        <w:t xml:space="preserve">(x =&gt; </w:t>
+      </w:r>
+      <w:proofErr w:type="spellStart"/>
+      <w:r>
+        <w:rPr>
+          <w:lang w:val="hu-HU"/>
+        </w:rPr>
+        <w:t>x.ora</w:t>
+      </w:r>
+      <w:proofErr w:type="spellEnd"/>
+      <w:proofErr w:type="gramStart"/>
+      <w:r>
+        <w:rPr>
+          <w:lang w:val="hu-HU"/>
+        </w:rPr>
+        <w:t>).</w:t>
+      </w:r>
+      <w:proofErr w:type="spellStart"/>
+      <w:r>
+        <w:rPr>
+          <w:lang w:val="hu-HU"/>
+        </w:rPr>
+        <w:t>LastOrDefault</w:t>
+      </w:r>
+      <w:proofErr w:type="spellEnd"/>
+      <w:proofErr w:type="gramEnd"/>
+      <w:r>
+        <w:rPr>
+          <w:lang w:val="hu-HU"/>
+        </w:rPr>
+        <w:t>();</w:t>
       </w:r>
     </w:p>
     <w:p>
@@ -1485,7 +2266,49 @@
         <w:rPr>
           <w:lang w:val="hu-HU"/>
         </w:rPr>
-        <w:t>(Math.Round((kennedy / landedStation) * 100))</w:t>
+        <w:t>(</w:t>
+      </w:r>
+      <w:proofErr w:type="spellStart"/>
+      <w:r>
+        <w:rPr>
+          <w:lang w:val="hu-HU"/>
+        </w:rPr>
+        <w:t>Math.Round</w:t>
+      </w:r>
+      <w:proofErr w:type="spellEnd"/>
+      <w:r>
+        <w:rPr>
+          <w:lang w:val="hu-HU"/>
+        </w:rPr>
+        <w:t>((</w:t>
+      </w:r>
+      <w:proofErr w:type="spellStart"/>
+      <w:r>
+        <w:rPr>
+          <w:lang w:val="hu-HU"/>
+        </w:rPr>
+        <w:t>kennedy</w:t>
+      </w:r>
+      <w:proofErr w:type="spellEnd"/>
+      <w:r>
+        <w:rPr>
+          <w:lang w:val="hu-HU"/>
+        </w:rPr>
+        <w:t xml:space="preserve"> / </w:t>
+      </w:r>
+      <w:proofErr w:type="spellStart"/>
+      <w:r>
+        <w:rPr>
+          <w:lang w:val="hu-HU"/>
+        </w:rPr>
+        <w:t>landedStation</w:t>
+      </w:r>
+      <w:proofErr w:type="spellEnd"/>
+      <w:r>
+        <w:rPr>
+          <w:lang w:val="hu-HU"/>
+        </w:rPr>
+        <w:t>) * 100))</w:t>
       </w:r>
     </w:p>
     <w:p>
@@ -1518,11 +2341,55 @@
           <w:lang w:val="hu-HU"/>
         </w:rPr>
       </w:pPr>
-      <w:r>
-        <w:rPr>
-          <w:lang w:val="hu-HU"/>
-        </w:rPr>
-        <w:t>if (item.datum.StartsWith(year))</w:t>
+      <w:proofErr w:type="spellStart"/>
+      <w:r>
+        <w:rPr>
+          <w:lang w:val="hu-HU"/>
+        </w:rPr>
+        <w:t>if</w:t>
+      </w:r>
+      <w:proofErr w:type="spellEnd"/>
+      <w:r>
+        <w:rPr>
+          <w:lang w:val="hu-HU"/>
+        </w:rPr>
+        <w:t xml:space="preserve"> (</w:t>
+      </w:r>
+      <w:proofErr w:type="spellStart"/>
+      <w:proofErr w:type="gramStart"/>
+      <w:r>
+        <w:rPr>
+          <w:lang w:val="hu-HU"/>
+        </w:rPr>
+        <w:t>item.datum</w:t>
+      </w:r>
+      <w:proofErr w:type="gramEnd"/>
+      <w:r>
+        <w:rPr>
+          <w:lang w:val="hu-HU"/>
+        </w:rPr>
+        <w:t>.StartsWith</w:t>
+      </w:r>
+      <w:proofErr w:type="spellEnd"/>
+      <w:r>
+        <w:rPr>
+          <w:lang w:val="hu-HU"/>
+        </w:rPr>
+        <w:t>(</w:t>
+      </w:r>
+      <w:proofErr w:type="spellStart"/>
+      <w:r>
+        <w:rPr>
+          <w:lang w:val="hu-HU"/>
+        </w:rPr>
+        <w:t>year</w:t>
+      </w:r>
+      <w:proofErr w:type="spellEnd"/>
+      <w:r>
+        <w:rPr>
+          <w:lang w:val="hu-HU"/>
+        </w:rPr>
+        <w:t>))</w:t>
       </w:r>
     </w:p>
     <w:p>
@@ -1548,11 +2415,19 @@
           <w:lang w:val="hu-HU"/>
         </w:rPr>
       </w:pPr>
-      <w:r>
-        <w:rPr>
-          <w:lang w:val="hu-HU"/>
-        </w:rPr>
-        <w:t xml:space="preserve">split → év kivétele </w:t>
+      <w:proofErr w:type="spellStart"/>
+      <w:r>
+        <w:rPr>
+          <w:lang w:val="hu-HU"/>
+        </w:rPr>
+        <w:t>split</w:t>
+      </w:r>
+      <w:proofErr w:type="spellEnd"/>
+      <w:r>
+        <w:rPr>
+          <w:lang w:val="hu-HU"/>
+        </w:rPr>
+        <w:t xml:space="preserve"> → év kivétele </w:t>
       </w:r>
     </w:p>
     <w:p>
@@ -1602,11 +2477,61 @@
           <w:lang w:val="hu-HU"/>
         </w:rPr>
       </w:pPr>
-      <w:r>
-        <w:rPr>
-          <w:lang w:val="hu-HU"/>
-        </w:rPr>
-        <w:t>StreamWriter sw = new StreamWriter(...);</w:t>
+      <w:proofErr w:type="spellStart"/>
+      <w:r>
+        <w:rPr>
+          <w:lang w:val="hu-HU"/>
+        </w:rPr>
+        <w:t>StreamWriter</w:t>
+      </w:r>
+      <w:proofErr w:type="spellEnd"/>
+      <w:r>
+        <w:rPr>
+          <w:lang w:val="hu-HU"/>
+        </w:rPr>
+        <w:t xml:space="preserve"> </w:t>
+      </w:r>
+      <w:proofErr w:type="spellStart"/>
+      <w:r>
+        <w:rPr>
+          <w:lang w:val="hu-HU"/>
+        </w:rPr>
+        <w:t>sw</w:t>
+      </w:r>
+      <w:proofErr w:type="spellEnd"/>
+      <w:r>
+        <w:rPr>
+          <w:lang w:val="hu-HU"/>
+        </w:rPr>
+        <w:t xml:space="preserve"> = </w:t>
+      </w:r>
+      <w:proofErr w:type="spellStart"/>
+      <w:r>
+        <w:rPr>
+          <w:lang w:val="hu-HU"/>
+        </w:rPr>
+        <w:t>new</w:t>
+      </w:r>
+      <w:proofErr w:type="spellEnd"/>
+      <w:r>
+        <w:rPr>
+          <w:lang w:val="hu-HU"/>
+        </w:rPr>
+        <w:t xml:space="preserve"> </w:t>
+      </w:r>
+      <w:proofErr w:type="spellStart"/>
+      <w:r>
+        <w:rPr>
+          <w:lang w:val="hu-HU"/>
+        </w:rPr>
+        <w:t>StreamWriter</w:t>
+      </w:r>
+      <w:proofErr w:type="spellEnd"/>
+      <w:r>
+        <w:rPr>
+          <w:lang w:val="hu-HU"/>
+        </w:rPr>
+        <w:t>(...);</w:t>
       </w:r>
     </w:p>
     <w:p>
@@ -1640,7 +2565,21 @@
         <w:rPr>
           <w:lang w:val="hu-HU"/>
         </w:rPr>
-        <w:t xml:space="preserve">vagy listBox tartalom mentése </w:t>
+        <w:t xml:space="preserve">vagy </w:t>
+      </w:r>
+      <w:proofErr w:type="spellStart"/>
+      <w:r>
+        <w:rPr>
+          <w:lang w:val="hu-HU"/>
+        </w:rPr>
+        <w:t>listBox</w:t>
+      </w:r>
+      <w:proofErr w:type="spellEnd"/>
+      <w:r>
+        <w:rPr>
+          <w:lang w:val="hu-HU"/>
+        </w:rPr>
+        <w:t xml:space="preserve"> tartalom mentése </w:t>
       </w:r>
     </w:p>
     <w:p>
@@ -2047,11 +2986,19 @@
                 <w:lang w:val="hu-HU"/>
               </w:rPr>
             </w:pPr>
+            <w:proofErr w:type="spellStart"/>
             <w:r>
               <w:rPr>
                 <w:lang w:val="hu-HU"/>
               </w:rPr>
-              <w:t>checkbox kikapcsol</w:t>
+              <w:t>checkbox</w:t>
+            </w:r>
+            <w:proofErr w:type="spellEnd"/>
+            <w:r>
+              <w:rPr>
+                <w:lang w:val="hu-HU"/>
+              </w:rPr>
+              <w:t xml:space="preserve"> kikapcsol</w:t>
             </w:r>
           </w:p>
         </w:tc>
@@ -2502,8 +3449,16 @@
               <w:rPr>
                 <w:lang w:val="hu-HU"/>
               </w:rPr>
-              <w:t>csak listBox</w:t>
+              <w:t xml:space="preserve">csak </w:t>
             </w:r>
+            <w:proofErr w:type="spellStart"/>
+            <w:r>
+              <w:rPr>
+                <w:lang w:val="hu-HU"/>
+              </w:rPr>
+              <w:t>listBox</w:t>
+            </w:r>
+            <w:proofErr w:type="spellEnd"/>
           </w:p>
         </w:tc>
       </w:tr>
@@ -2740,7 +3695,21 @@
         <w:rPr>
           <w:lang w:val="hu-HU"/>
         </w:rPr>
-        <w:t xml:space="preserve">reszponzív layout </w:t>
+        <w:t xml:space="preserve">reszponzív </w:t>
+      </w:r>
+      <w:proofErr w:type="spellStart"/>
+      <w:r>
+        <w:rPr>
+          <w:lang w:val="hu-HU"/>
+        </w:rPr>
+        <w:t>layout</w:t>
+      </w:r>
+      <w:proofErr w:type="spellEnd"/>
+      <w:r>
+        <w:rPr>
+          <w:lang w:val="hu-HU"/>
+        </w:rPr>
+        <w:t xml:space="preserve"> </w:t>
       </w:r>
     </w:p>
     <w:p>
@@ -2810,11 +3779,19 @@
           <w:lang w:val="hu-HU"/>
         </w:rPr>
       </w:pPr>
-      <w:r>
-        <w:rPr>
-          <w:lang w:val="hu-HU"/>
-        </w:rPr>
-        <w:t xml:space="preserve">try-catch blokkok </w:t>
+      <w:proofErr w:type="spellStart"/>
+      <w:r>
+        <w:rPr>
+          <w:lang w:val="hu-HU"/>
+        </w:rPr>
+        <w:t>try-catch</w:t>
+      </w:r>
+      <w:proofErr w:type="spellEnd"/>
+      <w:r>
+        <w:rPr>
+          <w:lang w:val="hu-HU"/>
+        </w:rPr>
+        <w:t xml:space="preserve"> blokkok </w:t>
       </w:r>
     </w:p>
     <w:p>
@@ -2844,11 +3821,19 @@
           <w:lang w:val="hu-HU"/>
         </w:rPr>
       </w:pPr>
-      <w:r>
-        <w:rPr>
-          <w:lang w:val="hu-HU"/>
-        </w:rPr>
-        <w:t xml:space="preserve">logging rendszer </w:t>
+      <w:proofErr w:type="spellStart"/>
+      <w:r>
+        <w:rPr>
+          <w:lang w:val="hu-HU"/>
+        </w:rPr>
+        <w:t>logging</w:t>
+      </w:r>
+      <w:proofErr w:type="spellEnd"/>
+      <w:r>
+        <w:rPr>
+          <w:lang w:val="hu-HU"/>
+        </w:rPr>
+        <w:t xml:space="preserve"> rendszer </w:t>
       </w:r>
     </w:p>
     <w:p>
@@ -2885,7 +3870,21 @@
         <w:rPr>
           <w:lang w:val="hu-HU"/>
         </w:rPr>
-        <w:t>A program egy jól strukturált, objektumorientált WinForms alkalmazás, amely:</w:t>
+        <w:t xml:space="preserve">A program egy jól strukturált, objektumorientált </w:t>
+      </w:r>
+      <w:proofErr w:type="spellStart"/>
+      <w:r>
+        <w:rPr>
+          <w:lang w:val="hu-HU"/>
+        </w:rPr>
+        <w:t>WinForms</w:t>
+      </w:r>
+      <w:proofErr w:type="spellEnd"/>
+      <w:r>
+        <w:rPr>
+          <w:lang w:val="hu-HU"/>
+        </w:rPr>
+        <w:t xml:space="preserve"> alkalmazás, amely:</w:t>
       </w:r>
     </w:p>
     <w:p>
@@ -3123,7 +4122,35 @@
         <w:rPr>
           <w:lang w:val="hu-HU"/>
         </w:rPr>
-        <w:t>A program célja a Space Shuttle űrsikló-küldetések adatainak feldolgozása, megjelenítése és elemzése egy grafikus felületen.</w:t>
+        <w:t xml:space="preserve">A program célja a </w:t>
+      </w:r>
+      <w:proofErr w:type="spellStart"/>
+      <w:r>
+        <w:rPr>
+          <w:lang w:val="hu-HU"/>
+        </w:rPr>
+        <w:t>Space</w:t>
+      </w:r>
+      <w:proofErr w:type="spellEnd"/>
+      <w:r>
+        <w:rPr>
+          <w:lang w:val="hu-HU"/>
+        </w:rPr>
+        <w:t xml:space="preserve"> </w:t>
+      </w:r>
+      <w:proofErr w:type="spellStart"/>
+      <w:r>
+        <w:rPr>
+          <w:lang w:val="hu-HU"/>
+        </w:rPr>
+        <w:t>Shuttle</w:t>
+      </w:r>
+      <w:proofErr w:type="spellEnd"/>
+      <w:r>
+        <w:rPr>
+          <w:lang w:val="hu-HU"/>
+        </w:rPr>
+        <w:t xml:space="preserve"> űrsikló-küldetések adatainak feldolgozása, megjelenítése és elemzése egy grafikus felületen.</w:t>
       </w:r>
     </w:p>
     <w:p>
@@ -3263,7 +4290,63 @@
         <w:rPr>
           <w:lang w:val="hu-HU"/>
         </w:rPr>
-        <w:t xml:space="preserve">A program egy Windows Forms alkalmazás, amely listBox, comboBox, checkBox és egyéb vezérlőelemek segítségével </w:t>
+        <w:t xml:space="preserve">A program egy Windows </w:t>
+      </w:r>
+      <w:proofErr w:type="spellStart"/>
+      <w:r>
+        <w:rPr>
+          <w:lang w:val="hu-HU"/>
+        </w:rPr>
+        <w:t>Forms</w:t>
+      </w:r>
+      <w:proofErr w:type="spellEnd"/>
+      <w:r>
+        <w:rPr>
+          <w:lang w:val="hu-HU"/>
+        </w:rPr>
+        <w:t xml:space="preserve"> alkalmazás, amely </w:t>
+      </w:r>
+      <w:proofErr w:type="spellStart"/>
+      <w:r>
+        <w:rPr>
+          <w:lang w:val="hu-HU"/>
+        </w:rPr>
+        <w:t>listBox</w:t>
+      </w:r>
+      <w:proofErr w:type="spellEnd"/>
+      <w:r>
+        <w:rPr>
+          <w:lang w:val="hu-HU"/>
+        </w:rPr>
+        <w:t xml:space="preserve">, </w:t>
+      </w:r>
+      <w:proofErr w:type="spellStart"/>
+      <w:r>
+        <w:rPr>
+          <w:lang w:val="hu-HU"/>
+        </w:rPr>
+        <w:t>comboBox</w:t>
+      </w:r>
+      <w:proofErr w:type="spellEnd"/>
+      <w:r>
+        <w:rPr>
+          <w:lang w:val="hu-HU"/>
+        </w:rPr>
+        <w:t xml:space="preserve">, </w:t>
+      </w:r>
+      <w:proofErr w:type="spellStart"/>
+      <w:r>
+        <w:rPr>
+          <w:lang w:val="hu-HU"/>
+        </w:rPr>
+        <w:t>checkBox</w:t>
+      </w:r>
+      <w:proofErr w:type="spellEnd"/>
+      <w:r>
+        <w:rPr>
+          <w:lang w:val="hu-HU"/>
+        </w:rPr>
+        <w:t xml:space="preserve"> és egyéb vezérlőelemek segítségével </w:t>
       </w:r>
       <w:r>
         <w:rPr>
@@ -3412,7 +4495,21 @@
         <w:rPr>
           <w:lang w:val="hu-HU"/>
         </w:rPr>
-        <w:t xml:space="preserve">.NET Framework (WinForms futtatásához) </w:t>
+        <w:t>.NET Framework (</w:t>
+      </w:r>
+      <w:proofErr w:type="spellStart"/>
+      <w:r>
+        <w:rPr>
+          <w:lang w:val="hu-HU"/>
+        </w:rPr>
+        <w:t>WinForms</w:t>
+      </w:r>
+      <w:proofErr w:type="spellEnd"/>
+      <w:r>
+        <w:rPr>
+          <w:lang w:val="hu-HU"/>
+        </w:rPr>
+        <w:t xml:space="preserve"> futtatásához) </w:t>
       </w:r>
     </w:p>
     <w:p>
@@ -3429,7 +4526,21 @@
         <w:rPr>
           <w:lang w:val="hu-HU"/>
         </w:rPr>
-        <w:t xml:space="preserve">A program futtatható .exe formában </w:t>
+        <w:t>A program futtatható .</w:t>
+      </w:r>
+      <w:proofErr w:type="spellStart"/>
+      <w:r>
+        <w:rPr>
+          <w:lang w:val="hu-HU"/>
+        </w:rPr>
+        <w:t>exe</w:t>
+      </w:r>
+      <w:proofErr w:type="spellEnd"/>
+      <w:r>
+        <w:rPr>
+          <w:lang w:val="hu-HU"/>
+        </w:rPr>
+        <w:t xml:space="preserve"> formában </w:t>
       </w:r>
     </w:p>
     <w:p>
@@ -3645,7 +4756,35 @@
         <w:rPr>
           <w:lang w:val="hu-HU"/>
         </w:rPr>
-        <w:t xml:space="preserve">Válassza ki a .txt vagy .csv fájlt </w:t>
+        <w:t>Válassza ki a .</w:t>
+      </w:r>
+      <w:proofErr w:type="spellStart"/>
+      <w:r>
+        <w:rPr>
+          <w:lang w:val="hu-HU"/>
+        </w:rPr>
+        <w:t>txt</w:t>
+      </w:r>
+      <w:proofErr w:type="spellEnd"/>
+      <w:r>
+        <w:rPr>
+          <w:lang w:val="hu-HU"/>
+        </w:rPr>
+        <w:t xml:space="preserve"> vagy .</w:t>
+      </w:r>
+      <w:proofErr w:type="spellStart"/>
+      <w:r>
+        <w:rPr>
+          <w:lang w:val="hu-HU"/>
+        </w:rPr>
+        <w:t>csv</w:t>
+      </w:r>
+      <w:proofErr w:type="spellEnd"/>
+      <w:r>
+        <w:rPr>
+          <w:lang w:val="hu-HU"/>
+        </w:rPr>
+        <w:t xml:space="preserve"> fájlt </w:t>
       </w:r>
     </w:p>
     <w:p>
@@ -3688,7 +4827,35 @@
         <w:rPr>
           <w:lang w:val="hu-HU"/>
         </w:rPr>
-        <w:t>STS-50;1992.06.25;Columbia;13;19;Kennedy;7</w:t>
+        <w:t>STS-50;1992.06.</w:t>
+      </w:r>
+      <w:proofErr w:type="gramStart"/>
+      <w:r>
+        <w:rPr>
+          <w:lang w:val="hu-HU"/>
+        </w:rPr>
+        <w:t>25;Columbia</w:t>
+      </w:r>
+      <w:proofErr w:type="gramEnd"/>
+      <w:r>
+        <w:rPr>
+          <w:lang w:val="hu-HU"/>
+        </w:rPr>
+        <w:t>;13;</w:t>
+      </w:r>
+      <w:proofErr w:type="gramStart"/>
+      <w:r>
+        <w:rPr>
+          <w:lang w:val="hu-HU"/>
+        </w:rPr>
+        <w:t>19;Kennedy</w:t>
+      </w:r>
+      <w:proofErr w:type="gramEnd"/>
+      <w:r>
+        <w:rPr>
+          <w:lang w:val="hu-HU"/>
+        </w:rPr>
+        <w:t>;7</w:t>
       </w:r>
     </w:p>
     <w:p>
@@ -3868,7 +5035,43 @@
           <w:bCs/>
           <w:lang w:val="hu-HU"/>
         </w:rPr>
-        <w:t>4.3 Szűrés (CheckBox + ComboBox)</w:t>
+        <w:t>4.3 Szűrés (</w:t>
+      </w:r>
+      <w:proofErr w:type="spellStart"/>
+      <w:r>
+        <w:rPr>
+          <w:b/>
+          <w:bCs/>
+          <w:lang w:val="hu-HU"/>
+        </w:rPr>
+        <w:t>CheckBox</w:t>
+      </w:r>
+      <w:proofErr w:type="spellEnd"/>
+      <w:r>
+        <w:rPr>
+          <w:b/>
+          <w:bCs/>
+          <w:lang w:val="hu-HU"/>
+        </w:rPr>
+        <w:t xml:space="preserve"> + </w:t>
+      </w:r>
+      <w:proofErr w:type="spellStart"/>
+      <w:r>
+        <w:rPr>
+          <w:b/>
+          <w:bCs/>
+          <w:lang w:val="hu-HU"/>
+        </w:rPr>
+        <w:t>ComboBox</w:t>
+      </w:r>
+      <w:proofErr w:type="spellEnd"/>
+      <w:r>
+        <w:rPr>
+          <w:b/>
+          <w:bCs/>
+          <w:lang w:val="hu-HU"/>
+        </w:rPr>
+        <w:t>)</w:t>
       </w:r>
     </w:p>
     <w:p>
@@ -3898,11 +5101,19 @@
           <w:lang w:val="hu-HU"/>
         </w:rPr>
       </w:pPr>
-      <w:r>
-        <w:rPr>
-          <w:lang w:val="hu-HU"/>
-        </w:rPr>
-        <w:t xml:space="preserve">ComboBox segítségével választható: </w:t>
+      <w:proofErr w:type="spellStart"/>
+      <w:r>
+        <w:rPr>
+          <w:lang w:val="hu-HU"/>
+        </w:rPr>
+        <w:t>ComboBox</w:t>
+      </w:r>
+      <w:proofErr w:type="spellEnd"/>
+      <w:r>
+        <w:rPr>
+          <w:lang w:val="hu-HU"/>
+        </w:rPr>
+        <w:t xml:space="preserve"> segítségével választható: </w:t>
       </w:r>
     </w:p>
     <w:p>
@@ -3966,11 +5177,19 @@
           <w:lang w:val="hu-HU"/>
         </w:rPr>
       </w:pPr>
-      <w:r>
-        <w:rPr>
-          <w:lang w:val="hu-HU"/>
-        </w:rPr>
-        <w:t xml:space="preserve">CheckBox-okkal kiválasztható, mely adatok jelenjenek meg: </w:t>
+      <w:proofErr w:type="spellStart"/>
+      <w:r>
+        <w:rPr>
+          <w:lang w:val="hu-HU"/>
+        </w:rPr>
+        <w:t>CheckBox</w:t>
+      </w:r>
+      <w:proofErr w:type="spellEnd"/>
+      <w:r>
+        <w:rPr>
+          <w:lang w:val="hu-HU"/>
+        </w:rPr>
+        <w:t xml:space="preserve">-okkal kiválasztható, mely adatok jelenjenek meg: </w:t>
       </w:r>
     </w:p>
     <w:p>
@@ -5161,6 +6380,1985 @@
       </w:r>
     </w:p>
     <w:p/>
+    <w:p>
+      <w:pPr>
+        <w:rPr>
+          <w:b/>
+          <w:bCs/>
+          <w:lang w:val="hu-HU"/>
+        </w:rPr>
+      </w:pPr>
+      <w:r>
+        <w:rPr>
+          <w:b/>
+          <w:bCs/>
+          <w:lang w:val="hu-HU"/>
+        </w:rPr>
+        <w:t xml:space="preserve">English </w:t>
+      </w:r>
+      <w:proofErr w:type="spellStart"/>
+      <w:r>
+        <w:rPr>
+          <w:b/>
+          <w:bCs/>
+          <w:lang w:val="hu-HU"/>
+        </w:rPr>
+        <w:t>Summary</w:t>
+      </w:r>
+      <w:proofErr w:type="spellEnd"/>
+    </w:p>
+    <w:p>
+      <w:pPr>
+        <w:rPr>
+          <w:lang w:val="hu-HU"/>
+        </w:rPr>
+      </w:pPr>
+      <w:r>
+        <w:rPr>
+          <w:lang w:val="hu-HU"/>
+        </w:rPr>
+        <w:t xml:space="preserve">The </w:t>
+      </w:r>
+      <w:proofErr w:type="spellStart"/>
+      <w:r>
+        <w:rPr>
+          <w:lang w:val="hu-HU"/>
+        </w:rPr>
+        <w:t>Space</w:t>
+      </w:r>
+      <w:proofErr w:type="spellEnd"/>
+      <w:r>
+        <w:rPr>
+          <w:lang w:val="hu-HU"/>
+        </w:rPr>
+        <w:t xml:space="preserve"> </w:t>
+      </w:r>
+      <w:proofErr w:type="spellStart"/>
+      <w:r>
+        <w:rPr>
+          <w:lang w:val="hu-HU"/>
+        </w:rPr>
+        <w:t>Shuttle</w:t>
+      </w:r>
+      <w:proofErr w:type="spellEnd"/>
+      <w:r>
+        <w:rPr>
+          <w:lang w:val="hu-HU"/>
+        </w:rPr>
+        <w:t xml:space="preserve"> </w:t>
+      </w:r>
+      <w:proofErr w:type="spellStart"/>
+      <w:r>
+        <w:rPr>
+          <w:lang w:val="hu-HU"/>
+        </w:rPr>
+        <w:t>application</w:t>
+      </w:r>
+      <w:proofErr w:type="spellEnd"/>
+      <w:r>
+        <w:rPr>
+          <w:lang w:val="hu-HU"/>
+        </w:rPr>
+        <w:t xml:space="preserve"> is a Windows </w:t>
+      </w:r>
+      <w:proofErr w:type="spellStart"/>
+      <w:r>
+        <w:rPr>
+          <w:lang w:val="hu-HU"/>
+        </w:rPr>
+        <w:t>Forms-based</w:t>
+      </w:r>
+      <w:proofErr w:type="spellEnd"/>
+      <w:r>
+        <w:rPr>
+          <w:lang w:val="hu-HU"/>
+        </w:rPr>
+        <w:t xml:space="preserve"> program </w:t>
+      </w:r>
+      <w:proofErr w:type="spellStart"/>
+      <w:r>
+        <w:rPr>
+          <w:lang w:val="hu-HU"/>
+        </w:rPr>
+        <w:t>developed</w:t>
+      </w:r>
+      <w:proofErr w:type="spellEnd"/>
+      <w:r>
+        <w:rPr>
+          <w:lang w:val="hu-HU"/>
+        </w:rPr>
+        <w:t xml:space="preserve"> in C# </w:t>
+      </w:r>
+      <w:proofErr w:type="spellStart"/>
+      <w:r>
+        <w:rPr>
+          <w:lang w:val="hu-HU"/>
+        </w:rPr>
+        <w:t>for</w:t>
+      </w:r>
+      <w:proofErr w:type="spellEnd"/>
+      <w:r>
+        <w:rPr>
+          <w:lang w:val="hu-HU"/>
+        </w:rPr>
+        <w:t xml:space="preserve"> </w:t>
+      </w:r>
+      <w:proofErr w:type="spellStart"/>
+      <w:r>
+        <w:rPr>
+          <w:lang w:val="hu-HU"/>
+        </w:rPr>
+        <w:t>processing</w:t>
+      </w:r>
+      <w:proofErr w:type="spellEnd"/>
+      <w:r>
+        <w:rPr>
+          <w:lang w:val="hu-HU"/>
+        </w:rPr>
+        <w:t xml:space="preserve"> and </w:t>
+      </w:r>
+      <w:proofErr w:type="spellStart"/>
+      <w:r>
+        <w:rPr>
+          <w:lang w:val="hu-HU"/>
+        </w:rPr>
+        <w:t>analyzing</w:t>
+      </w:r>
+      <w:proofErr w:type="spellEnd"/>
+      <w:r>
+        <w:rPr>
+          <w:lang w:val="hu-HU"/>
+        </w:rPr>
+        <w:t xml:space="preserve"> </w:t>
+      </w:r>
+      <w:proofErr w:type="spellStart"/>
+      <w:r>
+        <w:rPr>
+          <w:lang w:val="hu-HU"/>
+        </w:rPr>
+        <w:t>mission</w:t>
+      </w:r>
+      <w:proofErr w:type="spellEnd"/>
+      <w:r>
+        <w:rPr>
+          <w:lang w:val="hu-HU"/>
+        </w:rPr>
+        <w:t xml:space="preserve"> </w:t>
+      </w:r>
+      <w:proofErr w:type="spellStart"/>
+      <w:r>
+        <w:rPr>
+          <w:lang w:val="hu-HU"/>
+        </w:rPr>
+        <w:t>data</w:t>
+      </w:r>
+      <w:proofErr w:type="spellEnd"/>
+      <w:r>
+        <w:rPr>
+          <w:lang w:val="hu-HU"/>
+        </w:rPr>
+        <w:t xml:space="preserve"> of </w:t>
+      </w:r>
+      <w:proofErr w:type="spellStart"/>
+      <w:r>
+        <w:rPr>
+          <w:lang w:val="hu-HU"/>
+        </w:rPr>
+        <w:t>the</w:t>
+      </w:r>
+      <w:proofErr w:type="spellEnd"/>
+      <w:r>
+        <w:rPr>
+          <w:lang w:val="hu-HU"/>
+        </w:rPr>
+        <w:t xml:space="preserve"> NASA </w:t>
+      </w:r>
+      <w:proofErr w:type="spellStart"/>
+      <w:r>
+        <w:rPr>
+          <w:lang w:val="hu-HU"/>
+        </w:rPr>
+        <w:t>Space</w:t>
+      </w:r>
+      <w:proofErr w:type="spellEnd"/>
+      <w:r>
+        <w:rPr>
+          <w:lang w:val="hu-HU"/>
+        </w:rPr>
+        <w:t xml:space="preserve"> </w:t>
+      </w:r>
+      <w:proofErr w:type="spellStart"/>
+      <w:r>
+        <w:rPr>
+          <w:lang w:val="hu-HU"/>
+        </w:rPr>
+        <w:t>Shuttle</w:t>
+      </w:r>
+      <w:proofErr w:type="spellEnd"/>
+      <w:r>
+        <w:rPr>
+          <w:lang w:val="hu-HU"/>
+        </w:rPr>
+        <w:t xml:space="preserve"> program. The main </w:t>
+      </w:r>
+      <w:proofErr w:type="spellStart"/>
+      <w:r>
+        <w:rPr>
+          <w:lang w:val="hu-HU"/>
+        </w:rPr>
+        <w:t>purpose</w:t>
+      </w:r>
+      <w:proofErr w:type="spellEnd"/>
+      <w:r>
+        <w:rPr>
+          <w:lang w:val="hu-HU"/>
+        </w:rPr>
+        <w:t xml:space="preserve"> of </w:t>
+      </w:r>
+      <w:proofErr w:type="spellStart"/>
+      <w:r>
+        <w:rPr>
+          <w:lang w:val="hu-HU"/>
+        </w:rPr>
+        <w:t>the</w:t>
+      </w:r>
+      <w:proofErr w:type="spellEnd"/>
+      <w:r>
+        <w:rPr>
+          <w:lang w:val="hu-HU"/>
+        </w:rPr>
+        <w:t xml:space="preserve"> </w:t>
+      </w:r>
+      <w:proofErr w:type="spellStart"/>
+      <w:r>
+        <w:rPr>
+          <w:lang w:val="hu-HU"/>
+        </w:rPr>
+        <w:t>application</w:t>
+      </w:r>
+      <w:proofErr w:type="spellEnd"/>
+      <w:r>
+        <w:rPr>
+          <w:lang w:val="hu-HU"/>
+        </w:rPr>
+        <w:t xml:space="preserve"> is </w:t>
+      </w:r>
+      <w:proofErr w:type="spellStart"/>
+      <w:r>
+        <w:rPr>
+          <w:lang w:val="hu-HU"/>
+        </w:rPr>
+        <w:t>to</w:t>
+      </w:r>
+      <w:proofErr w:type="spellEnd"/>
+      <w:r>
+        <w:rPr>
+          <w:lang w:val="hu-HU"/>
+        </w:rPr>
+        <w:t xml:space="preserve"> </w:t>
+      </w:r>
+      <w:proofErr w:type="spellStart"/>
+      <w:r>
+        <w:rPr>
+          <w:lang w:val="hu-HU"/>
+        </w:rPr>
+        <w:t>load</w:t>
+      </w:r>
+      <w:proofErr w:type="spellEnd"/>
+      <w:r>
+        <w:rPr>
+          <w:lang w:val="hu-HU"/>
+        </w:rPr>
+        <w:t xml:space="preserve"> </w:t>
+      </w:r>
+      <w:proofErr w:type="spellStart"/>
+      <w:r>
+        <w:rPr>
+          <w:lang w:val="hu-HU"/>
+        </w:rPr>
+        <w:t>mission</w:t>
+      </w:r>
+      <w:proofErr w:type="spellEnd"/>
+      <w:r>
+        <w:rPr>
+          <w:lang w:val="hu-HU"/>
+        </w:rPr>
+        <w:t xml:space="preserve"> </w:t>
+      </w:r>
+      <w:proofErr w:type="spellStart"/>
+      <w:r>
+        <w:rPr>
+          <w:lang w:val="hu-HU"/>
+        </w:rPr>
+        <w:t>data</w:t>
+      </w:r>
+      <w:proofErr w:type="spellEnd"/>
+      <w:r>
+        <w:rPr>
+          <w:lang w:val="hu-HU"/>
+        </w:rPr>
+        <w:t xml:space="preserve"> </w:t>
+      </w:r>
+      <w:proofErr w:type="spellStart"/>
+      <w:r>
+        <w:rPr>
+          <w:lang w:val="hu-HU"/>
+        </w:rPr>
+        <w:t>from</w:t>
+      </w:r>
+      <w:proofErr w:type="spellEnd"/>
+      <w:r>
+        <w:rPr>
+          <w:lang w:val="hu-HU"/>
+        </w:rPr>
+        <w:t xml:space="preserve"> a </w:t>
+      </w:r>
+      <w:proofErr w:type="spellStart"/>
+      <w:r>
+        <w:rPr>
+          <w:lang w:val="hu-HU"/>
+        </w:rPr>
+        <w:t>structured</w:t>
+      </w:r>
+      <w:proofErr w:type="spellEnd"/>
+      <w:r>
+        <w:rPr>
+          <w:lang w:val="hu-HU"/>
+        </w:rPr>
+        <w:t xml:space="preserve"> file, display </w:t>
+      </w:r>
+      <w:proofErr w:type="spellStart"/>
+      <w:r>
+        <w:rPr>
+          <w:lang w:val="hu-HU"/>
+        </w:rPr>
+        <w:t>it</w:t>
+      </w:r>
+      <w:proofErr w:type="spellEnd"/>
+      <w:r>
+        <w:rPr>
+          <w:lang w:val="hu-HU"/>
+        </w:rPr>
+        <w:t xml:space="preserve"> in a </w:t>
+      </w:r>
+      <w:proofErr w:type="spellStart"/>
+      <w:r>
+        <w:rPr>
+          <w:lang w:val="hu-HU"/>
+        </w:rPr>
+        <w:t>user-friendly</w:t>
+      </w:r>
+      <w:proofErr w:type="spellEnd"/>
+      <w:r>
+        <w:rPr>
+          <w:lang w:val="hu-HU"/>
+        </w:rPr>
+        <w:t xml:space="preserve"> </w:t>
+      </w:r>
+      <w:proofErr w:type="spellStart"/>
+      <w:r>
+        <w:rPr>
+          <w:lang w:val="hu-HU"/>
+        </w:rPr>
+        <w:t>graphical</w:t>
+      </w:r>
+      <w:proofErr w:type="spellEnd"/>
+      <w:r>
+        <w:rPr>
+          <w:lang w:val="hu-HU"/>
+        </w:rPr>
+        <w:t xml:space="preserve"> </w:t>
+      </w:r>
+      <w:proofErr w:type="spellStart"/>
+      <w:r>
+        <w:rPr>
+          <w:lang w:val="hu-HU"/>
+        </w:rPr>
+        <w:t>interface</w:t>
+      </w:r>
+      <w:proofErr w:type="spellEnd"/>
+      <w:r>
+        <w:rPr>
+          <w:lang w:val="hu-HU"/>
+        </w:rPr>
+        <w:t xml:space="preserve">, and </w:t>
+      </w:r>
+      <w:proofErr w:type="spellStart"/>
+      <w:r>
+        <w:rPr>
+          <w:lang w:val="hu-HU"/>
+        </w:rPr>
+        <w:t>provide</w:t>
+      </w:r>
+      <w:proofErr w:type="spellEnd"/>
+      <w:r>
+        <w:rPr>
+          <w:lang w:val="hu-HU"/>
+        </w:rPr>
+        <w:t xml:space="preserve"> </w:t>
+      </w:r>
+      <w:proofErr w:type="spellStart"/>
+      <w:r>
+        <w:rPr>
+          <w:lang w:val="hu-HU"/>
+        </w:rPr>
+        <w:t>various</w:t>
+      </w:r>
+      <w:proofErr w:type="spellEnd"/>
+      <w:r>
+        <w:rPr>
+          <w:lang w:val="hu-HU"/>
+        </w:rPr>
+        <w:t xml:space="preserve"> filtering and </w:t>
+      </w:r>
+      <w:proofErr w:type="spellStart"/>
+      <w:r>
+        <w:rPr>
+          <w:lang w:val="hu-HU"/>
+        </w:rPr>
+        <w:t>statistical</w:t>
+      </w:r>
+      <w:proofErr w:type="spellEnd"/>
+      <w:r>
+        <w:rPr>
+          <w:lang w:val="hu-HU"/>
+        </w:rPr>
+        <w:t xml:space="preserve"> </w:t>
+      </w:r>
+      <w:proofErr w:type="spellStart"/>
+      <w:r>
+        <w:rPr>
+          <w:lang w:val="hu-HU"/>
+        </w:rPr>
+        <w:t>analysis</w:t>
+      </w:r>
+      <w:proofErr w:type="spellEnd"/>
+      <w:r>
+        <w:rPr>
+          <w:lang w:val="hu-HU"/>
+        </w:rPr>
+        <w:t xml:space="preserve"> </w:t>
+      </w:r>
+      <w:proofErr w:type="spellStart"/>
+      <w:r>
+        <w:rPr>
+          <w:lang w:val="hu-HU"/>
+        </w:rPr>
+        <w:t>options</w:t>
+      </w:r>
+      <w:proofErr w:type="spellEnd"/>
+      <w:r>
+        <w:rPr>
+          <w:lang w:val="hu-HU"/>
+        </w:rPr>
+        <w:t>.</w:t>
+      </w:r>
+    </w:p>
+    <w:p>
+      <w:pPr>
+        <w:rPr>
+          <w:lang w:val="hu-HU"/>
+        </w:rPr>
+      </w:pPr>
+      <w:r>
+        <w:rPr>
+          <w:lang w:val="hu-HU"/>
+        </w:rPr>
+        <w:lastRenderedPageBreak/>
+        <w:t xml:space="preserve">The program </w:t>
+      </w:r>
+      <w:proofErr w:type="spellStart"/>
+      <w:r>
+        <w:rPr>
+          <w:lang w:val="hu-HU"/>
+        </w:rPr>
+        <w:t>allows</w:t>
+      </w:r>
+      <w:proofErr w:type="spellEnd"/>
+      <w:r>
+        <w:rPr>
+          <w:lang w:val="hu-HU"/>
+        </w:rPr>
+        <w:t xml:space="preserve"> </w:t>
+      </w:r>
+      <w:proofErr w:type="spellStart"/>
+      <w:r>
+        <w:rPr>
+          <w:lang w:val="hu-HU"/>
+        </w:rPr>
+        <w:t>users</w:t>
+      </w:r>
+      <w:proofErr w:type="spellEnd"/>
+      <w:r>
+        <w:rPr>
+          <w:lang w:val="hu-HU"/>
+        </w:rPr>
+        <w:t xml:space="preserve"> </w:t>
+      </w:r>
+      <w:proofErr w:type="spellStart"/>
+      <w:r>
+        <w:rPr>
+          <w:lang w:val="hu-HU"/>
+        </w:rPr>
+        <w:t>to</w:t>
+      </w:r>
+      <w:proofErr w:type="spellEnd"/>
+      <w:r>
+        <w:rPr>
+          <w:lang w:val="hu-HU"/>
+        </w:rPr>
+        <w:t>:</w:t>
+      </w:r>
+    </w:p>
+    <w:p>
+      <w:pPr>
+        <w:numPr>
+          <w:ilvl w:val="0"/>
+          <w:numId w:val="45"/>
+        </w:numPr>
+        <w:rPr>
+          <w:lang w:val="hu-HU"/>
+        </w:rPr>
+      </w:pPr>
+      <w:r>
+        <w:rPr>
+          <w:lang w:val="hu-HU"/>
+        </w:rPr>
+        <w:t xml:space="preserve">import </w:t>
+      </w:r>
+      <w:proofErr w:type="spellStart"/>
+      <w:r>
+        <w:rPr>
+          <w:lang w:val="hu-HU"/>
+        </w:rPr>
+        <w:t>mission</w:t>
+      </w:r>
+      <w:proofErr w:type="spellEnd"/>
+      <w:r>
+        <w:rPr>
+          <w:lang w:val="hu-HU"/>
+        </w:rPr>
+        <w:t xml:space="preserve"> </w:t>
+      </w:r>
+      <w:proofErr w:type="spellStart"/>
+      <w:r>
+        <w:rPr>
+          <w:lang w:val="hu-HU"/>
+        </w:rPr>
+        <w:t>data</w:t>
+      </w:r>
+      <w:proofErr w:type="spellEnd"/>
+      <w:r>
+        <w:rPr>
+          <w:lang w:val="hu-HU"/>
+        </w:rPr>
+        <w:t xml:space="preserve"> </w:t>
+      </w:r>
+      <w:proofErr w:type="spellStart"/>
+      <w:r>
+        <w:rPr>
+          <w:lang w:val="hu-HU"/>
+        </w:rPr>
+        <w:t>from</w:t>
+      </w:r>
+      <w:proofErr w:type="spellEnd"/>
+      <w:r>
+        <w:rPr>
+          <w:lang w:val="hu-HU"/>
+        </w:rPr>
+        <w:t xml:space="preserve"> a CSV </w:t>
+      </w:r>
+      <w:proofErr w:type="spellStart"/>
+      <w:r>
+        <w:rPr>
+          <w:lang w:val="hu-HU"/>
+        </w:rPr>
+        <w:t>or</w:t>
+      </w:r>
+      <w:proofErr w:type="spellEnd"/>
+      <w:r>
+        <w:rPr>
+          <w:lang w:val="hu-HU"/>
+        </w:rPr>
+        <w:t xml:space="preserve"> text file, </w:t>
+      </w:r>
+    </w:p>
+    <w:p>
+      <w:pPr>
+        <w:numPr>
+          <w:ilvl w:val="0"/>
+          <w:numId w:val="45"/>
+        </w:numPr>
+        <w:rPr>
+          <w:lang w:val="hu-HU"/>
+        </w:rPr>
+      </w:pPr>
+      <w:r>
+        <w:rPr>
+          <w:lang w:val="hu-HU"/>
+        </w:rPr>
+        <w:t xml:space="preserve">display and filter </w:t>
+      </w:r>
+      <w:proofErr w:type="spellStart"/>
+      <w:r>
+        <w:rPr>
+          <w:lang w:val="hu-HU"/>
+        </w:rPr>
+        <w:t>the</w:t>
+      </w:r>
+      <w:proofErr w:type="spellEnd"/>
+      <w:r>
+        <w:rPr>
+          <w:lang w:val="hu-HU"/>
+        </w:rPr>
+        <w:t xml:space="preserve"> </w:t>
+      </w:r>
+      <w:proofErr w:type="spellStart"/>
+      <w:r>
+        <w:rPr>
+          <w:lang w:val="hu-HU"/>
+        </w:rPr>
+        <w:t>data</w:t>
+      </w:r>
+      <w:proofErr w:type="spellEnd"/>
+      <w:r>
+        <w:rPr>
+          <w:lang w:val="hu-HU"/>
+        </w:rPr>
+        <w:t xml:space="preserve"> </w:t>
+      </w:r>
+      <w:proofErr w:type="spellStart"/>
+      <w:r>
+        <w:rPr>
+          <w:lang w:val="hu-HU"/>
+        </w:rPr>
+        <w:t>dynamically</w:t>
+      </w:r>
+      <w:proofErr w:type="spellEnd"/>
+      <w:r>
+        <w:rPr>
+          <w:lang w:val="hu-HU"/>
+        </w:rPr>
+        <w:t xml:space="preserve">, </w:t>
+      </w:r>
+    </w:p>
+    <w:p>
+      <w:pPr>
+        <w:numPr>
+          <w:ilvl w:val="0"/>
+          <w:numId w:val="45"/>
+        </w:numPr>
+        <w:rPr>
+          <w:lang w:val="hu-HU"/>
+        </w:rPr>
+      </w:pPr>
+      <w:proofErr w:type="spellStart"/>
+      <w:r>
+        <w:rPr>
+          <w:lang w:val="hu-HU"/>
+        </w:rPr>
+        <w:t>calculate</w:t>
+      </w:r>
+      <w:proofErr w:type="spellEnd"/>
+      <w:r>
+        <w:rPr>
+          <w:lang w:val="hu-HU"/>
+        </w:rPr>
+        <w:t xml:space="preserve"> </w:t>
+      </w:r>
+      <w:proofErr w:type="spellStart"/>
+      <w:r>
+        <w:rPr>
+          <w:lang w:val="hu-HU"/>
+        </w:rPr>
+        <w:t>key</w:t>
+      </w:r>
+      <w:proofErr w:type="spellEnd"/>
+      <w:r>
+        <w:rPr>
+          <w:lang w:val="hu-HU"/>
+        </w:rPr>
+        <w:t xml:space="preserve"> </w:t>
+      </w:r>
+      <w:proofErr w:type="spellStart"/>
+      <w:r>
+        <w:rPr>
+          <w:lang w:val="hu-HU"/>
+        </w:rPr>
+        <w:t>statistics</w:t>
+      </w:r>
+      <w:proofErr w:type="spellEnd"/>
+      <w:r>
+        <w:rPr>
+          <w:lang w:val="hu-HU"/>
+        </w:rPr>
+        <w:t xml:space="preserve"> </w:t>
+      </w:r>
+      <w:proofErr w:type="spellStart"/>
+      <w:r>
+        <w:rPr>
+          <w:lang w:val="hu-HU"/>
+        </w:rPr>
+        <w:t>such</w:t>
+      </w:r>
+      <w:proofErr w:type="spellEnd"/>
+      <w:r>
+        <w:rPr>
+          <w:lang w:val="hu-HU"/>
+        </w:rPr>
+        <w:t xml:space="preserve"> </w:t>
+      </w:r>
+      <w:proofErr w:type="spellStart"/>
+      <w:r>
+        <w:rPr>
+          <w:lang w:val="hu-HU"/>
+        </w:rPr>
+        <w:t>as</w:t>
+      </w:r>
+      <w:proofErr w:type="spellEnd"/>
+      <w:r>
+        <w:rPr>
+          <w:lang w:val="hu-HU"/>
+        </w:rPr>
+        <w:t xml:space="preserve"> </w:t>
+      </w:r>
+      <w:proofErr w:type="spellStart"/>
+      <w:r>
+        <w:rPr>
+          <w:lang w:val="hu-HU"/>
+        </w:rPr>
+        <w:t>total</w:t>
+      </w:r>
+      <w:proofErr w:type="spellEnd"/>
+      <w:r>
+        <w:rPr>
+          <w:lang w:val="hu-HU"/>
+        </w:rPr>
+        <w:t xml:space="preserve"> </w:t>
+      </w:r>
+      <w:proofErr w:type="spellStart"/>
+      <w:r>
+        <w:rPr>
+          <w:lang w:val="hu-HU"/>
+        </w:rPr>
+        <w:t>missions</w:t>
+      </w:r>
+      <w:proofErr w:type="spellEnd"/>
+      <w:r>
+        <w:rPr>
+          <w:lang w:val="hu-HU"/>
+        </w:rPr>
+        <w:t xml:space="preserve">, </w:t>
+      </w:r>
+      <w:proofErr w:type="spellStart"/>
+      <w:r>
+        <w:rPr>
+          <w:lang w:val="hu-HU"/>
+        </w:rPr>
+        <w:t>total</w:t>
+      </w:r>
+      <w:proofErr w:type="spellEnd"/>
+      <w:r>
+        <w:rPr>
+          <w:lang w:val="hu-HU"/>
+        </w:rPr>
+        <w:t xml:space="preserve"> </w:t>
+      </w:r>
+      <w:proofErr w:type="spellStart"/>
+      <w:r>
+        <w:rPr>
+          <w:lang w:val="hu-HU"/>
+        </w:rPr>
+        <w:t>crew</w:t>
+      </w:r>
+      <w:proofErr w:type="spellEnd"/>
+      <w:r>
+        <w:rPr>
+          <w:lang w:val="hu-HU"/>
+        </w:rPr>
+        <w:t xml:space="preserve"> </w:t>
+      </w:r>
+      <w:proofErr w:type="spellStart"/>
+      <w:r>
+        <w:rPr>
+          <w:lang w:val="hu-HU"/>
+        </w:rPr>
+        <w:t>members</w:t>
+      </w:r>
+      <w:proofErr w:type="spellEnd"/>
+      <w:r>
+        <w:rPr>
+          <w:lang w:val="hu-HU"/>
+        </w:rPr>
+        <w:t xml:space="preserve">, and </w:t>
+      </w:r>
+      <w:proofErr w:type="spellStart"/>
+      <w:r>
+        <w:rPr>
+          <w:lang w:val="hu-HU"/>
+        </w:rPr>
+        <w:t>landing</w:t>
+      </w:r>
+      <w:proofErr w:type="spellEnd"/>
+      <w:r>
+        <w:rPr>
+          <w:lang w:val="hu-HU"/>
+        </w:rPr>
+        <w:t xml:space="preserve"> ratios, </w:t>
+      </w:r>
+    </w:p>
+    <w:p>
+      <w:pPr>
+        <w:numPr>
+          <w:ilvl w:val="0"/>
+          <w:numId w:val="45"/>
+        </w:numPr>
+        <w:rPr>
+          <w:lang w:val="hu-HU"/>
+        </w:rPr>
+      </w:pPr>
+      <w:proofErr w:type="spellStart"/>
+      <w:r>
+        <w:rPr>
+          <w:lang w:val="hu-HU"/>
+        </w:rPr>
+        <w:t>search</w:t>
+      </w:r>
+      <w:proofErr w:type="spellEnd"/>
+      <w:r>
+        <w:rPr>
+          <w:lang w:val="hu-HU"/>
+        </w:rPr>
+        <w:t xml:space="preserve"> </w:t>
+      </w:r>
+      <w:proofErr w:type="spellStart"/>
+      <w:r>
+        <w:rPr>
+          <w:lang w:val="hu-HU"/>
+        </w:rPr>
+        <w:t>missions</w:t>
+      </w:r>
+      <w:proofErr w:type="spellEnd"/>
+      <w:r>
+        <w:rPr>
+          <w:lang w:val="hu-HU"/>
+        </w:rPr>
+        <w:t xml:space="preserve"> </w:t>
+      </w:r>
+      <w:proofErr w:type="spellStart"/>
+      <w:r>
+        <w:rPr>
+          <w:lang w:val="hu-HU"/>
+        </w:rPr>
+        <w:t>by</w:t>
+      </w:r>
+      <w:proofErr w:type="spellEnd"/>
+      <w:r>
+        <w:rPr>
+          <w:lang w:val="hu-HU"/>
+        </w:rPr>
+        <w:t xml:space="preserve"> a </w:t>
+      </w:r>
+      <w:proofErr w:type="spellStart"/>
+      <w:r>
+        <w:rPr>
+          <w:lang w:val="hu-HU"/>
+        </w:rPr>
+        <w:t>specific</w:t>
+      </w:r>
+      <w:proofErr w:type="spellEnd"/>
+      <w:r>
+        <w:rPr>
+          <w:lang w:val="hu-HU"/>
+        </w:rPr>
+        <w:t xml:space="preserve"> </w:t>
+      </w:r>
+      <w:proofErr w:type="spellStart"/>
+      <w:r>
+        <w:rPr>
+          <w:lang w:val="hu-HU"/>
+        </w:rPr>
+        <w:t>year</w:t>
+      </w:r>
+      <w:proofErr w:type="spellEnd"/>
+      <w:r>
+        <w:rPr>
+          <w:lang w:val="hu-HU"/>
+        </w:rPr>
+        <w:t xml:space="preserve">, </w:t>
+      </w:r>
+    </w:p>
+    <w:p>
+      <w:pPr>
+        <w:numPr>
+          <w:ilvl w:val="0"/>
+          <w:numId w:val="45"/>
+        </w:numPr>
+        <w:rPr>
+          <w:lang w:val="hu-HU"/>
+        </w:rPr>
+      </w:pPr>
+      <w:r>
+        <w:rPr>
+          <w:lang w:val="hu-HU"/>
+        </w:rPr>
+        <w:t xml:space="preserve">export </w:t>
+      </w:r>
+      <w:proofErr w:type="spellStart"/>
+      <w:r>
+        <w:rPr>
+          <w:lang w:val="hu-HU"/>
+        </w:rPr>
+        <w:t>either</w:t>
+      </w:r>
+      <w:proofErr w:type="spellEnd"/>
+      <w:r>
+        <w:rPr>
+          <w:lang w:val="hu-HU"/>
+        </w:rPr>
+        <w:t xml:space="preserve"> </w:t>
+      </w:r>
+      <w:proofErr w:type="spellStart"/>
+      <w:r>
+        <w:rPr>
+          <w:lang w:val="hu-HU"/>
+        </w:rPr>
+        <w:t>the</w:t>
+      </w:r>
+      <w:proofErr w:type="spellEnd"/>
+      <w:r>
+        <w:rPr>
+          <w:lang w:val="hu-HU"/>
+        </w:rPr>
+        <w:t xml:space="preserve"> </w:t>
+      </w:r>
+      <w:proofErr w:type="spellStart"/>
+      <w:r>
+        <w:rPr>
+          <w:lang w:val="hu-HU"/>
+        </w:rPr>
+        <w:t>full</w:t>
+      </w:r>
+      <w:proofErr w:type="spellEnd"/>
+      <w:r>
+        <w:rPr>
+          <w:lang w:val="hu-HU"/>
+        </w:rPr>
+        <w:t xml:space="preserve"> </w:t>
+      </w:r>
+      <w:proofErr w:type="spellStart"/>
+      <w:r>
+        <w:rPr>
+          <w:lang w:val="hu-HU"/>
+        </w:rPr>
+        <w:t>dataset</w:t>
+      </w:r>
+      <w:proofErr w:type="spellEnd"/>
+      <w:r>
+        <w:rPr>
+          <w:lang w:val="hu-HU"/>
+        </w:rPr>
+        <w:t xml:space="preserve"> </w:t>
+      </w:r>
+      <w:proofErr w:type="spellStart"/>
+      <w:r>
+        <w:rPr>
+          <w:lang w:val="hu-HU"/>
+        </w:rPr>
+        <w:t>or</w:t>
+      </w:r>
+      <w:proofErr w:type="spellEnd"/>
+      <w:r>
+        <w:rPr>
+          <w:lang w:val="hu-HU"/>
+        </w:rPr>
+        <w:t xml:space="preserve"> filtered </w:t>
+      </w:r>
+      <w:proofErr w:type="spellStart"/>
+      <w:r>
+        <w:rPr>
+          <w:lang w:val="hu-HU"/>
+        </w:rPr>
+        <w:t>results</w:t>
+      </w:r>
+      <w:proofErr w:type="spellEnd"/>
+      <w:r>
+        <w:rPr>
+          <w:lang w:val="hu-HU"/>
+        </w:rPr>
+        <w:t xml:space="preserve"> </w:t>
+      </w:r>
+      <w:proofErr w:type="spellStart"/>
+      <w:r>
+        <w:rPr>
+          <w:lang w:val="hu-HU"/>
+        </w:rPr>
+        <w:t>into</w:t>
+      </w:r>
+      <w:proofErr w:type="spellEnd"/>
+      <w:r>
+        <w:rPr>
+          <w:lang w:val="hu-HU"/>
+        </w:rPr>
+        <w:t xml:space="preserve"> a CSV file. </w:t>
+      </w:r>
+    </w:p>
+    <w:p>
+      <w:pPr>
+        <w:rPr>
+          <w:lang w:val="hu-HU"/>
+        </w:rPr>
+      </w:pPr>
+      <w:r>
+        <w:rPr>
+          <w:lang w:val="hu-HU"/>
+        </w:rPr>
+        <w:t xml:space="preserve">The </w:t>
+      </w:r>
+      <w:proofErr w:type="spellStart"/>
+      <w:r>
+        <w:rPr>
+          <w:lang w:val="hu-HU"/>
+        </w:rPr>
+        <w:t>application</w:t>
+      </w:r>
+      <w:proofErr w:type="spellEnd"/>
+      <w:r>
+        <w:rPr>
+          <w:lang w:val="hu-HU"/>
+        </w:rPr>
+        <w:t xml:space="preserve"> </w:t>
+      </w:r>
+      <w:proofErr w:type="spellStart"/>
+      <w:r>
+        <w:rPr>
+          <w:lang w:val="hu-HU"/>
+        </w:rPr>
+        <w:t>uses</w:t>
+      </w:r>
+      <w:proofErr w:type="spellEnd"/>
+      <w:r>
+        <w:rPr>
+          <w:lang w:val="hu-HU"/>
+        </w:rPr>
+        <w:t xml:space="preserve"> an </w:t>
+      </w:r>
+      <w:proofErr w:type="spellStart"/>
+      <w:r>
+        <w:rPr>
+          <w:lang w:val="hu-HU"/>
+        </w:rPr>
+        <w:t>object-oriented</w:t>
+      </w:r>
+      <w:proofErr w:type="spellEnd"/>
+      <w:r>
+        <w:rPr>
+          <w:lang w:val="hu-HU"/>
+        </w:rPr>
+        <w:t xml:space="preserve"> </w:t>
+      </w:r>
+      <w:proofErr w:type="spellStart"/>
+      <w:r>
+        <w:rPr>
+          <w:lang w:val="hu-HU"/>
+        </w:rPr>
+        <w:t>approach</w:t>
+      </w:r>
+      <w:proofErr w:type="spellEnd"/>
+      <w:r>
+        <w:rPr>
+          <w:lang w:val="hu-HU"/>
+        </w:rPr>
+        <w:t xml:space="preserve">, </w:t>
+      </w:r>
+      <w:proofErr w:type="spellStart"/>
+      <w:r>
+        <w:rPr>
+          <w:lang w:val="hu-HU"/>
+        </w:rPr>
+        <w:t>where</w:t>
+      </w:r>
+      <w:proofErr w:type="spellEnd"/>
+      <w:r>
+        <w:rPr>
+          <w:lang w:val="hu-HU"/>
+        </w:rPr>
+        <w:t xml:space="preserve"> </w:t>
+      </w:r>
+      <w:proofErr w:type="spellStart"/>
+      <w:r>
+        <w:rPr>
+          <w:lang w:val="hu-HU"/>
+        </w:rPr>
+        <w:t>each</w:t>
+      </w:r>
+      <w:proofErr w:type="spellEnd"/>
+      <w:r>
+        <w:rPr>
+          <w:lang w:val="hu-HU"/>
+        </w:rPr>
+        <w:t xml:space="preserve"> </w:t>
+      </w:r>
+      <w:proofErr w:type="spellStart"/>
+      <w:r>
+        <w:rPr>
+          <w:lang w:val="hu-HU"/>
+        </w:rPr>
+        <w:t>mission</w:t>
+      </w:r>
+      <w:proofErr w:type="spellEnd"/>
+      <w:r>
+        <w:rPr>
+          <w:lang w:val="hu-HU"/>
+        </w:rPr>
+        <w:t xml:space="preserve"> is </w:t>
+      </w:r>
+      <w:proofErr w:type="spellStart"/>
+      <w:r>
+        <w:rPr>
+          <w:lang w:val="hu-HU"/>
+        </w:rPr>
+        <w:t>represented</w:t>
+      </w:r>
+      <w:proofErr w:type="spellEnd"/>
+      <w:r>
+        <w:rPr>
+          <w:lang w:val="hu-HU"/>
+        </w:rPr>
+        <w:t xml:space="preserve"> </w:t>
+      </w:r>
+      <w:proofErr w:type="spellStart"/>
+      <w:r>
+        <w:rPr>
+          <w:lang w:val="hu-HU"/>
+        </w:rPr>
+        <w:t>as</w:t>
+      </w:r>
+      <w:proofErr w:type="spellEnd"/>
+      <w:r>
+        <w:rPr>
+          <w:lang w:val="hu-HU"/>
+        </w:rPr>
+        <w:t xml:space="preserve"> an </w:t>
+      </w:r>
+      <w:proofErr w:type="spellStart"/>
+      <w:r>
+        <w:rPr>
+          <w:lang w:val="hu-HU"/>
+        </w:rPr>
+        <w:t>object</w:t>
+      </w:r>
+      <w:proofErr w:type="spellEnd"/>
+      <w:r>
+        <w:rPr>
+          <w:lang w:val="hu-HU"/>
+        </w:rPr>
+        <w:t xml:space="preserve">, </w:t>
+      </w:r>
+      <w:proofErr w:type="spellStart"/>
+      <w:r>
+        <w:rPr>
+          <w:lang w:val="hu-HU"/>
+        </w:rPr>
+        <w:t>ensuring</w:t>
+      </w:r>
+      <w:proofErr w:type="spellEnd"/>
+      <w:r>
+        <w:rPr>
+          <w:lang w:val="hu-HU"/>
+        </w:rPr>
+        <w:t xml:space="preserve"> </w:t>
+      </w:r>
+      <w:proofErr w:type="spellStart"/>
+      <w:r>
+        <w:rPr>
+          <w:lang w:val="hu-HU"/>
+        </w:rPr>
+        <w:t>structured</w:t>
+      </w:r>
+      <w:proofErr w:type="spellEnd"/>
+      <w:r>
+        <w:rPr>
+          <w:lang w:val="hu-HU"/>
+        </w:rPr>
+        <w:t xml:space="preserve"> and </w:t>
+      </w:r>
+      <w:proofErr w:type="spellStart"/>
+      <w:r>
+        <w:rPr>
+          <w:lang w:val="hu-HU"/>
+        </w:rPr>
+        <w:t>efficient</w:t>
+      </w:r>
+      <w:proofErr w:type="spellEnd"/>
+      <w:r>
+        <w:rPr>
+          <w:lang w:val="hu-HU"/>
+        </w:rPr>
+        <w:t xml:space="preserve"> </w:t>
+      </w:r>
+      <w:proofErr w:type="spellStart"/>
+      <w:r>
+        <w:rPr>
+          <w:lang w:val="hu-HU"/>
+        </w:rPr>
+        <w:t>data</w:t>
+      </w:r>
+      <w:proofErr w:type="spellEnd"/>
+      <w:r>
+        <w:rPr>
+          <w:lang w:val="hu-HU"/>
+        </w:rPr>
+        <w:t xml:space="preserve"> </w:t>
+      </w:r>
+      <w:proofErr w:type="spellStart"/>
+      <w:r>
+        <w:rPr>
+          <w:lang w:val="hu-HU"/>
+        </w:rPr>
+        <w:t>handling</w:t>
+      </w:r>
+      <w:proofErr w:type="spellEnd"/>
+      <w:r>
+        <w:rPr>
+          <w:lang w:val="hu-HU"/>
+        </w:rPr>
+        <w:t>.</w:t>
+      </w:r>
+    </w:p>
+    <w:p>
+      <w:pPr>
+        <w:rPr>
+          <w:lang w:val="hu-HU"/>
+        </w:rPr>
+      </w:pPr>
+      <w:proofErr w:type="spellStart"/>
+      <w:r>
+        <w:rPr>
+          <w:lang w:val="hu-HU"/>
+        </w:rPr>
+        <w:t>Possible</w:t>
+      </w:r>
+      <w:proofErr w:type="spellEnd"/>
+      <w:r>
+        <w:rPr>
+          <w:lang w:val="hu-HU"/>
+        </w:rPr>
+        <w:t xml:space="preserve"> </w:t>
+      </w:r>
+      <w:proofErr w:type="spellStart"/>
+      <w:r>
+        <w:rPr>
+          <w:lang w:val="hu-HU"/>
+        </w:rPr>
+        <w:t>future</w:t>
+      </w:r>
+      <w:proofErr w:type="spellEnd"/>
+      <w:r>
+        <w:rPr>
+          <w:lang w:val="hu-HU"/>
+        </w:rPr>
+        <w:t xml:space="preserve"> </w:t>
+      </w:r>
+      <w:proofErr w:type="spellStart"/>
+      <w:r>
+        <w:rPr>
+          <w:lang w:val="hu-HU"/>
+        </w:rPr>
+        <w:t>improvements</w:t>
+      </w:r>
+      <w:proofErr w:type="spellEnd"/>
+      <w:r>
+        <w:rPr>
+          <w:lang w:val="hu-HU"/>
+        </w:rPr>
+        <w:t xml:space="preserve"> </w:t>
+      </w:r>
+      <w:proofErr w:type="spellStart"/>
+      <w:r>
+        <w:rPr>
+          <w:lang w:val="hu-HU"/>
+        </w:rPr>
+        <w:t>include</w:t>
+      </w:r>
+      <w:proofErr w:type="spellEnd"/>
+      <w:r>
+        <w:rPr>
+          <w:lang w:val="hu-HU"/>
+        </w:rPr>
+        <w:t>:</w:t>
+      </w:r>
+    </w:p>
+    <w:p>
+      <w:pPr>
+        <w:numPr>
+          <w:ilvl w:val="0"/>
+          <w:numId w:val="46"/>
+        </w:numPr>
+        <w:rPr>
+          <w:lang w:val="hu-HU"/>
+        </w:rPr>
+      </w:pPr>
+      <w:proofErr w:type="spellStart"/>
+      <w:r>
+        <w:rPr>
+          <w:lang w:val="hu-HU"/>
+        </w:rPr>
+        <w:t>integration</w:t>
+      </w:r>
+      <w:proofErr w:type="spellEnd"/>
+      <w:r>
+        <w:rPr>
+          <w:lang w:val="hu-HU"/>
+        </w:rPr>
+        <w:t xml:space="preserve"> of a </w:t>
+      </w:r>
+      <w:proofErr w:type="spellStart"/>
+      <w:r>
+        <w:rPr>
+          <w:lang w:val="hu-HU"/>
+        </w:rPr>
+        <w:t>database</w:t>
+      </w:r>
+      <w:proofErr w:type="spellEnd"/>
+      <w:r>
+        <w:rPr>
+          <w:lang w:val="hu-HU"/>
+        </w:rPr>
+        <w:t xml:space="preserve"> </w:t>
+      </w:r>
+      <w:proofErr w:type="spellStart"/>
+      <w:r>
+        <w:rPr>
+          <w:lang w:val="hu-HU"/>
+        </w:rPr>
+        <w:t>instead</w:t>
+      </w:r>
+      <w:proofErr w:type="spellEnd"/>
+      <w:r>
+        <w:rPr>
+          <w:lang w:val="hu-HU"/>
+        </w:rPr>
+        <w:t xml:space="preserve"> of file-</w:t>
+      </w:r>
+      <w:proofErr w:type="spellStart"/>
+      <w:r>
+        <w:rPr>
+          <w:lang w:val="hu-HU"/>
+        </w:rPr>
+        <w:t>based</w:t>
+      </w:r>
+      <w:proofErr w:type="spellEnd"/>
+      <w:r>
+        <w:rPr>
+          <w:lang w:val="hu-HU"/>
+        </w:rPr>
+        <w:t xml:space="preserve"> </w:t>
+      </w:r>
+      <w:proofErr w:type="spellStart"/>
+      <w:r>
+        <w:rPr>
+          <w:lang w:val="hu-HU"/>
+        </w:rPr>
+        <w:t>storage</w:t>
+      </w:r>
+      <w:proofErr w:type="spellEnd"/>
+      <w:r>
+        <w:rPr>
+          <w:lang w:val="hu-HU"/>
+        </w:rPr>
+        <w:t xml:space="preserve">, </w:t>
+      </w:r>
+    </w:p>
+    <w:p>
+      <w:pPr>
+        <w:numPr>
+          <w:ilvl w:val="0"/>
+          <w:numId w:val="46"/>
+        </w:numPr>
+        <w:rPr>
+          <w:lang w:val="hu-HU"/>
+        </w:rPr>
+      </w:pPr>
+      <w:proofErr w:type="spellStart"/>
+      <w:r>
+        <w:rPr>
+          <w:lang w:val="hu-HU"/>
+        </w:rPr>
+        <w:t>implementation</w:t>
+      </w:r>
+      <w:proofErr w:type="spellEnd"/>
+      <w:r>
+        <w:rPr>
+          <w:lang w:val="hu-HU"/>
+        </w:rPr>
+        <w:t xml:space="preserve"> of </w:t>
+      </w:r>
+      <w:proofErr w:type="spellStart"/>
+      <w:r>
+        <w:rPr>
+          <w:lang w:val="hu-HU"/>
+        </w:rPr>
+        <w:t>graphical</w:t>
+      </w:r>
+      <w:proofErr w:type="spellEnd"/>
+      <w:r>
+        <w:rPr>
+          <w:lang w:val="hu-HU"/>
+        </w:rPr>
+        <w:t xml:space="preserve"> </w:t>
+      </w:r>
+      <w:proofErr w:type="spellStart"/>
+      <w:r>
+        <w:rPr>
+          <w:lang w:val="hu-HU"/>
+        </w:rPr>
+        <w:t>data</w:t>
+      </w:r>
+      <w:proofErr w:type="spellEnd"/>
+      <w:r>
+        <w:rPr>
+          <w:lang w:val="hu-HU"/>
+        </w:rPr>
+        <w:t xml:space="preserve"> </w:t>
+      </w:r>
+      <w:proofErr w:type="spellStart"/>
+      <w:r>
+        <w:rPr>
+          <w:lang w:val="hu-HU"/>
+        </w:rPr>
+        <w:t>visualization</w:t>
+      </w:r>
+      <w:proofErr w:type="spellEnd"/>
+      <w:r>
+        <w:rPr>
+          <w:lang w:val="hu-HU"/>
+        </w:rPr>
+        <w:t xml:space="preserve"> (</w:t>
+      </w:r>
+      <w:proofErr w:type="spellStart"/>
+      <w:r>
+        <w:rPr>
+          <w:lang w:val="hu-HU"/>
+        </w:rPr>
+        <w:t>charts</w:t>
+      </w:r>
+      <w:proofErr w:type="spellEnd"/>
+      <w:r>
+        <w:rPr>
+          <w:lang w:val="hu-HU"/>
+        </w:rPr>
+        <w:t xml:space="preserve">), </w:t>
+      </w:r>
+    </w:p>
+    <w:p>
+      <w:pPr>
+        <w:numPr>
+          <w:ilvl w:val="0"/>
+          <w:numId w:val="46"/>
+        </w:numPr>
+        <w:rPr>
+          <w:lang w:val="hu-HU"/>
+        </w:rPr>
+      </w:pPr>
+      <w:proofErr w:type="spellStart"/>
+      <w:r>
+        <w:rPr>
+          <w:lang w:val="hu-HU"/>
+        </w:rPr>
+        <w:t>advanced</w:t>
+      </w:r>
+      <w:proofErr w:type="spellEnd"/>
+      <w:r>
+        <w:rPr>
+          <w:lang w:val="hu-HU"/>
+        </w:rPr>
+        <w:t xml:space="preserve"> filtering </w:t>
+      </w:r>
+      <w:proofErr w:type="spellStart"/>
+      <w:r>
+        <w:rPr>
+          <w:lang w:val="hu-HU"/>
+        </w:rPr>
+        <w:t>options</w:t>
+      </w:r>
+      <w:proofErr w:type="spellEnd"/>
+      <w:r>
+        <w:rPr>
+          <w:lang w:val="hu-HU"/>
+        </w:rPr>
+        <w:t xml:space="preserve"> (</w:t>
+      </w:r>
+      <w:proofErr w:type="spellStart"/>
+      <w:r>
+        <w:rPr>
+          <w:lang w:val="hu-HU"/>
+        </w:rPr>
+        <w:t>e.g</w:t>
+      </w:r>
+      <w:proofErr w:type="spellEnd"/>
+      <w:r>
+        <w:rPr>
+          <w:lang w:val="hu-HU"/>
+        </w:rPr>
+        <w:t xml:space="preserve">., </w:t>
+      </w:r>
+      <w:proofErr w:type="spellStart"/>
+      <w:r>
+        <w:rPr>
+          <w:lang w:val="hu-HU"/>
+        </w:rPr>
+        <w:t>date</w:t>
+      </w:r>
+      <w:proofErr w:type="spellEnd"/>
+      <w:r>
+        <w:rPr>
+          <w:lang w:val="hu-HU"/>
+        </w:rPr>
+        <w:t xml:space="preserve"> </w:t>
+      </w:r>
+      <w:proofErr w:type="spellStart"/>
+      <w:r>
+        <w:rPr>
+          <w:lang w:val="hu-HU"/>
+        </w:rPr>
+        <w:t>ranges</w:t>
+      </w:r>
+      <w:proofErr w:type="spellEnd"/>
+      <w:r>
+        <w:rPr>
+          <w:lang w:val="hu-HU"/>
+        </w:rPr>
+        <w:t xml:space="preserve">), </w:t>
+      </w:r>
+    </w:p>
+    <w:p>
+      <w:pPr>
+        <w:numPr>
+          <w:ilvl w:val="0"/>
+          <w:numId w:val="46"/>
+        </w:numPr>
+        <w:rPr>
+          <w:lang w:val="hu-HU"/>
+        </w:rPr>
+      </w:pPr>
+      <w:proofErr w:type="spellStart"/>
+      <w:r>
+        <w:rPr>
+          <w:lang w:val="hu-HU"/>
+        </w:rPr>
+        <w:t>improved</w:t>
+      </w:r>
+      <w:proofErr w:type="spellEnd"/>
+      <w:r>
+        <w:rPr>
+          <w:lang w:val="hu-HU"/>
+        </w:rPr>
+        <w:t xml:space="preserve"> </w:t>
+      </w:r>
+      <w:proofErr w:type="spellStart"/>
+      <w:r>
+        <w:rPr>
+          <w:lang w:val="hu-HU"/>
+        </w:rPr>
+        <w:t>error</w:t>
+      </w:r>
+      <w:proofErr w:type="spellEnd"/>
+      <w:r>
+        <w:rPr>
+          <w:lang w:val="hu-HU"/>
+        </w:rPr>
+        <w:t xml:space="preserve"> </w:t>
+      </w:r>
+      <w:proofErr w:type="spellStart"/>
+      <w:r>
+        <w:rPr>
+          <w:lang w:val="hu-HU"/>
+        </w:rPr>
+        <w:t>handling</w:t>
+      </w:r>
+      <w:proofErr w:type="spellEnd"/>
+      <w:r>
+        <w:rPr>
+          <w:lang w:val="hu-HU"/>
+        </w:rPr>
+        <w:t xml:space="preserve"> and </w:t>
+      </w:r>
+      <w:proofErr w:type="spellStart"/>
+      <w:r>
+        <w:rPr>
+          <w:lang w:val="hu-HU"/>
+        </w:rPr>
+        <w:t>validation</w:t>
+      </w:r>
+      <w:proofErr w:type="spellEnd"/>
+      <w:r>
+        <w:rPr>
+          <w:lang w:val="hu-HU"/>
+        </w:rPr>
+        <w:t xml:space="preserve">, </w:t>
+      </w:r>
+    </w:p>
+    <w:p>
+      <w:pPr>
+        <w:numPr>
+          <w:ilvl w:val="0"/>
+          <w:numId w:val="46"/>
+        </w:numPr>
+        <w:rPr>
+          <w:lang w:val="hu-HU"/>
+        </w:rPr>
+      </w:pPr>
+      <w:proofErr w:type="spellStart"/>
+      <w:r>
+        <w:rPr>
+          <w:lang w:val="hu-HU"/>
+        </w:rPr>
+        <w:t>migration</w:t>
+      </w:r>
+      <w:proofErr w:type="spellEnd"/>
+      <w:r>
+        <w:rPr>
+          <w:lang w:val="hu-HU"/>
+        </w:rPr>
+        <w:t xml:space="preserve"> </w:t>
+      </w:r>
+      <w:proofErr w:type="spellStart"/>
+      <w:r>
+        <w:rPr>
+          <w:lang w:val="hu-HU"/>
+        </w:rPr>
+        <w:t>to</w:t>
+      </w:r>
+      <w:proofErr w:type="spellEnd"/>
+      <w:r>
+        <w:rPr>
+          <w:lang w:val="hu-HU"/>
+        </w:rPr>
+        <w:t xml:space="preserve"> a more modern UI </w:t>
+      </w:r>
+      <w:proofErr w:type="spellStart"/>
+      <w:r>
+        <w:rPr>
+          <w:lang w:val="hu-HU"/>
+        </w:rPr>
+        <w:t>framework</w:t>
+      </w:r>
+      <w:proofErr w:type="spellEnd"/>
+      <w:r>
+        <w:rPr>
+          <w:lang w:val="hu-HU"/>
+        </w:rPr>
+        <w:t xml:space="preserve"> </w:t>
+      </w:r>
+      <w:proofErr w:type="spellStart"/>
+      <w:r>
+        <w:rPr>
+          <w:lang w:val="hu-HU"/>
+        </w:rPr>
+        <w:t>such</w:t>
+      </w:r>
+      <w:proofErr w:type="spellEnd"/>
+      <w:r>
+        <w:rPr>
+          <w:lang w:val="hu-HU"/>
+        </w:rPr>
+        <w:t xml:space="preserve"> </w:t>
+      </w:r>
+      <w:proofErr w:type="spellStart"/>
+      <w:r>
+        <w:rPr>
+          <w:lang w:val="hu-HU"/>
+        </w:rPr>
+        <w:t>as</w:t>
+      </w:r>
+      <w:proofErr w:type="spellEnd"/>
+      <w:r>
+        <w:rPr>
+          <w:lang w:val="hu-HU"/>
+        </w:rPr>
+        <w:t xml:space="preserve"> WPF. </w:t>
+      </w:r>
+    </w:p>
+    <w:p>
+      <w:pPr>
+        <w:rPr>
+          <w:lang w:val="hu-HU"/>
+        </w:rPr>
+      </w:pPr>
+      <w:r>
+        <w:rPr>
+          <w:lang w:val="hu-HU"/>
+        </w:rPr>
+        <w:t xml:space="preserve">Overall, </w:t>
+      </w:r>
+      <w:proofErr w:type="spellStart"/>
+      <w:r>
+        <w:rPr>
+          <w:lang w:val="hu-HU"/>
+        </w:rPr>
+        <w:t>the</w:t>
+      </w:r>
+      <w:proofErr w:type="spellEnd"/>
+      <w:r>
+        <w:rPr>
+          <w:lang w:val="hu-HU"/>
+        </w:rPr>
+        <w:t xml:space="preserve"> program </w:t>
+      </w:r>
+      <w:proofErr w:type="spellStart"/>
+      <w:r>
+        <w:rPr>
+          <w:lang w:val="hu-HU"/>
+        </w:rPr>
+        <w:t>provides</w:t>
+      </w:r>
+      <w:proofErr w:type="spellEnd"/>
+      <w:r>
+        <w:rPr>
+          <w:lang w:val="hu-HU"/>
+        </w:rPr>
+        <w:t xml:space="preserve"> a </w:t>
+      </w:r>
+      <w:proofErr w:type="spellStart"/>
+      <w:r>
+        <w:rPr>
+          <w:lang w:val="hu-HU"/>
+        </w:rPr>
+        <w:t>clear</w:t>
+      </w:r>
+      <w:proofErr w:type="spellEnd"/>
+      <w:r>
+        <w:rPr>
+          <w:lang w:val="hu-HU"/>
+        </w:rPr>
+        <w:t xml:space="preserve"> and </w:t>
+      </w:r>
+      <w:proofErr w:type="spellStart"/>
+      <w:r>
+        <w:rPr>
+          <w:lang w:val="hu-HU"/>
+        </w:rPr>
+        <w:t>effective</w:t>
+      </w:r>
+      <w:proofErr w:type="spellEnd"/>
+      <w:r>
+        <w:rPr>
+          <w:lang w:val="hu-HU"/>
+        </w:rPr>
+        <w:t xml:space="preserve"> </w:t>
+      </w:r>
+      <w:proofErr w:type="spellStart"/>
+      <w:r>
+        <w:rPr>
+          <w:lang w:val="hu-HU"/>
+        </w:rPr>
+        <w:t>solution</w:t>
+      </w:r>
+      <w:proofErr w:type="spellEnd"/>
+      <w:r>
+        <w:rPr>
+          <w:lang w:val="hu-HU"/>
+        </w:rPr>
+        <w:t xml:space="preserve"> </w:t>
+      </w:r>
+      <w:proofErr w:type="spellStart"/>
+      <w:r>
+        <w:rPr>
+          <w:lang w:val="hu-HU"/>
+        </w:rPr>
+        <w:t>for</w:t>
+      </w:r>
+      <w:proofErr w:type="spellEnd"/>
+      <w:r>
+        <w:rPr>
+          <w:lang w:val="hu-HU"/>
+        </w:rPr>
+        <w:t xml:space="preserve"> </w:t>
+      </w:r>
+      <w:proofErr w:type="spellStart"/>
+      <w:r>
+        <w:rPr>
+          <w:lang w:val="hu-HU"/>
+        </w:rPr>
+        <w:t>managing</w:t>
+      </w:r>
+      <w:proofErr w:type="spellEnd"/>
+      <w:r>
+        <w:rPr>
+          <w:lang w:val="hu-HU"/>
+        </w:rPr>
+        <w:t xml:space="preserve"> and </w:t>
+      </w:r>
+      <w:proofErr w:type="spellStart"/>
+      <w:r>
+        <w:rPr>
+          <w:lang w:val="hu-HU"/>
+        </w:rPr>
+        <w:t>analyzing</w:t>
+      </w:r>
+      <w:proofErr w:type="spellEnd"/>
+      <w:r>
+        <w:rPr>
+          <w:lang w:val="hu-HU"/>
+        </w:rPr>
+        <w:t xml:space="preserve"> </w:t>
+      </w:r>
+      <w:proofErr w:type="spellStart"/>
+      <w:r>
+        <w:rPr>
+          <w:lang w:val="hu-HU"/>
+        </w:rPr>
+        <w:t>Space</w:t>
+      </w:r>
+      <w:proofErr w:type="spellEnd"/>
+      <w:r>
+        <w:rPr>
+          <w:lang w:val="hu-HU"/>
+        </w:rPr>
+        <w:t xml:space="preserve"> </w:t>
+      </w:r>
+      <w:proofErr w:type="spellStart"/>
+      <w:r>
+        <w:rPr>
+          <w:lang w:val="hu-HU"/>
+        </w:rPr>
+        <w:t>Shuttle</w:t>
+      </w:r>
+      <w:proofErr w:type="spellEnd"/>
+      <w:r>
+        <w:rPr>
+          <w:lang w:val="hu-HU"/>
+        </w:rPr>
+        <w:t xml:space="preserve"> </w:t>
+      </w:r>
+      <w:proofErr w:type="spellStart"/>
+      <w:r>
+        <w:rPr>
+          <w:lang w:val="hu-HU"/>
+        </w:rPr>
+        <w:t>mission</w:t>
+      </w:r>
+      <w:proofErr w:type="spellEnd"/>
+      <w:r>
+        <w:rPr>
+          <w:lang w:val="hu-HU"/>
+        </w:rPr>
+        <w:t xml:space="preserve"> </w:t>
+      </w:r>
+      <w:proofErr w:type="spellStart"/>
+      <w:r>
+        <w:rPr>
+          <w:lang w:val="hu-HU"/>
+        </w:rPr>
+        <w:t>data</w:t>
+      </w:r>
+      <w:proofErr w:type="spellEnd"/>
+      <w:r>
+        <w:rPr>
+          <w:lang w:val="hu-HU"/>
+        </w:rPr>
+        <w:t xml:space="preserve">, </w:t>
+      </w:r>
+      <w:proofErr w:type="spellStart"/>
+      <w:r>
+        <w:rPr>
+          <w:lang w:val="hu-HU"/>
+        </w:rPr>
+        <w:t>with</w:t>
+      </w:r>
+      <w:proofErr w:type="spellEnd"/>
+      <w:r>
+        <w:rPr>
+          <w:lang w:val="hu-HU"/>
+        </w:rPr>
+        <w:t xml:space="preserve"> </w:t>
+      </w:r>
+      <w:proofErr w:type="spellStart"/>
+      <w:r>
+        <w:rPr>
+          <w:lang w:val="hu-HU"/>
+        </w:rPr>
+        <w:t>good</w:t>
+      </w:r>
+      <w:proofErr w:type="spellEnd"/>
+      <w:r>
+        <w:rPr>
+          <w:lang w:val="hu-HU"/>
+        </w:rPr>
+        <w:t xml:space="preserve"> </w:t>
+      </w:r>
+      <w:proofErr w:type="spellStart"/>
+      <w:r>
+        <w:rPr>
+          <w:lang w:val="hu-HU"/>
+        </w:rPr>
+        <w:t>potential</w:t>
+      </w:r>
+      <w:proofErr w:type="spellEnd"/>
+      <w:r>
+        <w:rPr>
+          <w:lang w:val="hu-HU"/>
+        </w:rPr>
+        <w:t xml:space="preserve"> </w:t>
+      </w:r>
+      <w:proofErr w:type="spellStart"/>
+      <w:r>
+        <w:rPr>
+          <w:lang w:val="hu-HU"/>
+        </w:rPr>
+        <w:t>for</w:t>
+      </w:r>
+      <w:proofErr w:type="spellEnd"/>
+      <w:r>
+        <w:rPr>
+          <w:lang w:val="hu-HU"/>
+        </w:rPr>
+        <w:t xml:space="preserve"> </w:t>
+      </w:r>
+      <w:proofErr w:type="spellStart"/>
+      <w:r>
+        <w:rPr>
+          <w:lang w:val="hu-HU"/>
+        </w:rPr>
+        <w:t>further</w:t>
+      </w:r>
+      <w:proofErr w:type="spellEnd"/>
+      <w:r>
+        <w:rPr>
+          <w:lang w:val="hu-HU"/>
+        </w:rPr>
+        <w:t xml:space="preserve"> </w:t>
+      </w:r>
+      <w:proofErr w:type="spellStart"/>
+      <w:r>
+        <w:rPr>
+          <w:lang w:val="hu-HU"/>
+        </w:rPr>
+        <w:t>development</w:t>
+      </w:r>
+      <w:proofErr w:type="spellEnd"/>
+      <w:r>
+        <w:rPr>
+          <w:lang w:val="hu-HU"/>
+        </w:rPr>
+        <w:t xml:space="preserve"> and </w:t>
+      </w:r>
+      <w:proofErr w:type="spellStart"/>
+      <w:r>
+        <w:rPr>
+          <w:lang w:val="hu-HU"/>
+        </w:rPr>
+        <w:t>extension</w:t>
+      </w:r>
+      <w:proofErr w:type="spellEnd"/>
+      <w:r>
+        <w:rPr>
+          <w:lang w:val="hu-HU"/>
+        </w:rPr>
+        <w:t>.</w:t>
+      </w:r>
+    </w:p>
     <w:sectPr>
       <w:pgSz w:w="11906" w:h="16838"/>
       <w:pgMar w:top="1417" w:right="1417" w:bottom="1417" w:left="1417" w:header="708" w:footer="708" w:gutter="0"/>
@@ -7640,6 +10838,155 @@
     </w:lvl>
   </w:abstractNum>
   <w:abstractNum w:abstractNumId="18" w15:restartNumberingAfterBreak="0">
+    <w:nsid w:val="32F63215"/>
+    <w:multiLevelType w:val="multilevel"/>
+    <w:tmpl w:val="28CA2972"/>
+    <w:lvl w:ilvl="0">
+      <w:start w:val="1"/>
+      <w:numFmt w:val="bullet"/>
+      <w:lvlText w:val=""/>
+      <w:lvlJc w:val="left"/>
+      <w:pPr>
+        <w:tabs>
+          <w:tab w:val="num" w:pos="720"/>
+        </w:tabs>
+        <w:ind w:left="720" w:hanging="360"/>
+      </w:pPr>
+      <w:rPr>
+        <w:rFonts w:ascii="Symbol" w:hAnsi="Symbol" w:hint="default"/>
+        <w:sz w:val="20"/>
+      </w:rPr>
+    </w:lvl>
+    <w:lvl w:ilvl="1" w:tentative="1">
+      <w:start w:val="1"/>
+      <w:numFmt w:val="bullet"/>
+      <w:lvlText w:val="o"/>
+      <w:lvlJc w:val="left"/>
+      <w:pPr>
+        <w:tabs>
+          <w:tab w:val="num" w:pos="1440"/>
+        </w:tabs>
+        <w:ind w:left="1440" w:hanging="360"/>
+      </w:pPr>
+      <w:rPr>
+        <w:rFonts w:ascii="Courier New" w:hAnsi="Courier New" w:hint="default"/>
+        <w:sz w:val="20"/>
+      </w:rPr>
+    </w:lvl>
+    <w:lvl w:ilvl="2" w:tentative="1">
+      <w:start w:val="1"/>
+      <w:numFmt w:val="bullet"/>
+      <w:lvlText w:val=""/>
+      <w:lvlJc w:val="left"/>
+      <w:pPr>
+        <w:tabs>
+          <w:tab w:val="num" w:pos="2160"/>
+        </w:tabs>
+        <w:ind w:left="2160" w:hanging="360"/>
+      </w:pPr>
+      <w:rPr>
+        <w:rFonts w:ascii="Wingdings" w:hAnsi="Wingdings" w:hint="default"/>
+        <w:sz w:val="20"/>
+      </w:rPr>
+    </w:lvl>
+    <w:lvl w:ilvl="3" w:tentative="1">
+      <w:start w:val="1"/>
+      <w:numFmt w:val="bullet"/>
+      <w:lvlText w:val=""/>
+      <w:lvlJc w:val="left"/>
+      <w:pPr>
+        <w:tabs>
+          <w:tab w:val="num" w:pos="2880"/>
+        </w:tabs>
+        <w:ind w:left="2880" w:hanging="360"/>
+      </w:pPr>
+      <w:rPr>
+        <w:rFonts w:ascii="Wingdings" w:hAnsi="Wingdings" w:hint="default"/>
+        <w:sz w:val="20"/>
+      </w:rPr>
+    </w:lvl>
+    <w:lvl w:ilvl="4" w:tentative="1">
+      <w:start w:val="1"/>
+      <w:numFmt w:val="bullet"/>
+      <w:lvlText w:val=""/>
+      <w:lvlJc w:val="left"/>
+      <w:pPr>
+        <w:tabs>
+          <w:tab w:val="num" w:pos="3600"/>
+        </w:tabs>
+        <w:ind w:left="3600" w:hanging="360"/>
+      </w:pPr>
+      <w:rPr>
+        <w:rFonts w:ascii="Wingdings" w:hAnsi="Wingdings" w:hint="default"/>
+        <w:sz w:val="20"/>
+      </w:rPr>
+    </w:lvl>
+    <w:lvl w:ilvl="5" w:tentative="1">
+      <w:start w:val="1"/>
+      <w:numFmt w:val="bullet"/>
+      <w:lvlText w:val=""/>
+      <w:lvlJc w:val="left"/>
+      <w:pPr>
+        <w:tabs>
+          <w:tab w:val="num" w:pos="4320"/>
+        </w:tabs>
+        <w:ind w:left="4320" w:hanging="360"/>
+      </w:pPr>
+      <w:rPr>
+        <w:rFonts w:ascii="Wingdings" w:hAnsi="Wingdings" w:hint="default"/>
+        <w:sz w:val="20"/>
+      </w:rPr>
+    </w:lvl>
+    <w:lvl w:ilvl="6" w:tentative="1">
+      <w:start w:val="1"/>
+      <w:numFmt w:val="bullet"/>
+      <w:lvlText w:val=""/>
+      <w:lvlJc w:val="left"/>
+      <w:pPr>
+        <w:tabs>
+          <w:tab w:val="num" w:pos="5040"/>
+        </w:tabs>
+        <w:ind w:left="5040" w:hanging="360"/>
+      </w:pPr>
+      <w:rPr>
+        <w:rFonts w:ascii="Wingdings" w:hAnsi="Wingdings" w:hint="default"/>
+        <w:sz w:val="20"/>
+      </w:rPr>
+    </w:lvl>
+    <w:lvl w:ilvl="7" w:tentative="1">
+      <w:start w:val="1"/>
+      <w:numFmt w:val="bullet"/>
+      <w:lvlText w:val=""/>
+      <w:lvlJc w:val="left"/>
+      <w:pPr>
+        <w:tabs>
+          <w:tab w:val="num" w:pos="5760"/>
+        </w:tabs>
+        <w:ind w:left="5760" w:hanging="360"/>
+      </w:pPr>
+      <w:rPr>
+        <w:rFonts w:ascii="Wingdings" w:hAnsi="Wingdings" w:hint="default"/>
+        <w:sz w:val="20"/>
+      </w:rPr>
+    </w:lvl>
+    <w:lvl w:ilvl="8" w:tentative="1">
+      <w:start w:val="1"/>
+      <w:numFmt w:val="bullet"/>
+      <w:lvlText w:val=""/>
+      <w:lvlJc w:val="left"/>
+      <w:pPr>
+        <w:tabs>
+          <w:tab w:val="num" w:pos="6480"/>
+        </w:tabs>
+        <w:ind w:left="6480" w:hanging="360"/>
+      </w:pPr>
+      <w:rPr>
+        <w:rFonts w:ascii="Wingdings" w:hAnsi="Wingdings" w:hint="default"/>
+        <w:sz w:val="20"/>
+      </w:rPr>
+    </w:lvl>
+  </w:abstractNum>
+  <w:abstractNum w:abstractNumId="19" w15:restartNumberingAfterBreak="0">
     <w:nsid w:val="354C5FD0"/>
     <w:multiLevelType w:val="hybridMultilevel"/>
     <w:tmpl w:val="EEF0F400"/>
@@ -7752,7 +11099,7 @@
       </w:rPr>
     </w:lvl>
   </w:abstractNum>
-  <w:abstractNum w:abstractNumId="19" w15:restartNumberingAfterBreak="0">
+  <w:abstractNum w:abstractNumId="20" w15:restartNumberingAfterBreak="0">
     <w:nsid w:val="36C6082E"/>
     <w:multiLevelType w:val="multilevel"/>
     <w:tmpl w:val="FB64DFC8"/>
@@ -7901,7 +11248,7 @@
       </w:rPr>
     </w:lvl>
   </w:abstractNum>
-  <w:abstractNum w:abstractNumId="20" w15:restartNumberingAfterBreak="0">
+  <w:abstractNum w:abstractNumId="21" w15:restartNumberingAfterBreak="0">
     <w:nsid w:val="3BCB1625"/>
     <w:multiLevelType w:val="multilevel"/>
     <w:tmpl w:val="8438FCC2"/>
@@ -8014,7 +11361,7 @@
       </w:pPr>
     </w:lvl>
   </w:abstractNum>
-  <w:abstractNum w:abstractNumId="21" w15:restartNumberingAfterBreak="0">
+  <w:abstractNum w:abstractNumId="22" w15:restartNumberingAfterBreak="0">
     <w:nsid w:val="40914793"/>
     <w:multiLevelType w:val="multilevel"/>
     <w:tmpl w:val="1BF4B076"/>
@@ -8163,7 +11510,7 @@
       </w:rPr>
     </w:lvl>
   </w:abstractNum>
-  <w:abstractNum w:abstractNumId="22" w15:restartNumberingAfterBreak="0">
+  <w:abstractNum w:abstractNumId="23" w15:restartNumberingAfterBreak="0">
     <w:nsid w:val="44900315"/>
     <w:multiLevelType w:val="multilevel"/>
     <w:tmpl w:val="CA2EF3E8"/>
@@ -8312,7 +11659,7 @@
       </w:rPr>
     </w:lvl>
   </w:abstractNum>
-  <w:abstractNum w:abstractNumId="23" w15:restartNumberingAfterBreak="0">
+  <w:abstractNum w:abstractNumId="24" w15:restartNumberingAfterBreak="0">
     <w:nsid w:val="4C3F5DF2"/>
     <w:multiLevelType w:val="multilevel"/>
     <w:tmpl w:val="9F0616B2"/>
@@ -8461,7 +11808,7 @@
       </w:rPr>
     </w:lvl>
   </w:abstractNum>
-  <w:abstractNum w:abstractNumId="24" w15:restartNumberingAfterBreak="0">
+  <w:abstractNum w:abstractNumId="25" w15:restartNumberingAfterBreak="0">
     <w:nsid w:val="4CD83C4B"/>
     <w:multiLevelType w:val="multilevel"/>
     <w:tmpl w:val="7B82BF4C"/>
@@ -8610,7 +11957,7 @@
       </w:rPr>
     </w:lvl>
   </w:abstractNum>
-  <w:abstractNum w:abstractNumId="25" w15:restartNumberingAfterBreak="0">
+  <w:abstractNum w:abstractNumId="26" w15:restartNumberingAfterBreak="0">
     <w:nsid w:val="4E183385"/>
     <w:multiLevelType w:val="multilevel"/>
     <w:tmpl w:val="4B94EC98"/>
@@ -8759,7 +12106,7 @@
       </w:rPr>
     </w:lvl>
   </w:abstractNum>
-  <w:abstractNum w:abstractNumId="26" w15:restartNumberingAfterBreak="0">
+  <w:abstractNum w:abstractNumId="27" w15:restartNumberingAfterBreak="0">
     <w:nsid w:val="53274B3B"/>
     <w:multiLevelType w:val="multilevel"/>
     <w:tmpl w:val="AB8A831E"/>
@@ -8908,7 +12255,7 @@
       </w:rPr>
     </w:lvl>
   </w:abstractNum>
-  <w:abstractNum w:abstractNumId="27" w15:restartNumberingAfterBreak="0">
+  <w:abstractNum w:abstractNumId="28" w15:restartNumberingAfterBreak="0">
     <w:nsid w:val="56E25830"/>
     <w:multiLevelType w:val="multilevel"/>
     <w:tmpl w:val="CA66261A"/>
@@ -9021,7 +12368,156 @@
       </w:pPr>
     </w:lvl>
   </w:abstractNum>
-  <w:abstractNum w:abstractNumId="28" w15:restartNumberingAfterBreak="0">
+  <w:abstractNum w:abstractNumId="29" w15:restartNumberingAfterBreak="0">
+    <w:nsid w:val="57D377E1"/>
+    <w:multiLevelType w:val="multilevel"/>
+    <w:tmpl w:val="A20E75E4"/>
+    <w:lvl w:ilvl="0">
+      <w:start w:val="1"/>
+      <w:numFmt w:val="bullet"/>
+      <w:lvlText w:val=""/>
+      <w:lvlJc w:val="left"/>
+      <w:pPr>
+        <w:tabs>
+          <w:tab w:val="num" w:pos="720"/>
+        </w:tabs>
+        <w:ind w:left="720" w:hanging="360"/>
+      </w:pPr>
+      <w:rPr>
+        <w:rFonts w:ascii="Symbol" w:hAnsi="Symbol" w:hint="default"/>
+        <w:sz w:val="20"/>
+      </w:rPr>
+    </w:lvl>
+    <w:lvl w:ilvl="1" w:tentative="1">
+      <w:start w:val="1"/>
+      <w:numFmt w:val="bullet"/>
+      <w:lvlText w:val="o"/>
+      <w:lvlJc w:val="left"/>
+      <w:pPr>
+        <w:tabs>
+          <w:tab w:val="num" w:pos="1440"/>
+        </w:tabs>
+        <w:ind w:left="1440" w:hanging="360"/>
+      </w:pPr>
+      <w:rPr>
+        <w:rFonts w:ascii="Courier New" w:hAnsi="Courier New" w:hint="default"/>
+        <w:sz w:val="20"/>
+      </w:rPr>
+    </w:lvl>
+    <w:lvl w:ilvl="2" w:tentative="1">
+      <w:start w:val="1"/>
+      <w:numFmt w:val="bullet"/>
+      <w:lvlText w:val=""/>
+      <w:lvlJc w:val="left"/>
+      <w:pPr>
+        <w:tabs>
+          <w:tab w:val="num" w:pos="2160"/>
+        </w:tabs>
+        <w:ind w:left="2160" w:hanging="360"/>
+      </w:pPr>
+      <w:rPr>
+        <w:rFonts w:ascii="Wingdings" w:hAnsi="Wingdings" w:hint="default"/>
+        <w:sz w:val="20"/>
+      </w:rPr>
+    </w:lvl>
+    <w:lvl w:ilvl="3" w:tentative="1">
+      <w:start w:val="1"/>
+      <w:numFmt w:val="bullet"/>
+      <w:lvlText w:val=""/>
+      <w:lvlJc w:val="left"/>
+      <w:pPr>
+        <w:tabs>
+          <w:tab w:val="num" w:pos="2880"/>
+        </w:tabs>
+        <w:ind w:left="2880" w:hanging="360"/>
+      </w:pPr>
+      <w:rPr>
+        <w:rFonts w:ascii="Wingdings" w:hAnsi="Wingdings" w:hint="default"/>
+        <w:sz w:val="20"/>
+      </w:rPr>
+    </w:lvl>
+    <w:lvl w:ilvl="4" w:tentative="1">
+      <w:start w:val="1"/>
+      <w:numFmt w:val="bullet"/>
+      <w:lvlText w:val=""/>
+      <w:lvlJc w:val="left"/>
+      <w:pPr>
+        <w:tabs>
+          <w:tab w:val="num" w:pos="3600"/>
+        </w:tabs>
+        <w:ind w:left="3600" w:hanging="360"/>
+      </w:pPr>
+      <w:rPr>
+        <w:rFonts w:ascii="Wingdings" w:hAnsi="Wingdings" w:hint="default"/>
+        <w:sz w:val="20"/>
+      </w:rPr>
+    </w:lvl>
+    <w:lvl w:ilvl="5" w:tentative="1">
+      <w:start w:val="1"/>
+      <w:numFmt w:val="bullet"/>
+      <w:lvlText w:val=""/>
+      <w:lvlJc w:val="left"/>
+      <w:pPr>
+        <w:tabs>
+          <w:tab w:val="num" w:pos="4320"/>
+        </w:tabs>
+        <w:ind w:left="4320" w:hanging="360"/>
+      </w:pPr>
+      <w:rPr>
+        <w:rFonts w:ascii="Wingdings" w:hAnsi="Wingdings" w:hint="default"/>
+        <w:sz w:val="20"/>
+      </w:rPr>
+    </w:lvl>
+    <w:lvl w:ilvl="6" w:tentative="1">
+      <w:start w:val="1"/>
+      <w:numFmt w:val="bullet"/>
+      <w:lvlText w:val=""/>
+      <w:lvlJc w:val="left"/>
+      <w:pPr>
+        <w:tabs>
+          <w:tab w:val="num" w:pos="5040"/>
+        </w:tabs>
+        <w:ind w:left="5040" w:hanging="360"/>
+      </w:pPr>
+      <w:rPr>
+        <w:rFonts w:ascii="Wingdings" w:hAnsi="Wingdings" w:hint="default"/>
+        <w:sz w:val="20"/>
+      </w:rPr>
+    </w:lvl>
+    <w:lvl w:ilvl="7" w:tentative="1">
+      <w:start w:val="1"/>
+      <w:numFmt w:val="bullet"/>
+      <w:lvlText w:val=""/>
+      <w:lvlJc w:val="left"/>
+      <w:pPr>
+        <w:tabs>
+          <w:tab w:val="num" w:pos="5760"/>
+        </w:tabs>
+        <w:ind w:left="5760" w:hanging="360"/>
+      </w:pPr>
+      <w:rPr>
+        <w:rFonts w:ascii="Wingdings" w:hAnsi="Wingdings" w:hint="default"/>
+        <w:sz w:val="20"/>
+      </w:rPr>
+    </w:lvl>
+    <w:lvl w:ilvl="8" w:tentative="1">
+      <w:start w:val="1"/>
+      <w:numFmt w:val="bullet"/>
+      <w:lvlText w:val=""/>
+      <w:lvlJc w:val="left"/>
+      <w:pPr>
+        <w:tabs>
+          <w:tab w:val="num" w:pos="6480"/>
+        </w:tabs>
+        <w:ind w:left="6480" w:hanging="360"/>
+      </w:pPr>
+      <w:rPr>
+        <w:rFonts w:ascii="Wingdings" w:hAnsi="Wingdings" w:hint="default"/>
+        <w:sz w:val="20"/>
+      </w:rPr>
+    </w:lvl>
+  </w:abstractNum>
+  <w:abstractNum w:abstractNumId="30" w15:restartNumberingAfterBreak="0">
     <w:nsid w:val="58050B08"/>
     <w:multiLevelType w:val="multilevel"/>
     <w:tmpl w:val="D826E466"/>
@@ -9170,7 +12666,7 @@
       </w:rPr>
     </w:lvl>
   </w:abstractNum>
-  <w:abstractNum w:abstractNumId="29" w15:restartNumberingAfterBreak="0">
+  <w:abstractNum w:abstractNumId="31" w15:restartNumberingAfterBreak="0">
     <w:nsid w:val="59CD6086"/>
     <w:multiLevelType w:val="hybridMultilevel"/>
     <w:tmpl w:val="CF14B230"/>
@@ -9283,7 +12779,7 @@
       </w:rPr>
     </w:lvl>
   </w:abstractNum>
-  <w:abstractNum w:abstractNumId="30" w15:restartNumberingAfterBreak="0">
+  <w:abstractNum w:abstractNumId="32" w15:restartNumberingAfterBreak="0">
     <w:nsid w:val="5D9C7753"/>
     <w:multiLevelType w:val="multilevel"/>
     <w:tmpl w:val="F0E8A1F4"/>
@@ -9432,7 +12928,7 @@
       </w:rPr>
     </w:lvl>
   </w:abstractNum>
-  <w:abstractNum w:abstractNumId="31" w15:restartNumberingAfterBreak="0">
+  <w:abstractNum w:abstractNumId="33" w15:restartNumberingAfterBreak="0">
     <w:nsid w:val="60642397"/>
     <w:multiLevelType w:val="hybridMultilevel"/>
     <w:tmpl w:val="E892A7A0"/>
@@ -9545,7 +13041,7 @@
       </w:rPr>
     </w:lvl>
   </w:abstractNum>
-  <w:abstractNum w:abstractNumId="32" w15:restartNumberingAfterBreak="0">
+  <w:abstractNum w:abstractNumId="34" w15:restartNumberingAfterBreak="0">
     <w:nsid w:val="65AC3A78"/>
     <w:multiLevelType w:val="multilevel"/>
     <w:tmpl w:val="A78C1B0A"/>
@@ -9694,7 +13190,7 @@
       </w:rPr>
     </w:lvl>
   </w:abstractNum>
-  <w:abstractNum w:abstractNumId="33" w15:restartNumberingAfterBreak="0">
+  <w:abstractNum w:abstractNumId="35" w15:restartNumberingAfterBreak="0">
     <w:nsid w:val="67974B8F"/>
     <w:multiLevelType w:val="multilevel"/>
     <w:tmpl w:val="EA5416DE"/>
@@ -9843,7 +13339,7 @@
       </w:rPr>
     </w:lvl>
   </w:abstractNum>
-  <w:abstractNum w:abstractNumId="34" w15:restartNumberingAfterBreak="0">
+  <w:abstractNum w:abstractNumId="36" w15:restartNumberingAfterBreak="0">
     <w:nsid w:val="68990490"/>
     <w:multiLevelType w:val="hybridMultilevel"/>
     <w:tmpl w:val="6B60B118"/>
@@ -9956,7 +13452,7 @@
       </w:rPr>
     </w:lvl>
   </w:abstractNum>
-  <w:abstractNum w:abstractNumId="35" w15:restartNumberingAfterBreak="0">
+  <w:abstractNum w:abstractNumId="37" w15:restartNumberingAfterBreak="0">
     <w:nsid w:val="6BE0352F"/>
     <w:multiLevelType w:val="multilevel"/>
     <w:tmpl w:val="34FC1072"/>
@@ -10105,7 +13601,7 @@
       </w:rPr>
     </w:lvl>
   </w:abstractNum>
-  <w:abstractNum w:abstractNumId="36" w15:restartNumberingAfterBreak="0">
+  <w:abstractNum w:abstractNumId="38" w15:restartNumberingAfterBreak="0">
     <w:nsid w:val="6C3871D8"/>
     <w:multiLevelType w:val="hybridMultilevel"/>
     <w:tmpl w:val="81D2B872"/>
@@ -10218,7 +13714,7 @@
       </w:rPr>
     </w:lvl>
   </w:abstractNum>
-  <w:abstractNum w:abstractNumId="37" w15:restartNumberingAfterBreak="0">
+  <w:abstractNum w:abstractNumId="39" w15:restartNumberingAfterBreak="0">
     <w:nsid w:val="6CA41E50"/>
     <w:multiLevelType w:val="multilevel"/>
     <w:tmpl w:val="5660026E"/>
@@ -10367,7 +13863,7 @@
       </w:rPr>
     </w:lvl>
   </w:abstractNum>
-  <w:abstractNum w:abstractNumId="38" w15:restartNumberingAfterBreak="0">
+  <w:abstractNum w:abstractNumId="40" w15:restartNumberingAfterBreak="0">
     <w:nsid w:val="6CC20E51"/>
     <w:multiLevelType w:val="multilevel"/>
     <w:tmpl w:val="B1CEC110"/>
@@ -10516,7 +14012,7 @@
       </w:rPr>
     </w:lvl>
   </w:abstractNum>
-  <w:abstractNum w:abstractNumId="39" w15:restartNumberingAfterBreak="0">
+  <w:abstractNum w:abstractNumId="41" w15:restartNumberingAfterBreak="0">
     <w:nsid w:val="6E3961E5"/>
     <w:multiLevelType w:val="multilevel"/>
     <w:tmpl w:val="A704BB04"/>
@@ -10665,7 +14161,7 @@
       </w:rPr>
     </w:lvl>
   </w:abstractNum>
-  <w:abstractNum w:abstractNumId="40" w15:restartNumberingAfterBreak="0">
+  <w:abstractNum w:abstractNumId="42" w15:restartNumberingAfterBreak="0">
     <w:nsid w:val="73D92FCF"/>
     <w:multiLevelType w:val="multilevel"/>
     <w:tmpl w:val="91282856"/>
@@ -10814,7 +14310,7 @@
       </w:rPr>
     </w:lvl>
   </w:abstractNum>
-  <w:abstractNum w:abstractNumId="41" w15:restartNumberingAfterBreak="0">
+  <w:abstractNum w:abstractNumId="43" w15:restartNumberingAfterBreak="0">
     <w:nsid w:val="77930F86"/>
     <w:multiLevelType w:val="multilevel"/>
     <w:tmpl w:val="8DFA2CCC"/>
@@ -10963,7 +14459,7 @@
       </w:rPr>
     </w:lvl>
   </w:abstractNum>
-  <w:abstractNum w:abstractNumId="42" w15:restartNumberingAfterBreak="0">
+  <w:abstractNum w:abstractNumId="44" w15:restartNumberingAfterBreak="0">
     <w:nsid w:val="78505F22"/>
     <w:multiLevelType w:val="multilevel"/>
     <w:tmpl w:val="E3B07726"/>
@@ -11112,7 +14608,7 @@
       </w:rPr>
     </w:lvl>
   </w:abstractNum>
-  <w:abstractNum w:abstractNumId="43" w15:restartNumberingAfterBreak="0">
+  <w:abstractNum w:abstractNumId="45" w15:restartNumberingAfterBreak="0">
     <w:nsid w:val="79C37131"/>
     <w:multiLevelType w:val="hybridMultilevel"/>
     <w:tmpl w:val="A98255E4"/>
@@ -11238,43 +14734,43 @@
     <w:abstractNumId w:val="1"/>
   </w:num>
   <w:num w:numId="5" w16cid:durableId="1689483417">
-    <w:abstractNumId w:val="31"/>
+    <w:abstractNumId w:val="33"/>
   </w:num>
   <w:num w:numId="6" w16cid:durableId="1191066594">
     <w:abstractNumId w:val="11"/>
   </w:num>
   <w:num w:numId="7" w16cid:durableId="2067413735">
-    <w:abstractNumId w:val="34"/>
+    <w:abstractNumId w:val="36"/>
   </w:num>
   <w:num w:numId="8" w16cid:durableId="185532533">
-    <w:abstractNumId w:val="18"/>
+    <w:abstractNumId w:val="19"/>
   </w:num>
   <w:num w:numId="9" w16cid:durableId="636497975">
-    <w:abstractNumId w:val="36"/>
+    <w:abstractNumId w:val="38"/>
   </w:num>
   <w:num w:numId="10" w16cid:durableId="907374618">
-    <w:abstractNumId w:val="43"/>
+    <w:abstractNumId w:val="45"/>
   </w:num>
   <w:num w:numId="11" w16cid:durableId="255672062">
-    <w:abstractNumId w:val="29"/>
+    <w:abstractNumId w:val="31"/>
   </w:num>
   <w:num w:numId="12" w16cid:durableId="69234038">
-    <w:abstractNumId w:val="23"/>
+    <w:abstractNumId w:val="24"/>
   </w:num>
   <w:num w:numId="13" w16cid:durableId="1308048907">
     <w:abstractNumId w:val="10"/>
   </w:num>
   <w:num w:numId="14" w16cid:durableId="2019113375">
-    <w:abstractNumId w:val="41"/>
+    <w:abstractNumId w:val="43"/>
   </w:num>
   <w:num w:numId="15" w16cid:durableId="848643711">
-    <w:abstractNumId w:val="20"/>
+    <w:abstractNumId w:val="21"/>
   </w:num>
   <w:num w:numId="16" w16cid:durableId="1599946765">
     <w:abstractNumId w:val="14"/>
   </w:num>
   <w:num w:numId="17" w16cid:durableId="476459755">
-    <w:abstractNumId w:val="35"/>
+    <w:abstractNumId w:val="37"/>
   </w:num>
   <w:num w:numId="18" w16cid:durableId="1734887599">
     <w:abstractNumId w:val="8"/>
@@ -11283,7 +14779,7 @@
     <w:abstractNumId w:val="16"/>
   </w:num>
   <w:num w:numId="20" w16cid:durableId="617876713">
-    <w:abstractNumId w:val="42"/>
+    <w:abstractNumId w:val="44"/>
   </w:num>
   <w:num w:numId="21" w16cid:durableId="1049187811">
     <w:abstractNumId w:val="6"/>
@@ -11298,25 +14794,25 @@
     <w:abstractNumId w:val="4"/>
   </w:num>
   <w:num w:numId="25" w16cid:durableId="1017004990">
-    <w:abstractNumId w:val="19"/>
+    <w:abstractNumId w:val="20"/>
   </w:num>
   <w:num w:numId="26" w16cid:durableId="398403290">
     <w:abstractNumId w:val="0"/>
   </w:num>
   <w:num w:numId="27" w16cid:durableId="1411997284">
+    <w:abstractNumId w:val="23"/>
+  </w:num>
+  <w:num w:numId="28" w16cid:durableId="362832387">
     <w:abstractNumId w:val="22"/>
   </w:num>
-  <w:num w:numId="28" w16cid:durableId="362832387">
-    <w:abstractNumId w:val="21"/>
-  </w:num>
   <w:num w:numId="29" w16cid:durableId="1568681788">
-    <w:abstractNumId w:val="28"/>
+    <w:abstractNumId w:val="30"/>
   </w:num>
   <w:num w:numId="30" w16cid:durableId="31999166">
-    <w:abstractNumId w:val="25"/>
+    <w:abstractNumId w:val="26"/>
   </w:num>
   <w:num w:numId="31" w16cid:durableId="347685942">
-    <w:abstractNumId w:val="39"/>
+    <w:abstractNumId w:val="41"/>
   </w:num>
   <w:num w:numId="32" w16cid:durableId="1252009506">
     <w:abstractNumId w:val="3"/>
@@ -11325,13 +14821,13 @@
     <w:abstractNumId w:val="9"/>
   </w:num>
   <w:num w:numId="34" w16cid:durableId="263463916">
-    <w:abstractNumId w:val="27"/>
+    <w:abstractNumId w:val="28"/>
   </w:num>
   <w:num w:numId="35" w16cid:durableId="1272469952">
-    <w:abstractNumId w:val="30"/>
+    <w:abstractNumId w:val="32"/>
   </w:num>
   <w:num w:numId="36" w16cid:durableId="1353797834">
-    <w:abstractNumId w:val="33"/>
+    <w:abstractNumId w:val="35"/>
   </w:num>
   <w:num w:numId="37" w16cid:durableId="295567870">
     <w:abstractNumId w:val="13"/>
@@ -11340,22 +14836,28 @@
     <w:abstractNumId w:val="7"/>
   </w:num>
   <w:num w:numId="39" w16cid:durableId="1500192408">
-    <w:abstractNumId w:val="26"/>
+    <w:abstractNumId w:val="27"/>
   </w:num>
   <w:num w:numId="40" w16cid:durableId="1824202983">
-    <w:abstractNumId w:val="32"/>
+    <w:abstractNumId w:val="34"/>
   </w:num>
   <w:num w:numId="41" w16cid:durableId="1469784057">
-    <w:abstractNumId w:val="37"/>
+    <w:abstractNumId w:val="39"/>
   </w:num>
   <w:num w:numId="42" w16cid:durableId="480776905">
-    <w:abstractNumId w:val="24"/>
+    <w:abstractNumId w:val="25"/>
   </w:num>
   <w:num w:numId="43" w16cid:durableId="478571149">
-    <w:abstractNumId w:val="38"/>
+    <w:abstractNumId w:val="40"/>
   </w:num>
   <w:num w:numId="44" w16cid:durableId="2053529704">
-    <w:abstractNumId w:val="40"/>
+    <w:abstractNumId w:val="42"/>
+  </w:num>
+  <w:num w:numId="45" w16cid:durableId="715815482">
+    <w:abstractNumId w:val="18"/>
+  </w:num>
+  <w:num w:numId="46" w16cid:durableId="362676753">
+    <w:abstractNumId w:val="29"/>
   </w:num>
 </w:numbering>
 </file>
@@ -11880,7 +15382,6 @@
   <w:style w:type="character" w:default="1" w:styleId="DefaultParagraphFont">
     <w:name w:val="Default Paragraph Font"/>
     <w:uiPriority w:val="1"/>
-    <w:semiHidden/>
     <w:unhideWhenUsed/>
   </w:style>
   <w:style w:type="table" w:default="1" w:styleId="TableNormal">

--- a/SpaceShuttleProject_BalázsDávid/SpaceShuttelDoc.docx
+++ b/SpaceShuttleProject_BalázsDávid/SpaceShuttelDoc.docx
@@ -6,21 +6,8 @@
       <w:pPr>
         <w:jc w:val="center"/>
       </w:pPr>
-      <w:proofErr w:type="spellStart"/>
-      <w:r>
-        <w:t>Space</w:t>
-      </w:r>
-      <w:proofErr w:type="spellEnd"/>
-      <w:r>
-        <w:t xml:space="preserve"> </w:t>
-      </w:r>
-      <w:proofErr w:type="spellStart"/>
-      <w:r>
-        <w:t>Shuttle</w:t>
-      </w:r>
-      <w:proofErr w:type="spellEnd"/>
-      <w:r>
-        <w:t xml:space="preserve"> Projekt Dokumentáció</w:t>
+      <w:r>
+        <w:t>Space Shuttle Projekt Dokumentáció</w:t>
       </w:r>
     </w:p>
     <w:p>
@@ -195,21 +182,7 @@
         <w:rPr>
           <w:lang w:val="hu-HU"/>
         </w:rPr>
-        <w:t xml:space="preserve"> Microsoft Visual </w:t>
-      </w:r>
-      <w:proofErr w:type="spellStart"/>
-      <w:r>
-        <w:rPr>
-          <w:lang w:val="hu-HU"/>
-        </w:rPr>
-        <w:t>Studio</w:t>
-      </w:r>
-      <w:proofErr w:type="spellEnd"/>
-      <w:r>
-        <w:rPr>
-          <w:lang w:val="hu-HU"/>
-        </w:rPr>
-        <w:t xml:space="preserve"> </w:t>
+        <w:t xml:space="preserve"> Microsoft Visual Studio </w:t>
       </w:r>
     </w:p>
     <w:p>
@@ -259,21 +232,7 @@
         <w:rPr>
           <w:lang w:val="hu-HU"/>
         </w:rPr>
-        <w:t xml:space="preserve"> Windows </w:t>
-      </w:r>
-      <w:proofErr w:type="spellStart"/>
-      <w:r>
-        <w:rPr>
-          <w:lang w:val="hu-HU"/>
-        </w:rPr>
-        <w:t>Forms</w:t>
-      </w:r>
-      <w:proofErr w:type="spellEnd"/>
-      <w:r>
-        <w:rPr>
-          <w:lang w:val="hu-HU"/>
-        </w:rPr>
-        <w:t xml:space="preserve"> (.NET Framework) </w:t>
+        <w:t xml:space="preserve"> Windows Forms (.NET Framework) </w:t>
       </w:r>
     </w:p>
     <w:p>
@@ -315,18 +274,8 @@
           <w:bCs/>
           <w:lang w:val="hu-HU"/>
         </w:rPr>
-        <w:t xml:space="preserve">Windows </w:t>
-      </w:r>
-      <w:proofErr w:type="spellStart"/>
-      <w:r>
-        <w:rPr>
-          <w:b/>
-          <w:bCs/>
-          <w:lang w:val="hu-HU"/>
-        </w:rPr>
-        <w:t>Forms</w:t>
-      </w:r>
-      <w:proofErr w:type="spellEnd"/>
+        <w:t>Windows Forms</w:t>
+      </w:r>
       <w:r>
         <w:rPr>
           <w:lang w:val="hu-HU"/>
@@ -387,37 +336,13 @@
           <w:bCs/>
           <w:lang w:val="hu-HU"/>
         </w:rPr>
-        <w:t xml:space="preserve">Visual </w:t>
-      </w:r>
-      <w:proofErr w:type="spellStart"/>
-      <w:r>
-        <w:rPr>
-          <w:b/>
-          <w:bCs/>
-          <w:lang w:val="hu-HU"/>
-        </w:rPr>
-        <w:t>Studio</w:t>
-      </w:r>
-      <w:proofErr w:type="spellEnd"/>
-      <w:r>
-        <w:rPr>
-          <w:lang w:val="hu-HU"/>
-        </w:rPr>
-        <w:t xml:space="preserve"> beépített </w:t>
-      </w:r>
-      <w:proofErr w:type="spellStart"/>
-      <w:r>
-        <w:rPr>
-          <w:lang w:val="hu-HU"/>
-        </w:rPr>
-        <w:t>designerrel</w:t>
-      </w:r>
-      <w:proofErr w:type="spellEnd"/>
-      <w:r>
-        <w:rPr>
-          <w:lang w:val="hu-HU"/>
-        </w:rPr>
-        <w:t xml:space="preserve"> gyors UI készítést biztosít </w:t>
+        <w:t>Visual Studio</w:t>
+      </w:r>
+      <w:r>
+        <w:rPr>
+          <w:lang w:val="hu-HU"/>
+        </w:rPr>
+        <w:t xml:space="preserve"> beépített designerrel gyors UI készítést biztosít </w:t>
       </w:r>
     </w:p>
     <w:p>
@@ -502,76 +427,20 @@
         <w:rPr>
           <w:lang w:val="hu-HU"/>
         </w:rPr>
-        <w:t>A program egy strukturált .</w:t>
-      </w:r>
-      <w:proofErr w:type="spellStart"/>
-      <w:r>
-        <w:rPr>
-          <w:lang w:val="hu-HU"/>
-        </w:rPr>
-        <w:t>csv</w:t>
-      </w:r>
-      <w:proofErr w:type="spellEnd"/>
-      <w:r>
-        <w:rPr>
-          <w:lang w:val="hu-HU"/>
-        </w:rPr>
-        <w:t xml:space="preserve"> vagy .</w:t>
-      </w:r>
-      <w:proofErr w:type="spellStart"/>
-      <w:r>
-        <w:rPr>
-          <w:lang w:val="hu-HU"/>
-        </w:rPr>
-        <w:t>txt</w:t>
-      </w:r>
-      <w:proofErr w:type="spellEnd"/>
-      <w:r>
-        <w:rPr>
-          <w:lang w:val="hu-HU"/>
-        </w:rPr>
-        <w:t xml:space="preserve"> fájlból dolgozik:</w:t>
-      </w:r>
-    </w:p>
-    <w:p>
-      <w:pPr>
-        <w:rPr>
-          <w:lang w:val="hu-HU"/>
-        </w:rPr>
-      </w:pPr>
-      <w:r>
-        <w:rPr>
-          <w:lang w:val="hu-HU"/>
-        </w:rPr>
-        <w:t>STS-50;1992.06.</w:t>
-      </w:r>
-      <w:proofErr w:type="gramStart"/>
-      <w:r>
-        <w:rPr>
-          <w:lang w:val="hu-HU"/>
-        </w:rPr>
-        <w:t>25;Columbia</w:t>
-      </w:r>
-      <w:proofErr w:type="gramEnd"/>
-      <w:r>
-        <w:rPr>
-          <w:lang w:val="hu-HU"/>
-        </w:rPr>
-        <w:t>;13;</w:t>
-      </w:r>
-      <w:proofErr w:type="gramStart"/>
-      <w:r>
-        <w:rPr>
-          <w:lang w:val="hu-HU"/>
-        </w:rPr>
-        <w:t>19;Kennedy</w:t>
-      </w:r>
-      <w:proofErr w:type="gramEnd"/>
-      <w:r>
-        <w:rPr>
-          <w:lang w:val="hu-HU"/>
-        </w:rPr>
-        <w:t>;7</w:t>
+        <w:t>A program egy strukturált .csv vagy .txt fájlból dolgozik:</w:t>
+      </w:r>
+    </w:p>
+    <w:p>
+      <w:pPr>
+        <w:rPr>
+          <w:lang w:val="hu-HU"/>
+        </w:rPr>
+      </w:pPr>
+      <w:r>
+        <w:rPr>
+          <w:lang w:val="hu-HU"/>
+        </w:rPr>
+        <w:t>STS-50;1992.06.25;Columbia;13;19;Kennedy;7</w:t>
       </w:r>
     </w:p>
     <w:p>
@@ -747,25 +616,7 @@
           <w:bCs/>
           <w:lang w:val="hu-HU"/>
         </w:rPr>
-        <w:t>2.2 Osztály (</w:t>
-      </w:r>
-      <w:proofErr w:type="spellStart"/>
-      <w:r>
-        <w:rPr>
-          <w:b/>
-          <w:bCs/>
-          <w:lang w:val="hu-HU"/>
-        </w:rPr>
-        <w:t>SpaceShuttle</w:t>
-      </w:r>
-      <w:proofErr w:type="spellEnd"/>
-      <w:r>
-        <w:rPr>
-          <w:b/>
-          <w:bCs/>
-          <w:lang w:val="hu-HU"/>
-        </w:rPr>
-        <w:t>)</w:t>
+        <w:t>2.2 Osztály (SpaceShuttle)</w:t>
       </w:r>
     </w:p>
     <w:p>
@@ -787,49 +638,11 @@
           <w:lang w:val="hu-HU"/>
         </w:rPr>
       </w:pPr>
-      <w:proofErr w:type="spellStart"/>
-      <w:r>
-        <w:rPr>
-          <w:lang w:val="hu-HU"/>
-        </w:rPr>
-        <w:t>public</w:t>
-      </w:r>
-      <w:proofErr w:type="spellEnd"/>
-      <w:r>
-        <w:rPr>
-          <w:lang w:val="hu-HU"/>
-        </w:rPr>
-        <w:t xml:space="preserve"> </w:t>
-      </w:r>
-      <w:proofErr w:type="spellStart"/>
-      <w:proofErr w:type="gramStart"/>
-      <w:r>
-        <w:rPr>
-          <w:lang w:val="hu-HU"/>
-        </w:rPr>
-        <w:t>SpaceShuttle</w:t>
-      </w:r>
-      <w:proofErr w:type="spellEnd"/>
-      <w:r>
-        <w:rPr>
-          <w:lang w:val="hu-HU"/>
-        </w:rPr>
-        <w:t>(</w:t>
-      </w:r>
-      <w:proofErr w:type="spellStart"/>
-      <w:proofErr w:type="gramEnd"/>
-      <w:r>
-        <w:rPr>
-          <w:lang w:val="hu-HU"/>
-        </w:rPr>
-        <w:t>string</w:t>
-      </w:r>
-      <w:proofErr w:type="spellEnd"/>
-      <w:r>
-        <w:rPr>
-          <w:lang w:val="hu-HU"/>
-        </w:rPr>
-        <w:t xml:space="preserve"> sor)</w:t>
+      <w:r>
+        <w:rPr>
+          <w:lang w:val="hu-HU"/>
+        </w:rPr>
+        <w:t>public SpaceShuttle(string sor)</w:t>
       </w:r>
     </w:p>
     <w:p>
@@ -855,19 +668,11 @@
           <w:lang w:val="hu-HU"/>
         </w:rPr>
       </w:pPr>
-      <w:proofErr w:type="spellStart"/>
-      <w:r>
-        <w:rPr>
-          <w:lang w:val="hu-HU"/>
-        </w:rPr>
-        <w:t>kod</w:t>
-      </w:r>
-      <w:proofErr w:type="spellEnd"/>
-      <w:r>
-        <w:rPr>
-          <w:lang w:val="hu-HU"/>
-        </w:rPr>
-        <w:t xml:space="preserve"> </w:t>
+      <w:r>
+        <w:rPr>
+          <w:lang w:val="hu-HU"/>
+        </w:rPr>
+        <w:t xml:space="preserve">kod </w:t>
       </w:r>
     </w:p>
     <w:p>
@@ -880,19 +685,11 @@
           <w:lang w:val="hu-HU"/>
         </w:rPr>
       </w:pPr>
-      <w:proofErr w:type="spellStart"/>
-      <w:r>
-        <w:rPr>
-          <w:lang w:val="hu-HU"/>
-        </w:rPr>
-        <w:t>datum</w:t>
-      </w:r>
-      <w:proofErr w:type="spellEnd"/>
-      <w:r>
-        <w:rPr>
-          <w:lang w:val="hu-HU"/>
-        </w:rPr>
-        <w:t xml:space="preserve"> </w:t>
+      <w:r>
+        <w:rPr>
+          <w:lang w:val="hu-HU"/>
+        </w:rPr>
+        <w:t xml:space="preserve">datum </w:t>
       </w:r>
     </w:p>
     <w:p>
@@ -905,19 +702,11 @@
           <w:lang w:val="hu-HU"/>
         </w:rPr>
       </w:pPr>
-      <w:proofErr w:type="spellStart"/>
-      <w:r>
-        <w:rPr>
-          <w:lang w:val="hu-HU"/>
-        </w:rPr>
-        <w:t>ursiklo</w:t>
-      </w:r>
-      <w:proofErr w:type="spellEnd"/>
-      <w:r>
-        <w:rPr>
-          <w:lang w:val="hu-HU"/>
-        </w:rPr>
-        <w:t xml:space="preserve"> </w:t>
+      <w:r>
+        <w:rPr>
+          <w:lang w:val="hu-HU"/>
+        </w:rPr>
+        <w:t xml:space="preserve">ursiklo </w:t>
       </w:r>
     </w:p>
     <w:p>
@@ -947,19 +736,11 @@
           <w:lang w:val="hu-HU"/>
         </w:rPr>
       </w:pPr>
-      <w:proofErr w:type="spellStart"/>
-      <w:r>
-        <w:rPr>
-          <w:lang w:val="hu-HU"/>
-        </w:rPr>
-        <w:t>ora</w:t>
-      </w:r>
-      <w:proofErr w:type="spellEnd"/>
-      <w:r>
-        <w:rPr>
-          <w:lang w:val="hu-HU"/>
-        </w:rPr>
-        <w:t xml:space="preserve"> </w:t>
+      <w:r>
+        <w:rPr>
+          <w:lang w:val="hu-HU"/>
+        </w:rPr>
+        <w:t xml:space="preserve">ora </w:t>
       </w:r>
     </w:p>
     <w:p>
@@ -972,19 +753,11 @@
           <w:lang w:val="hu-HU"/>
         </w:rPr>
       </w:pPr>
-      <w:proofErr w:type="spellStart"/>
-      <w:r>
-        <w:rPr>
-          <w:lang w:val="hu-HU"/>
-        </w:rPr>
-        <w:t>urkozpont</w:t>
-      </w:r>
-      <w:proofErr w:type="spellEnd"/>
-      <w:r>
-        <w:rPr>
-          <w:lang w:val="hu-HU"/>
-        </w:rPr>
-        <w:t xml:space="preserve"> </w:t>
+      <w:r>
+        <w:rPr>
+          <w:lang w:val="hu-HU"/>
+        </w:rPr>
+        <w:t xml:space="preserve">urkozpont </w:t>
       </w:r>
     </w:p>
     <w:p>
@@ -997,19 +770,11 @@
           <w:lang w:val="hu-HU"/>
         </w:rPr>
       </w:pPr>
-      <w:proofErr w:type="spellStart"/>
-      <w:r>
-        <w:rPr>
-          <w:lang w:val="hu-HU"/>
-        </w:rPr>
-        <w:t>legenyseg</w:t>
-      </w:r>
-      <w:proofErr w:type="spellEnd"/>
-      <w:r>
-        <w:rPr>
-          <w:lang w:val="hu-HU"/>
-        </w:rPr>
-        <w:t xml:space="preserve"> </w:t>
+      <w:r>
+        <w:rPr>
+          <w:lang w:val="hu-HU"/>
+        </w:rPr>
+        <w:t xml:space="preserve">legenyseg </w:t>
       </w:r>
     </w:p>
     <w:p>
@@ -1072,33 +837,11 @@
           <w:lang w:val="hu-HU"/>
         </w:rPr>
       </w:pPr>
-      <w:proofErr w:type="spellStart"/>
-      <w:r>
-        <w:rPr>
-          <w:lang w:val="hu-HU"/>
-        </w:rPr>
-        <w:t>static</w:t>
-      </w:r>
-      <w:proofErr w:type="spellEnd"/>
-      <w:r>
-        <w:rPr>
-          <w:lang w:val="hu-HU"/>
-        </w:rPr>
-        <w:t xml:space="preserve"> List&lt;</w:t>
-      </w:r>
-      <w:proofErr w:type="spellStart"/>
-      <w:r>
-        <w:rPr>
-          <w:lang w:val="hu-HU"/>
-        </w:rPr>
-        <w:t>SpaceShuttle</w:t>
-      </w:r>
-      <w:proofErr w:type="spellEnd"/>
-      <w:r>
-        <w:rPr>
-          <w:lang w:val="hu-HU"/>
-        </w:rPr>
-        <w:t>&gt; adatok</w:t>
+      <w:r>
+        <w:rPr>
+          <w:lang w:val="hu-HU"/>
+        </w:rPr>
+        <w:t>static List&lt;SpaceShuttle&gt; adatok</w:t>
       </w:r>
     </w:p>
     <w:p>
@@ -1137,68 +880,24 @@
           <w:lang w:val="hu-HU"/>
         </w:rPr>
       </w:pPr>
-      <w:proofErr w:type="spellStart"/>
-      <w:r>
-        <w:rPr>
-          <w:lang w:val="hu-HU"/>
-        </w:rPr>
-        <w:t>static</w:t>
-      </w:r>
-      <w:proofErr w:type="spellEnd"/>
-      <w:r>
-        <w:rPr>
-          <w:lang w:val="hu-HU"/>
-        </w:rPr>
-        <w:t xml:space="preserve"> List&lt;</w:t>
-      </w:r>
-      <w:proofErr w:type="spellStart"/>
-      <w:r>
-        <w:rPr>
-          <w:lang w:val="hu-HU"/>
-        </w:rPr>
-        <w:t>string</w:t>
-      </w:r>
-      <w:proofErr w:type="spellEnd"/>
-      <w:r>
-        <w:rPr>
-          <w:lang w:val="hu-HU"/>
-        </w:rPr>
-        <w:t xml:space="preserve">&gt; </w:t>
-      </w:r>
-      <w:proofErr w:type="spellStart"/>
-      <w:r>
-        <w:rPr>
-          <w:lang w:val="hu-HU"/>
-        </w:rPr>
-        <w:t>urhajok</w:t>
-      </w:r>
-      <w:proofErr w:type="spellEnd"/>
-    </w:p>
-    <w:p>
-      <w:pPr>
-        <w:rPr>
-          <w:lang w:val="hu-HU"/>
-        </w:rPr>
-      </w:pPr>
-      <w:r>
-        <w:rPr>
-          <w:lang w:val="hu-HU"/>
-        </w:rPr>
-        <w:t xml:space="preserve">→ </w:t>
-      </w:r>
-      <w:proofErr w:type="spellStart"/>
-      <w:r>
-        <w:rPr>
-          <w:lang w:val="hu-HU"/>
-        </w:rPr>
-        <w:t>ComboBox</w:t>
-      </w:r>
-      <w:proofErr w:type="spellEnd"/>
-      <w:r>
-        <w:rPr>
-          <w:lang w:val="hu-HU"/>
-        </w:rPr>
-        <w:t xml:space="preserve"> feltöltéshez (egyedi értékek)</w:t>
+      <w:r>
+        <w:rPr>
+          <w:lang w:val="hu-HU"/>
+        </w:rPr>
+        <w:t>static List&lt;string&gt; urhajok</w:t>
+      </w:r>
+    </w:p>
+    <w:p>
+      <w:pPr>
+        <w:rPr>
+          <w:lang w:val="hu-HU"/>
+        </w:rPr>
+      </w:pPr>
+      <w:r>
+        <w:rPr>
+          <w:lang w:val="hu-HU"/>
+        </w:rPr>
+        <w:t>→ ComboBox feltöltéshez (egyedi értékek)</w:t>
       </w:r>
     </w:p>
     <w:p>
@@ -1224,68 +923,24 @@
           <w:lang w:val="hu-HU"/>
         </w:rPr>
       </w:pPr>
-      <w:proofErr w:type="spellStart"/>
-      <w:r>
-        <w:rPr>
-          <w:lang w:val="hu-HU"/>
-        </w:rPr>
-        <w:t>static</w:t>
-      </w:r>
-      <w:proofErr w:type="spellEnd"/>
-      <w:r>
-        <w:rPr>
-          <w:lang w:val="hu-HU"/>
-        </w:rPr>
-        <w:t xml:space="preserve"> List&lt;</w:t>
-      </w:r>
-      <w:proofErr w:type="spellStart"/>
-      <w:r>
-        <w:rPr>
-          <w:lang w:val="hu-HU"/>
-        </w:rPr>
-        <w:t>bool</w:t>
-      </w:r>
-      <w:proofErr w:type="spellEnd"/>
-      <w:r>
-        <w:rPr>
-          <w:lang w:val="hu-HU"/>
-        </w:rPr>
-        <w:t xml:space="preserve">&gt; </w:t>
-      </w:r>
-      <w:proofErr w:type="spellStart"/>
-      <w:r>
-        <w:rPr>
-          <w:lang w:val="hu-HU"/>
-        </w:rPr>
-        <w:t>filters</w:t>
-      </w:r>
-      <w:proofErr w:type="spellEnd"/>
-    </w:p>
-    <w:p>
-      <w:pPr>
-        <w:rPr>
-          <w:lang w:val="hu-HU"/>
-        </w:rPr>
-      </w:pPr>
-      <w:r>
-        <w:rPr>
-          <w:lang w:val="hu-HU"/>
-        </w:rPr>
-        <w:t xml:space="preserve">→ </w:t>
-      </w:r>
-      <w:proofErr w:type="spellStart"/>
-      <w:r>
-        <w:rPr>
-          <w:lang w:val="hu-HU"/>
-        </w:rPr>
-        <w:t>CheckBox</w:t>
-      </w:r>
-      <w:proofErr w:type="spellEnd"/>
-      <w:r>
-        <w:rPr>
-          <w:lang w:val="hu-HU"/>
-        </w:rPr>
-        <w:t xml:space="preserve"> állapotok tárolása</w:t>
+      <w:r>
+        <w:rPr>
+          <w:lang w:val="hu-HU"/>
+        </w:rPr>
+        <w:t>static List&lt;bool&gt; filters</w:t>
+      </w:r>
+    </w:p>
+    <w:p>
+      <w:pPr>
+        <w:rPr>
+          <w:lang w:val="hu-HU"/>
+        </w:rPr>
+      </w:pPr>
+      <w:r>
+        <w:rPr>
+          <w:lang w:val="hu-HU"/>
+        </w:rPr>
+        <w:t>→ CheckBox állapotok tárolása</w:t>
       </w:r>
     </w:p>
     <w:p>
@@ -1312,42 +967,12 @@
           <w:lang w:val="hu-HU"/>
         </w:rPr>
       </w:pPr>
-      <w:proofErr w:type="spellStart"/>
-      <w:r>
-        <w:rPr>
-          <w:lang w:val="hu-HU"/>
-        </w:rPr>
-        <w:t>static</w:t>
-      </w:r>
-      <w:proofErr w:type="spellEnd"/>
-      <w:r>
-        <w:rPr>
-          <w:lang w:val="hu-HU"/>
-        </w:rPr>
-        <w:t xml:space="preserve"> List&lt;</w:t>
-      </w:r>
-      <w:proofErr w:type="spellStart"/>
-      <w:r>
-        <w:rPr>
-          <w:lang w:val="hu-HU"/>
-        </w:rPr>
-        <w:t>string</w:t>
-      </w:r>
-      <w:proofErr w:type="spellEnd"/>
-      <w:r>
-        <w:rPr>
-          <w:lang w:val="hu-HU"/>
-        </w:rPr>
-        <w:t xml:space="preserve">&gt; </w:t>
-      </w:r>
-      <w:proofErr w:type="spellStart"/>
-      <w:r>
-        <w:rPr>
-          <w:lang w:val="hu-HU"/>
-        </w:rPr>
-        <w:t>header</w:t>
-      </w:r>
-      <w:proofErr w:type="spellEnd"/>
+      <w:r>
+        <w:rPr>
+          <w:lang w:val="hu-HU"/>
+        </w:rPr>
+        <w:t>static List&lt;string&gt; header</w:t>
+      </w:r>
     </w:p>
     <w:p>
       <w:pPr>
@@ -1389,19 +1014,11 @@
           <w:lang w:val="hu-HU"/>
         </w:rPr>
       </w:pPr>
-      <w:proofErr w:type="spellStart"/>
-      <w:r>
-        <w:rPr>
-          <w:lang w:val="hu-HU"/>
-        </w:rPr>
-        <w:t>FileName</w:t>
-      </w:r>
-      <w:proofErr w:type="spellEnd"/>
-      <w:r>
-        <w:rPr>
-          <w:lang w:val="hu-HU"/>
-        </w:rPr>
-        <w:t xml:space="preserve"> → mentési fájlnév </w:t>
+      <w:r>
+        <w:rPr>
+          <w:lang w:val="hu-HU"/>
+        </w:rPr>
+        <w:t xml:space="preserve">FileName → mentési fájlnév </w:t>
       </w:r>
     </w:p>
     <w:p>
@@ -1414,19 +1031,11 @@
           <w:lang w:val="hu-HU"/>
         </w:rPr>
       </w:pPr>
-      <w:proofErr w:type="spellStart"/>
-      <w:r>
-        <w:rPr>
-          <w:lang w:val="hu-HU"/>
-        </w:rPr>
-        <w:t>DestFolder</w:t>
-      </w:r>
-      <w:proofErr w:type="spellEnd"/>
-      <w:r>
-        <w:rPr>
-          <w:lang w:val="hu-HU"/>
-        </w:rPr>
-        <w:t xml:space="preserve"> → mentési mappa </w:t>
+      <w:r>
+        <w:rPr>
+          <w:lang w:val="hu-HU"/>
+        </w:rPr>
+        <w:t xml:space="preserve">DestFolder → mentési mappa </w:t>
       </w:r>
     </w:p>
     <w:p>
@@ -1439,19 +1048,11 @@
           <w:lang w:val="hu-HU"/>
         </w:rPr>
       </w:pPr>
-      <w:proofErr w:type="spellStart"/>
-      <w:r>
-        <w:rPr>
-          <w:lang w:val="hu-HU"/>
-        </w:rPr>
-        <w:t>selectedSpaceship</w:t>
-      </w:r>
-      <w:proofErr w:type="spellEnd"/>
-      <w:r>
-        <w:rPr>
-          <w:lang w:val="hu-HU"/>
-        </w:rPr>
-        <w:t xml:space="preserve"> → aktuális szűrés </w:t>
+      <w:r>
+        <w:rPr>
+          <w:lang w:val="hu-HU"/>
+        </w:rPr>
+        <w:t xml:space="preserve">selectedSpaceship → aktuális szűrés </w:t>
       </w:r>
     </w:p>
     <w:p>
@@ -1501,101 +1102,11 @@
           <w:lang w:val="hu-HU"/>
         </w:rPr>
       </w:pPr>
-      <w:proofErr w:type="spellStart"/>
-      <w:r>
-        <w:rPr>
-          <w:lang w:val="hu-HU"/>
-        </w:rPr>
-        <w:t>File.ReadAllLines</w:t>
-      </w:r>
-      <w:proofErr w:type="spellEnd"/>
-      <w:proofErr w:type="gramStart"/>
-      <w:r>
-        <w:rPr>
-          <w:lang w:val="hu-HU"/>
-        </w:rPr>
-        <w:t>(...).</w:t>
-      </w:r>
-      <w:proofErr w:type="spellStart"/>
-      <w:r>
-        <w:rPr>
-          <w:lang w:val="hu-HU"/>
-        </w:rPr>
-        <w:t>ToList</w:t>
-      </w:r>
-      <w:proofErr w:type="spellEnd"/>
-      <w:proofErr w:type="gramEnd"/>
-      <w:r>
-        <w:rPr>
-          <w:lang w:val="hu-HU"/>
-        </w:rPr>
-        <w:t>(</w:t>
-      </w:r>
-      <w:proofErr w:type="gramStart"/>
-      <w:r>
-        <w:rPr>
-          <w:lang w:val="hu-HU"/>
-        </w:rPr>
-        <w:t>).</w:t>
-      </w:r>
-      <w:proofErr w:type="spellStart"/>
-      <w:r>
-        <w:rPr>
-          <w:lang w:val="hu-HU"/>
-        </w:rPr>
-        <w:t>ForEach</w:t>
-      </w:r>
-      <w:proofErr w:type="spellEnd"/>
-      <w:proofErr w:type="gramEnd"/>
-      <w:r>
-        <w:rPr>
-          <w:lang w:val="hu-HU"/>
-        </w:rPr>
-        <w:t xml:space="preserve">(x =&gt; </w:t>
-      </w:r>
-      <w:proofErr w:type="spellStart"/>
-      <w:proofErr w:type="gramStart"/>
-      <w:r>
-        <w:rPr>
-          <w:lang w:val="hu-HU"/>
-        </w:rPr>
-        <w:t>adatok.Add</w:t>
-      </w:r>
-      <w:proofErr w:type="spellEnd"/>
-      <w:proofErr w:type="gramEnd"/>
-      <w:r>
-        <w:rPr>
-          <w:lang w:val="hu-HU"/>
-        </w:rPr>
-        <w:t>(</w:t>
-      </w:r>
-      <w:proofErr w:type="spellStart"/>
-      <w:r>
-        <w:rPr>
-          <w:lang w:val="hu-HU"/>
-        </w:rPr>
-        <w:t>new</w:t>
-      </w:r>
-      <w:proofErr w:type="spellEnd"/>
-      <w:r>
-        <w:rPr>
-          <w:lang w:val="hu-HU"/>
-        </w:rPr>
-        <w:t xml:space="preserve"> </w:t>
-      </w:r>
-      <w:proofErr w:type="spellStart"/>
-      <w:r>
-        <w:rPr>
-          <w:lang w:val="hu-HU"/>
-        </w:rPr>
-        <w:t>SpaceShuttle</w:t>
-      </w:r>
-      <w:proofErr w:type="spellEnd"/>
-      <w:r>
-        <w:rPr>
-          <w:lang w:val="hu-HU"/>
-        </w:rPr>
-        <w:t>(x)));</w:t>
+      <w:r>
+        <w:rPr>
+          <w:lang w:val="hu-HU"/>
+        </w:rPr>
+        <w:t>File.ReadAllLines(...).ToList().ForEach(x =&gt; adatok.Add(new SpaceShuttle(x)));</w:t>
       </w:r>
     </w:p>
     <w:p>
@@ -1685,25 +1196,7 @@
           <w:bCs/>
           <w:lang w:val="hu-HU"/>
         </w:rPr>
-        <w:t>3.2 Dinamikus szűrés (</w:t>
-      </w:r>
-      <w:proofErr w:type="spellStart"/>
-      <w:r>
-        <w:rPr>
-          <w:b/>
-          <w:bCs/>
-          <w:lang w:val="hu-HU"/>
-        </w:rPr>
-        <w:t>CheckBox</w:t>
-      </w:r>
-      <w:proofErr w:type="spellEnd"/>
-      <w:r>
-        <w:rPr>
-          <w:b/>
-          <w:bCs/>
-          <w:lang w:val="hu-HU"/>
-        </w:rPr>
-        <w:t xml:space="preserve"> alapú)</w:t>
+        <w:t>3.2 Dinamikus szűrés (CheckBox alapú)</w:t>
       </w:r>
     </w:p>
     <w:p>
@@ -1725,33 +1218,11 @@
           <w:lang w:val="hu-HU"/>
         </w:rPr>
       </w:pPr>
-      <w:proofErr w:type="spellStart"/>
-      <w:r>
-        <w:rPr>
-          <w:lang w:val="hu-HU"/>
-        </w:rPr>
-        <w:t>if</w:t>
-      </w:r>
-      <w:proofErr w:type="spellEnd"/>
-      <w:r>
-        <w:rPr>
-          <w:lang w:val="hu-HU"/>
-        </w:rPr>
-        <w:t xml:space="preserve"> (</w:t>
-      </w:r>
-      <w:proofErr w:type="spellStart"/>
-      <w:r>
-        <w:rPr>
-          <w:lang w:val="hu-HU"/>
-        </w:rPr>
-        <w:t>filters</w:t>
-      </w:r>
-      <w:proofErr w:type="spellEnd"/>
-      <w:r>
-        <w:rPr>
-          <w:lang w:val="hu-HU"/>
-        </w:rPr>
-        <w:t>[i])</w:t>
+      <w:r>
+        <w:rPr>
+          <w:lang w:val="hu-HU"/>
+        </w:rPr>
+        <w:t>if (filters[i])</w:t>
       </w:r>
       <w:r>
         <w:rPr>
@@ -1765,85 +1236,21 @@
           <w:lang w:val="hu-HU"/>
         </w:rPr>
         <w:br/>
-        <w:t xml:space="preserve">    </w:t>
-      </w:r>
-      <w:proofErr w:type="spellStart"/>
-      <w:r>
-        <w:rPr>
-          <w:lang w:val="hu-HU"/>
-        </w:rPr>
-        <w:t>switch</w:t>
-      </w:r>
-      <w:proofErr w:type="spellEnd"/>
-      <w:r>
-        <w:rPr>
-          <w:lang w:val="hu-HU"/>
-        </w:rPr>
-        <w:t>(i)</w:t>
+        <w:t xml:space="preserve">    switch(i)</w:t>
       </w:r>
       <w:r>
         <w:rPr>
           <w:lang w:val="hu-HU"/>
         </w:rPr>
         <w:br/>
-        <w:t xml:space="preserve"> </w:t>
-      </w:r>
-      <w:proofErr w:type="gramStart"/>
-      <w:r>
-        <w:rPr>
-          <w:lang w:val="hu-HU"/>
-        </w:rPr>
-        <w:t xml:space="preserve">   {</w:t>
-      </w:r>
-      <w:proofErr w:type="gramEnd"/>
+        <w:t xml:space="preserve">    {</w:t>
+      </w:r>
       <w:r>
         <w:rPr>
           <w:lang w:val="hu-HU"/>
         </w:rPr>
         <w:br/>
-        <w:t xml:space="preserve">        </w:t>
-      </w:r>
-      <w:proofErr w:type="spellStart"/>
-      <w:r>
-        <w:rPr>
-          <w:lang w:val="hu-HU"/>
-        </w:rPr>
-        <w:t>case</w:t>
-      </w:r>
-      <w:proofErr w:type="spellEnd"/>
-      <w:r>
-        <w:rPr>
-          <w:lang w:val="hu-HU"/>
-        </w:rPr>
-        <w:t xml:space="preserve"> 0: </w:t>
-      </w:r>
-      <w:proofErr w:type="spellStart"/>
-      <w:r>
-        <w:rPr>
-          <w:lang w:val="hu-HU"/>
-        </w:rPr>
-        <w:t>customContent</w:t>
-      </w:r>
-      <w:proofErr w:type="spellEnd"/>
-      <w:r>
-        <w:rPr>
-          <w:lang w:val="hu-HU"/>
-        </w:rPr>
-        <w:t xml:space="preserve"> += </w:t>
-      </w:r>
-      <w:proofErr w:type="spellStart"/>
-      <w:r>
-        <w:rPr>
-          <w:lang w:val="hu-HU"/>
-        </w:rPr>
-        <w:t>item.kod</w:t>
-      </w:r>
-      <w:proofErr w:type="spellEnd"/>
-      <w:r>
-        <w:rPr>
-          <w:lang w:val="hu-HU"/>
-        </w:rPr>
-        <w:t>;</w:t>
+        <w:t xml:space="preserve">        case 0: customContent += item.kod;</w:t>
       </w:r>
       <w:r>
         <w:rPr>
@@ -1857,16 +1264,8 @@
           <w:lang w:val="hu-HU"/>
         </w:rPr>
         <w:br/>
-        <w:t xml:space="preserve">  </w:t>
-      </w:r>
-      <w:proofErr w:type="gramStart"/>
-      <w:r>
-        <w:rPr>
-          <w:lang w:val="hu-HU"/>
-        </w:rPr>
-        <w:t xml:space="preserve">  }</w:t>
-      </w:r>
-      <w:proofErr w:type="gramEnd"/>
+        <w:t xml:space="preserve">    }</w:t>
+      </w:r>
       <w:r>
         <w:rPr>
           <w:lang w:val="hu-HU"/>
@@ -1904,35 +1303,7 @@
         <w:rPr>
           <w:lang w:val="hu-HU"/>
         </w:rPr>
-        <w:t xml:space="preserve">index-alapú </w:t>
-      </w:r>
-      <w:proofErr w:type="spellStart"/>
-      <w:r>
-        <w:rPr>
-          <w:lang w:val="hu-HU"/>
-        </w:rPr>
-        <w:t>mapping</w:t>
-      </w:r>
-      <w:proofErr w:type="spellEnd"/>
-      <w:r>
-        <w:rPr>
-          <w:lang w:val="hu-HU"/>
-        </w:rPr>
-        <w:t xml:space="preserve"> (</w:t>
-      </w:r>
-      <w:proofErr w:type="spellStart"/>
-      <w:r>
-        <w:rPr>
-          <w:lang w:val="hu-HU"/>
-        </w:rPr>
-        <w:t>CheckBox</w:t>
-      </w:r>
-      <w:proofErr w:type="spellEnd"/>
-      <w:r>
-        <w:rPr>
-          <w:lang w:val="hu-HU"/>
-        </w:rPr>
-        <w:t xml:space="preserve"> ↔ adat) </w:t>
+        <w:t xml:space="preserve">index-alapú mapping (CheckBox ↔ adat) </w:t>
       </w:r>
     </w:p>
     <w:p>
@@ -1974,76 +1345,20 @@
           <w:lang w:val="hu-HU"/>
         </w:rPr>
         <w:lastRenderedPageBreak/>
-        <w:t xml:space="preserve">3.3 Szűrés </w:t>
-      </w:r>
-      <w:proofErr w:type="spellStart"/>
-      <w:r>
-        <w:rPr>
-          <w:b/>
-          <w:bCs/>
-          <w:lang w:val="hu-HU"/>
-        </w:rPr>
-        <w:t>ComboBox</w:t>
-      </w:r>
-      <w:proofErr w:type="spellEnd"/>
-      <w:r>
-        <w:rPr>
-          <w:b/>
-          <w:bCs/>
-          <w:lang w:val="hu-HU"/>
-        </w:rPr>
-        <w:t xml:space="preserve"> alapján</w:t>
-      </w:r>
-    </w:p>
-    <w:p>
-      <w:pPr>
-        <w:rPr>
-          <w:lang w:val="hu-HU"/>
-        </w:rPr>
-      </w:pPr>
-      <w:proofErr w:type="spellStart"/>
-      <w:r>
-        <w:rPr>
-          <w:lang w:val="hu-HU"/>
-        </w:rPr>
-        <w:t>if</w:t>
-      </w:r>
-      <w:proofErr w:type="spellEnd"/>
-      <w:r>
-        <w:rPr>
-          <w:lang w:val="hu-HU"/>
-        </w:rPr>
-        <w:t xml:space="preserve"> (</w:t>
-      </w:r>
-      <w:proofErr w:type="spellStart"/>
-      <w:proofErr w:type="gramStart"/>
-      <w:r>
-        <w:rPr>
-          <w:lang w:val="hu-HU"/>
-        </w:rPr>
-        <w:t>item.ursiklo</w:t>
-      </w:r>
-      <w:proofErr w:type="spellEnd"/>
-      <w:proofErr w:type="gramEnd"/>
-      <w:r>
-        <w:rPr>
-          <w:lang w:val="hu-HU"/>
-        </w:rPr>
-        <w:t xml:space="preserve"> == </w:t>
-      </w:r>
-      <w:proofErr w:type="spellStart"/>
-      <w:r>
-        <w:rPr>
-          <w:lang w:val="hu-HU"/>
-        </w:rPr>
-        <w:t>selected</w:t>
-      </w:r>
-      <w:proofErr w:type="spellEnd"/>
-      <w:r>
-        <w:rPr>
-          <w:lang w:val="hu-HU"/>
-        </w:rPr>
-        <w:t>)</w:t>
+        <w:t>3.3 Szűrés ComboBox alapján</w:t>
+      </w:r>
+    </w:p>
+    <w:p>
+      <w:pPr>
+        <w:rPr>
+          <w:lang w:val="hu-HU"/>
+        </w:rPr>
+      </w:pPr>
+      <w:r>
+        <w:rPr>
+          <w:lang w:val="hu-HU"/>
+        </w:rPr>
+        <w:t>if (item.ursiklo == selected)</w:t>
       </w:r>
     </w:p>
     <w:p>
@@ -2106,37 +1421,11 @@
           <w:lang w:val="hu-HU"/>
         </w:rPr>
       </w:pPr>
-      <w:proofErr w:type="spellStart"/>
-      <w:proofErr w:type="gramStart"/>
-      <w:r>
-        <w:rPr>
-          <w:lang w:val="hu-HU"/>
-        </w:rPr>
-        <w:t>adatok.Sum</w:t>
-      </w:r>
-      <w:proofErr w:type="spellEnd"/>
-      <w:proofErr w:type="gramEnd"/>
-      <w:r>
-        <w:rPr>
-          <w:lang w:val="hu-HU"/>
-        </w:rPr>
-        <w:t xml:space="preserve">(x =&gt; </w:t>
-      </w:r>
-      <w:proofErr w:type="spellStart"/>
-      <w:proofErr w:type="gramStart"/>
-      <w:r>
-        <w:rPr>
-          <w:lang w:val="hu-HU"/>
-        </w:rPr>
-        <w:t>x.legenyseg</w:t>
-      </w:r>
-      <w:proofErr w:type="spellEnd"/>
-      <w:proofErr w:type="gramEnd"/>
-      <w:r>
-        <w:rPr>
-          <w:lang w:val="hu-HU"/>
-        </w:rPr>
-        <w:t>)</w:t>
+      <w:r>
+        <w:rPr>
+          <w:lang w:val="hu-HU"/>
+        </w:rPr>
+        <w:t>adatok.Sum(x =&gt; x.legenyseg)</w:t>
       </w:r>
     </w:p>
     <w:p>
@@ -2162,81 +1451,11 @@
           <w:lang w:val="hu-HU"/>
         </w:rPr>
       </w:pPr>
-      <w:proofErr w:type="spellStart"/>
-      <w:proofErr w:type="gramStart"/>
-      <w:r>
-        <w:rPr>
-          <w:lang w:val="hu-HU"/>
-        </w:rPr>
-        <w:t>adatok.OrderBy</w:t>
-      </w:r>
-      <w:proofErr w:type="spellEnd"/>
-      <w:proofErr w:type="gramEnd"/>
-      <w:r>
-        <w:rPr>
-          <w:lang w:val="hu-HU"/>
-        </w:rPr>
-        <w:t xml:space="preserve">(x =&gt; </w:t>
-      </w:r>
-      <w:proofErr w:type="spellStart"/>
-      <w:r>
-        <w:rPr>
-          <w:lang w:val="hu-HU"/>
-        </w:rPr>
-        <w:t>x.nap</w:t>
-      </w:r>
-      <w:proofErr w:type="spellEnd"/>
-      <w:proofErr w:type="gramStart"/>
-      <w:r>
-        <w:rPr>
-          <w:lang w:val="hu-HU"/>
-        </w:rPr>
-        <w:t>).</w:t>
-      </w:r>
-      <w:proofErr w:type="spellStart"/>
-      <w:r>
-        <w:rPr>
-          <w:lang w:val="hu-HU"/>
-        </w:rPr>
-        <w:t>ThenBy</w:t>
-      </w:r>
-      <w:proofErr w:type="spellEnd"/>
-      <w:proofErr w:type="gramEnd"/>
-      <w:r>
-        <w:rPr>
-          <w:lang w:val="hu-HU"/>
-        </w:rPr>
-        <w:t xml:space="preserve">(x =&gt; </w:t>
-      </w:r>
-      <w:proofErr w:type="spellStart"/>
-      <w:r>
-        <w:rPr>
-          <w:lang w:val="hu-HU"/>
-        </w:rPr>
-        <w:t>x.ora</w:t>
-      </w:r>
-      <w:proofErr w:type="spellEnd"/>
-      <w:proofErr w:type="gramStart"/>
-      <w:r>
-        <w:rPr>
-          <w:lang w:val="hu-HU"/>
-        </w:rPr>
-        <w:t>).</w:t>
-      </w:r>
-      <w:proofErr w:type="spellStart"/>
-      <w:r>
-        <w:rPr>
-          <w:lang w:val="hu-HU"/>
-        </w:rPr>
-        <w:t>LastOrDefault</w:t>
-      </w:r>
-      <w:proofErr w:type="spellEnd"/>
-      <w:proofErr w:type="gramEnd"/>
-      <w:r>
-        <w:rPr>
-          <w:lang w:val="hu-HU"/>
-        </w:rPr>
-        <w:t>();</w:t>
+      <w:r>
+        <w:rPr>
+          <w:lang w:val="hu-HU"/>
+        </w:rPr>
+        <w:t>adatok.OrderBy(x =&gt; x.nap).ThenBy(x =&gt; x.ora).LastOrDefault();</w:t>
       </w:r>
     </w:p>
     <w:p>
@@ -2266,49 +1485,7 @@
         <w:rPr>
           <w:lang w:val="hu-HU"/>
         </w:rPr>
-        <w:t>(</w:t>
-      </w:r>
-      <w:proofErr w:type="spellStart"/>
-      <w:r>
-        <w:rPr>
-          <w:lang w:val="hu-HU"/>
-        </w:rPr>
-        <w:t>Math.Round</w:t>
-      </w:r>
-      <w:proofErr w:type="spellEnd"/>
-      <w:r>
-        <w:rPr>
-          <w:lang w:val="hu-HU"/>
-        </w:rPr>
-        <w:t>((</w:t>
-      </w:r>
-      <w:proofErr w:type="spellStart"/>
-      <w:r>
-        <w:rPr>
-          <w:lang w:val="hu-HU"/>
-        </w:rPr>
-        <w:t>kennedy</w:t>
-      </w:r>
-      <w:proofErr w:type="spellEnd"/>
-      <w:r>
-        <w:rPr>
-          <w:lang w:val="hu-HU"/>
-        </w:rPr>
-        <w:t xml:space="preserve"> / </w:t>
-      </w:r>
-      <w:proofErr w:type="spellStart"/>
-      <w:r>
-        <w:rPr>
-          <w:lang w:val="hu-HU"/>
-        </w:rPr>
-        <w:t>landedStation</w:t>
-      </w:r>
-      <w:proofErr w:type="spellEnd"/>
-      <w:r>
-        <w:rPr>
-          <w:lang w:val="hu-HU"/>
-        </w:rPr>
-        <w:t>) * 100))</w:t>
+        <w:t>(Math.Round((kennedy / landedStation) * 100))</w:t>
       </w:r>
     </w:p>
     <w:p>
@@ -2341,55 +1518,11 @@
           <w:lang w:val="hu-HU"/>
         </w:rPr>
       </w:pPr>
-      <w:proofErr w:type="spellStart"/>
-      <w:r>
-        <w:rPr>
-          <w:lang w:val="hu-HU"/>
-        </w:rPr>
-        <w:t>if</w:t>
-      </w:r>
-      <w:proofErr w:type="spellEnd"/>
-      <w:r>
-        <w:rPr>
-          <w:lang w:val="hu-HU"/>
-        </w:rPr>
-        <w:t xml:space="preserve"> (</w:t>
-      </w:r>
-      <w:proofErr w:type="spellStart"/>
-      <w:proofErr w:type="gramStart"/>
-      <w:r>
-        <w:rPr>
-          <w:lang w:val="hu-HU"/>
-        </w:rPr>
-        <w:t>item.datum</w:t>
-      </w:r>
-      <w:proofErr w:type="gramEnd"/>
-      <w:r>
-        <w:rPr>
-          <w:lang w:val="hu-HU"/>
-        </w:rPr>
-        <w:t>.StartsWith</w:t>
-      </w:r>
-      <w:proofErr w:type="spellEnd"/>
-      <w:r>
-        <w:rPr>
-          <w:lang w:val="hu-HU"/>
-        </w:rPr>
-        <w:t>(</w:t>
-      </w:r>
-      <w:proofErr w:type="spellStart"/>
-      <w:r>
-        <w:rPr>
-          <w:lang w:val="hu-HU"/>
-        </w:rPr>
-        <w:t>year</w:t>
-      </w:r>
-      <w:proofErr w:type="spellEnd"/>
-      <w:r>
-        <w:rPr>
-          <w:lang w:val="hu-HU"/>
-        </w:rPr>
-        <w:t>))</w:t>
+      <w:r>
+        <w:rPr>
+          <w:lang w:val="hu-HU"/>
+        </w:rPr>
+        <w:t>if (item.datum.StartsWith(year))</w:t>
       </w:r>
     </w:p>
     <w:p>
@@ -2415,19 +1548,11 @@
           <w:lang w:val="hu-HU"/>
         </w:rPr>
       </w:pPr>
-      <w:proofErr w:type="spellStart"/>
-      <w:r>
-        <w:rPr>
-          <w:lang w:val="hu-HU"/>
-        </w:rPr>
-        <w:t>split</w:t>
-      </w:r>
-      <w:proofErr w:type="spellEnd"/>
-      <w:r>
-        <w:rPr>
-          <w:lang w:val="hu-HU"/>
-        </w:rPr>
-        <w:t xml:space="preserve"> → év kivétele </w:t>
+      <w:r>
+        <w:rPr>
+          <w:lang w:val="hu-HU"/>
+        </w:rPr>
+        <w:t xml:space="preserve">split → év kivétele </w:t>
       </w:r>
     </w:p>
     <w:p>
@@ -2477,61 +1602,11 @@
           <w:lang w:val="hu-HU"/>
         </w:rPr>
       </w:pPr>
-      <w:proofErr w:type="spellStart"/>
-      <w:r>
-        <w:rPr>
-          <w:lang w:val="hu-HU"/>
-        </w:rPr>
-        <w:t>StreamWriter</w:t>
-      </w:r>
-      <w:proofErr w:type="spellEnd"/>
-      <w:r>
-        <w:rPr>
-          <w:lang w:val="hu-HU"/>
-        </w:rPr>
-        <w:t xml:space="preserve"> </w:t>
-      </w:r>
-      <w:proofErr w:type="spellStart"/>
-      <w:r>
-        <w:rPr>
-          <w:lang w:val="hu-HU"/>
-        </w:rPr>
-        <w:t>sw</w:t>
-      </w:r>
-      <w:proofErr w:type="spellEnd"/>
-      <w:r>
-        <w:rPr>
-          <w:lang w:val="hu-HU"/>
-        </w:rPr>
-        <w:t xml:space="preserve"> = </w:t>
-      </w:r>
-      <w:proofErr w:type="spellStart"/>
-      <w:r>
-        <w:rPr>
-          <w:lang w:val="hu-HU"/>
-        </w:rPr>
-        <w:t>new</w:t>
-      </w:r>
-      <w:proofErr w:type="spellEnd"/>
-      <w:r>
-        <w:rPr>
-          <w:lang w:val="hu-HU"/>
-        </w:rPr>
-        <w:t xml:space="preserve"> </w:t>
-      </w:r>
-      <w:proofErr w:type="spellStart"/>
-      <w:r>
-        <w:rPr>
-          <w:lang w:val="hu-HU"/>
-        </w:rPr>
-        <w:t>StreamWriter</w:t>
-      </w:r>
-      <w:proofErr w:type="spellEnd"/>
-      <w:r>
-        <w:rPr>
-          <w:lang w:val="hu-HU"/>
-        </w:rPr>
-        <w:t>(...);</w:t>
+      <w:r>
+        <w:rPr>
+          <w:lang w:val="hu-HU"/>
+        </w:rPr>
+        <w:t>StreamWriter sw = new StreamWriter(...);</w:t>
       </w:r>
     </w:p>
     <w:p>
@@ -2565,21 +1640,24 @@
         <w:rPr>
           <w:lang w:val="hu-HU"/>
         </w:rPr>
-        <w:t xml:space="preserve">vagy </w:t>
-      </w:r>
-      <w:proofErr w:type="spellStart"/>
-      <w:r>
-        <w:rPr>
-          <w:lang w:val="hu-HU"/>
-        </w:rPr>
-        <w:t>listBox</w:t>
-      </w:r>
-      <w:proofErr w:type="spellEnd"/>
-      <w:r>
-        <w:rPr>
-          <w:lang w:val="hu-HU"/>
-        </w:rPr>
-        <w:t xml:space="preserve"> tartalom mentése </w:t>
+        <w:t xml:space="preserve">vagy listBox tartalom mentése </w:t>
+      </w:r>
+    </w:p>
+    <w:p>
+      <w:pPr>
+        <w:numPr>
+          <w:ilvl w:val="0"/>
+          <w:numId w:val="37"/>
+        </w:numPr>
+        <w:rPr>
+          <w:lang w:val="hu-HU"/>
+        </w:rPr>
+      </w:pPr>
+      <w:r>
+        <w:rPr>
+          <w:lang w:val="hu-HU"/>
+        </w:rPr>
+        <w:t>Csoportosított adatok elmentése, űrhajók szerint csoportosítva</w:t>
       </w:r>
     </w:p>
     <w:p>
@@ -2678,7 +1756,6 @@
           <w:bCs/>
           <w:lang w:val="hu-HU"/>
         </w:rPr>
-        <w:lastRenderedPageBreak/>
         <w:t>4.2 Tesztesetek</w:t>
       </w:r>
     </w:p>
@@ -2986,19 +2063,11 @@
                 <w:lang w:val="hu-HU"/>
               </w:rPr>
             </w:pPr>
-            <w:proofErr w:type="spellStart"/>
             <w:r>
               <w:rPr>
                 <w:lang w:val="hu-HU"/>
               </w:rPr>
-              <w:t>checkbox</w:t>
-            </w:r>
-            <w:proofErr w:type="spellEnd"/>
-            <w:r>
-              <w:rPr>
-                <w:lang w:val="hu-HU"/>
-              </w:rPr>
-              <w:t xml:space="preserve"> kikapcsol</w:t>
+              <w:t>checkbox kikapcsol</w:t>
             </w:r>
           </w:p>
         </w:tc>
@@ -3449,16 +2518,8 @@
               <w:rPr>
                 <w:lang w:val="hu-HU"/>
               </w:rPr>
-              <w:t xml:space="preserve">csak </w:t>
+              <w:t>csak listBox</w:t>
             </w:r>
-            <w:proofErr w:type="spellStart"/>
-            <w:r>
-              <w:rPr>
-                <w:lang w:val="hu-HU"/>
-              </w:rPr>
-              <w:t>listBox</w:t>
-            </w:r>
-            <w:proofErr w:type="spellEnd"/>
           </w:p>
         </w:tc>
       </w:tr>
@@ -3552,6 +2613,7 @@
           <w:bCs/>
           <w:lang w:val="hu-HU"/>
         </w:rPr>
+        <w:lastRenderedPageBreak/>
         <w:t>5.1 Funkcionális bővítések</w:t>
       </w:r>
     </w:p>
@@ -3569,7 +2631,6 @@
         <w:rPr>
           <w:lang w:val="hu-HU"/>
         </w:rPr>
-        <w:lastRenderedPageBreak/>
         <w:t xml:space="preserve">grafikonok (pl. küldetések időben) </w:t>
       </w:r>
     </w:p>
@@ -3695,21 +2756,7 @@
         <w:rPr>
           <w:lang w:val="hu-HU"/>
         </w:rPr>
-        <w:t xml:space="preserve">reszponzív </w:t>
-      </w:r>
-      <w:proofErr w:type="spellStart"/>
-      <w:r>
-        <w:rPr>
-          <w:lang w:val="hu-HU"/>
-        </w:rPr>
-        <w:t>layout</w:t>
-      </w:r>
-      <w:proofErr w:type="spellEnd"/>
-      <w:r>
-        <w:rPr>
-          <w:lang w:val="hu-HU"/>
-        </w:rPr>
-        <w:t xml:space="preserve"> </w:t>
+        <w:t xml:space="preserve">reszponzív layout </w:t>
       </w:r>
     </w:p>
     <w:p>
@@ -3779,19 +2826,11 @@
           <w:lang w:val="hu-HU"/>
         </w:rPr>
       </w:pPr>
-      <w:proofErr w:type="spellStart"/>
-      <w:r>
-        <w:rPr>
-          <w:lang w:val="hu-HU"/>
-        </w:rPr>
-        <w:t>try-catch</w:t>
-      </w:r>
-      <w:proofErr w:type="spellEnd"/>
-      <w:r>
-        <w:rPr>
-          <w:lang w:val="hu-HU"/>
-        </w:rPr>
-        <w:t xml:space="preserve"> blokkok </w:t>
+      <w:r>
+        <w:rPr>
+          <w:lang w:val="hu-HU"/>
+        </w:rPr>
+        <w:t xml:space="preserve">try-catch blokkok </w:t>
       </w:r>
     </w:p>
     <w:p>
@@ -3821,19 +2860,11 @@
           <w:lang w:val="hu-HU"/>
         </w:rPr>
       </w:pPr>
-      <w:proofErr w:type="spellStart"/>
-      <w:r>
-        <w:rPr>
-          <w:lang w:val="hu-HU"/>
-        </w:rPr>
-        <w:t>logging</w:t>
-      </w:r>
-      <w:proofErr w:type="spellEnd"/>
-      <w:r>
-        <w:rPr>
-          <w:lang w:val="hu-HU"/>
-        </w:rPr>
-        <w:t xml:space="preserve"> rendszer </w:t>
+      <w:r>
+        <w:rPr>
+          <w:lang w:val="hu-HU"/>
+        </w:rPr>
+        <w:t xml:space="preserve">logging rendszer </w:t>
       </w:r>
     </w:p>
     <w:p>
@@ -3870,21 +2901,7 @@
         <w:rPr>
           <w:lang w:val="hu-HU"/>
         </w:rPr>
-        <w:t xml:space="preserve">A program egy jól strukturált, objektumorientált </w:t>
-      </w:r>
-      <w:proofErr w:type="spellStart"/>
-      <w:r>
-        <w:rPr>
-          <w:lang w:val="hu-HU"/>
-        </w:rPr>
-        <w:t>WinForms</w:t>
-      </w:r>
-      <w:proofErr w:type="spellEnd"/>
-      <w:r>
-        <w:rPr>
-          <w:lang w:val="hu-HU"/>
-        </w:rPr>
-        <w:t xml:space="preserve"> alkalmazás, amely:</w:t>
+        <w:t>A program egy jól strukturált, objektumorientált WinForms alkalmazás, amely:</w:t>
       </w:r>
     </w:p>
     <w:p>
@@ -4122,35 +3139,7 @@
         <w:rPr>
           <w:lang w:val="hu-HU"/>
         </w:rPr>
-        <w:t xml:space="preserve">A program célja a </w:t>
-      </w:r>
-      <w:proofErr w:type="spellStart"/>
-      <w:r>
-        <w:rPr>
-          <w:lang w:val="hu-HU"/>
-        </w:rPr>
-        <w:t>Space</w:t>
-      </w:r>
-      <w:proofErr w:type="spellEnd"/>
-      <w:r>
-        <w:rPr>
-          <w:lang w:val="hu-HU"/>
-        </w:rPr>
-        <w:t xml:space="preserve"> </w:t>
-      </w:r>
-      <w:proofErr w:type="spellStart"/>
-      <w:r>
-        <w:rPr>
-          <w:lang w:val="hu-HU"/>
-        </w:rPr>
-        <w:t>Shuttle</w:t>
-      </w:r>
-      <w:proofErr w:type="spellEnd"/>
-      <w:r>
-        <w:rPr>
-          <w:lang w:val="hu-HU"/>
-        </w:rPr>
-        <w:t xml:space="preserve"> űrsikló-küldetések adatainak feldolgozása, megjelenítése és elemzése egy grafikus felületen.</w:t>
+        <w:t>A program célja a Space Shuttle űrsikló-küldetések adatainak feldolgozása, megjelenítése és elemzése egy grafikus felületen.</w:t>
       </w:r>
     </w:p>
     <w:p>
@@ -4290,63 +3279,7 @@
         <w:rPr>
           <w:lang w:val="hu-HU"/>
         </w:rPr>
-        <w:t xml:space="preserve">A program egy Windows </w:t>
-      </w:r>
-      <w:proofErr w:type="spellStart"/>
-      <w:r>
-        <w:rPr>
-          <w:lang w:val="hu-HU"/>
-        </w:rPr>
-        <w:t>Forms</w:t>
-      </w:r>
-      <w:proofErr w:type="spellEnd"/>
-      <w:r>
-        <w:rPr>
-          <w:lang w:val="hu-HU"/>
-        </w:rPr>
-        <w:t xml:space="preserve"> alkalmazás, amely </w:t>
-      </w:r>
-      <w:proofErr w:type="spellStart"/>
-      <w:r>
-        <w:rPr>
-          <w:lang w:val="hu-HU"/>
-        </w:rPr>
-        <w:t>listBox</w:t>
-      </w:r>
-      <w:proofErr w:type="spellEnd"/>
-      <w:r>
-        <w:rPr>
-          <w:lang w:val="hu-HU"/>
-        </w:rPr>
-        <w:t xml:space="preserve">, </w:t>
-      </w:r>
-      <w:proofErr w:type="spellStart"/>
-      <w:r>
-        <w:rPr>
-          <w:lang w:val="hu-HU"/>
-        </w:rPr>
-        <w:t>comboBox</w:t>
-      </w:r>
-      <w:proofErr w:type="spellEnd"/>
-      <w:r>
-        <w:rPr>
-          <w:lang w:val="hu-HU"/>
-        </w:rPr>
-        <w:t xml:space="preserve">, </w:t>
-      </w:r>
-      <w:proofErr w:type="spellStart"/>
-      <w:r>
-        <w:rPr>
-          <w:lang w:val="hu-HU"/>
-        </w:rPr>
-        <w:t>checkBox</w:t>
-      </w:r>
-      <w:proofErr w:type="spellEnd"/>
-      <w:r>
-        <w:rPr>
-          <w:lang w:val="hu-HU"/>
-        </w:rPr>
-        <w:t xml:space="preserve"> és egyéb vezérlőelemek segítségével </w:t>
+        <w:t xml:space="preserve">A program egy Windows Forms alkalmazás, amely listBox, comboBox, checkBox és egyéb vezérlőelemek segítségével </w:t>
       </w:r>
       <w:r>
         <w:rPr>
@@ -4495,21 +3428,7 @@
         <w:rPr>
           <w:lang w:val="hu-HU"/>
         </w:rPr>
-        <w:t>.NET Framework (</w:t>
-      </w:r>
-      <w:proofErr w:type="spellStart"/>
-      <w:r>
-        <w:rPr>
-          <w:lang w:val="hu-HU"/>
-        </w:rPr>
-        <w:t>WinForms</w:t>
-      </w:r>
-      <w:proofErr w:type="spellEnd"/>
-      <w:r>
-        <w:rPr>
-          <w:lang w:val="hu-HU"/>
-        </w:rPr>
-        <w:t xml:space="preserve"> futtatásához) </w:t>
+        <w:t xml:space="preserve">.NET Framework (WinForms futtatásához) </w:t>
       </w:r>
     </w:p>
     <w:p>
@@ -4526,21 +3445,7 @@
         <w:rPr>
           <w:lang w:val="hu-HU"/>
         </w:rPr>
-        <w:t>A program futtatható .</w:t>
-      </w:r>
-      <w:proofErr w:type="spellStart"/>
-      <w:r>
-        <w:rPr>
-          <w:lang w:val="hu-HU"/>
-        </w:rPr>
-        <w:t>exe</w:t>
-      </w:r>
-      <w:proofErr w:type="spellEnd"/>
-      <w:r>
-        <w:rPr>
-          <w:lang w:val="hu-HU"/>
-        </w:rPr>
-        <w:t xml:space="preserve"> formában </w:t>
+        <w:t xml:space="preserve">A program futtatható .exe formában </w:t>
       </w:r>
     </w:p>
     <w:p>
@@ -4756,35 +3661,7 @@
         <w:rPr>
           <w:lang w:val="hu-HU"/>
         </w:rPr>
-        <w:t>Válassza ki a .</w:t>
-      </w:r>
-      <w:proofErr w:type="spellStart"/>
-      <w:r>
-        <w:rPr>
-          <w:lang w:val="hu-HU"/>
-        </w:rPr>
-        <w:t>txt</w:t>
-      </w:r>
-      <w:proofErr w:type="spellEnd"/>
-      <w:r>
-        <w:rPr>
-          <w:lang w:val="hu-HU"/>
-        </w:rPr>
-        <w:t xml:space="preserve"> vagy .</w:t>
-      </w:r>
-      <w:proofErr w:type="spellStart"/>
-      <w:r>
-        <w:rPr>
-          <w:lang w:val="hu-HU"/>
-        </w:rPr>
-        <w:t>csv</w:t>
-      </w:r>
-      <w:proofErr w:type="spellEnd"/>
-      <w:r>
-        <w:rPr>
-          <w:lang w:val="hu-HU"/>
-        </w:rPr>
-        <w:t xml:space="preserve"> fájlt </w:t>
+        <w:t xml:space="preserve">Válassza ki a .txt vagy .csv fájlt </w:t>
       </w:r>
     </w:p>
     <w:p>
@@ -4827,35 +3704,7 @@
         <w:rPr>
           <w:lang w:val="hu-HU"/>
         </w:rPr>
-        <w:t>STS-50;1992.06.</w:t>
-      </w:r>
-      <w:proofErr w:type="gramStart"/>
-      <w:r>
-        <w:rPr>
-          <w:lang w:val="hu-HU"/>
-        </w:rPr>
-        <w:t>25;Columbia</w:t>
-      </w:r>
-      <w:proofErr w:type="gramEnd"/>
-      <w:r>
-        <w:rPr>
-          <w:lang w:val="hu-HU"/>
-        </w:rPr>
-        <w:t>;13;</w:t>
-      </w:r>
-      <w:proofErr w:type="gramStart"/>
-      <w:r>
-        <w:rPr>
-          <w:lang w:val="hu-HU"/>
-        </w:rPr>
-        <w:t>19;Kennedy</w:t>
-      </w:r>
-      <w:proofErr w:type="gramEnd"/>
-      <w:r>
-        <w:rPr>
-          <w:lang w:val="hu-HU"/>
-        </w:rPr>
-        <w:t>;7</w:t>
+        <w:t>STS-50;1992.06.25;Columbia;13;19;Kennedy;7</w:t>
       </w:r>
     </w:p>
     <w:p>
@@ -5035,43 +3884,7 @@
           <w:bCs/>
           <w:lang w:val="hu-HU"/>
         </w:rPr>
-        <w:t>4.3 Szűrés (</w:t>
-      </w:r>
-      <w:proofErr w:type="spellStart"/>
-      <w:r>
-        <w:rPr>
-          <w:b/>
-          <w:bCs/>
-          <w:lang w:val="hu-HU"/>
-        </w:rPr>
-        <w:t>CheckBox</w:t>
-      </w:r>
-      <w:proofErr w:type="spellEnd"/>
-      <w:r>
-        <w:rPr>
-          <w:b/>
-          <w:bCs/>
-          <w:lang w:val="hu-HU"/>
-        </w:rPr>
-        <w:t xml:space="preserve"> + </w:t>
-      </w:r>
-      <w:proofErr w:type="spellStart"/>
-      <w:r>
-        <w:rPr>
-          <w:b/>
-          <w:bCs/>
-          <w:lang w:val="hu-HU"/>
-        </w:rPr>
-        <w:t>ComboBox</w:t>
-      </w:r>
-      <w:proofErr w:type="spellEnd"/>
-      <w:r>
-        <w:rPr>
-          <w:b/>
-          <w:bCs/>
-          <w:lang w:val="hu-HU"/>
-        </w:rPr>
-        <w:t>)</w:t>
+        <w:t>4.3 Szűrés (CheckBox + ComboBox)</w:t>
       </w:r>
     </w:p>
     <w:p>
@@ -5101,19 +3914,11 @@
           <w:lang w:val="hu-HU"/>
         </w:rPr>
       </w:pPr>
-      <w:proofErr w:type="spellStart"/>
-      <w:r>
-        <w:rPr>
-          <w:lang w:val="hu-HU"/>
-        </w:rPr>
-        <w:t>ComboBox</w:t>
-      </w:r>
-      <w:proofErr w:type="spellEnd"/>
-      <w:r>
-        <w:rPr>
-          <w:lang w:val="hu-HU"/>
-        </w:rPr>
-        <w:t xml:space="preserve"> segítségével választható: </w:t>
+      <w:r>
+        <w:rPr>
+          <w:lang w:val="hu-HU"/>
+        </w:rPr>
+        <w:t xml:space="preserve">ComboBox segítségével választható: </w:t>
       </w:r>
     </w:p>
     <w:p>
@@ -5177,19 +3982,11 @@
           <w:lang w:val="hu-HU"/>
         </w:rPr>
       </w:pPr>
-      <w:proofErr w:type="spellStart"/>
-      <w:r>
-        <w:rPr>
-          <w:lang w:val="hu-HU"/>
-        </w:rPr>
-        <w:t>CheckBox</w:t>
-      </w:r>
-      <w:proofErr w:type="spellEnd"/>
-      <w:r>
-        <w:rPr>
-          <w:lang w:val="hu-HU"/>
-        </w:rPr>
-        <w:t xml:space="preserve">-okkal kiválasztható, mely adatok jelenjenek meg: </w:t>
+      <w:r>
+        <w:rPr>
+          <w:lang w:val="hu-HU"/>
+        </w:rPr>
+        <w:t xml:space="preserve">CheckBox-okkal kiválasztható, mely adatok jelenjenek meg: </w:t>
       </w:r>
     </w:p>
     <w:p>
@@ -5795,6 +4592,65 @@
           <w:bCs/>
           <w:lang w:val="hu-HU"/>
         </w:rPr>
+        <w:t>Csoportosított napok száma:</w:t>
+      </w:r>
+    </w:p>
+    <w:p>
+      <w:pPr>
+        <w:numPr>
+          <w:ilvl w:val="0"/>
+          <w:numId w:val="24"/>
+        </w:numPr>
+        <w:rPr>
+          <w:lang w:val="hu-HU"/>
+        </w:rPr>
+      </w:pPr>
+      <w:r>
+        <w:rPr>
+          <w:lang w:val="hu-HU"/>
+        </w:rPr>
+        <w:t>Adjon meg egy választott fájlnevet</w:t>
+      </w:r>
+    </w:p>
+    <w:p>
+      <w:pPr>
+        <w:numPr>
+          <w:ilvl w:val="0"/>
+          <w:numId w:val="24"/>
+        </w:numPr>
+        <w:rPr>
+          <w:lang w:val="hu-HU"/>
+        </w:rPr>
+      </w:pPr>
+      <w:r>
+        <w:rPr>
+          <w:lang w:val="hu-HU"/>
+        </w:rPr>
+        <w:t>A program szöveges fájlba menti, hogy melyik űrsikló hány napot volt távol</w:t>
+      </w:r>
+    </w:p>
+    <w:p>
+      <w:pPr>
+        <w:ind w:left="360"/>
+        <w:rPr>
+          <w:lang w:val="hu-HU"/>
+        </w:rPr>
+      </w:pPr>
+    </w:p>
+    <w:p>
+      <w:pPr>
+        <w:rPr>
+          <w:b/>
+          <w:bCs/>
+          <w:lang w:val="hu-HU"/>
+        </w:rPr>
+      </w:pPr>
+      <w:r>
+        <w:rPr>
+          <w:b/>
+          <w:bCs/>
+          <w:lang w:val="hu-HU"/>
+        </w:rPr>
         <w:t>5. Helytelen használatból adódó hibák</w:t>
       </w:r>
     </w:p>
@@ -6065,7 +4921,6 @@
           <w:bCs/>
           <w:lang w:val="hu-HU"/>
         </w:rPr>
-        <w:lastRenderedPageBreak/>
         <w:t>Megoldás:</w:t>
       </w:r>
       <w:r>
@@ -6394,464 +5249,7 @@
           <w:bCs/>
           <w:lang w:val="hu-HU"/>
         </w:rPr>
-        <w:t xml:space="preserve">English </w:t>
-      </w:r>
-      <w:proofErr w:type="spellStart"/>
-      <w:r>
-        <w:rPr>
-          <w:b/>
-          <w:bCs/>
-          <w:lang w:val="hu-HU"/>
-        </w:rPr>
-        <w:t>Summary</w:t>
-      </w:r>
-      <w:proofErr w:type="spellEnd"/>
-    </w:p>
-    <w:p>
-      <w:pPr>
-        <w:rPr>
-          <w:lang w:val="hu-HU"/>
-        </w:rPr>
-      </w:pPr>
-      <w:r>
-        <w:rPr>
-          <w:lang w:val="hu-HU"/>
-        </w:rPr>
-        <w:t xml:space="preserve">The </w:t>
-      </w:r>
-      <w:proofErr w:type="spellStart"/>
-      <w:r>
-        <w:rPr>
-          <w:lang w:val="hu-HU"/>
-        </w:rPr>
-        <w:t>Space</w:t>
-      </w:r>
-      <w:proofErr w:type="spellEnd"/>
-      <w:r>
-        <w:rPr>
-          <w:lang w:val="hu-HU"/>
-        </w:rPr>
-        <w:t xml:space="preserve"> </w:t>
-      </w:r>
-      <w:proofErr w:type="spellStart"/>
-      <w:r>
-        <w:rPr>
-          <w:lang w:val="hu-HU"/>
-        </w:rPr>
-        <w:t>Shuttle</w:t>
-      </w:r>
-      <w:proofErr w:type="spellEnd"/>
-      <w:r>
-        <w:rPr>
-          <w:lang w:val="hu-HU"/>
-        </w:rPr>
-        <w:t xml:space="preserve"> </w:t>
-      </w:r>
-      <w:proofErr w:type="spellStart"/>
-      <w:r>
-        <w:rPr>
-          <w:lang w:val="hu-HU"/>
-        </w:rPr>
-        <w:t>application</w:t>
-      </w:r>
-      <w:proofErr w:type="spellEnd"/>
-      <w:r>
-        <w:rPr>
-          <w:lang w:val="hu-HU"/>
-        </w:rPr>
-        <w:t xml:space="preserve"> is a Windows </w:t>
-      </w:r>
-      <w:proofErr w:type="spellStart"/>
-      <w:r>
-        <w:rPr>
-          <w:lang w:val="hu-HU"/>
-        </w:rPr>
-        <w:t>Forms-based</w:t>
-      </w:r>
-      <w:proofErr w:type="spellEnd"/>
-      <w:r>
-        <w:rPr>
-          <w:lang w:val="hu-HU"/>
-        </w:rPr>
-        <w:t xml:space="preserve"> program </w:t>
-      </w:r>
-      <w:proofErr w:type="spellStart"/>
-      <w:r>
-        <w:rPr>
-          <w:lang w:val="hu-HU"/>
-        </w:rPr>
-        <w:t>developed</w:t>
-      </w:r>
-      <w:proofErr w:type="spellEnd"/>
-      <w:r>
-        <w:rPr>
-          <w:lang w:val="hu-HU"/>
-        </w:rPr>
-        <w:t xml:space="preserve"> in C# </w:t>
-      </w:r>
-      <w:proofErr w:type="spellStart"/>
-      <w:r>
-        <w:rPr>
-          <w:lang w:val="hu-HU"/>
-        </w:rPr>
-        <w:t>for</w:t>
-      </w:r>
-      <w:proofErr w:type="spellEnd"/>
-      <w:r>
-        <w:rPr>
-          <w:lang w:val="hu-HU"/>
-        </w:rPr>
-        <w:t xml:space="preserve"> </w:t>
-      </w:r>
-      <w:proofErr w:type="spellStart"/>
-      <w:r>
-        <w:rPr>
-          <w:lang w:val="hu-HU"/>
-        </w:rPr>
-        <w:t>processing</w:t>
-      </w:r>
-      <w:proofErr w:type="spellEnd"/>
-      <w:r>
-        <w:rPr>
-          <w:lang w:val="hu-HU"/>
-        </w:rPr>
-        <w:t xml:space="preserve"> and </w:t>
-      </w:r>
-      <w:proofErr w:type="spellStart"/>
-      <w:r>
-        <w:rPr>
-          <w:lang w:val="hu-HU"/>
-        </w:rPr>
-        <w:t>analyzing</w:t>
-      </w:r>
-      <w:proofErr w:type="spellEnd"/>
-      <w:r>
-        <w:rPr>
-          <w:lang w:val="hu-HU"/>
-        </w:rPr>
-        <w:t xml:space="preserve"> </w:t>
-      </w:r>
-      <w:proofErr w:type="spellStart"/>
-      <w:r>
-        <w:rPr>
-          <w:lang w:val="hu-HU"/>
-        </w:rPr>
-        <w:t>mission</w:t>
-      </w:r>
-      <w:proofErr w:type="spellEnd"/>
-      <w:r>
-        <w:rPr>
-          <w:lang w:val="hu-HU"/>
-        </w:rPr>
-        <w:t xml:space="preserve"> </w:t>
-      </w:r>
-      <w:proofErr w:type="spellStart"/>
-      <w:r>
-        <w:rPr>
-          <w:lang w:val="hu-HU"/>
-        </w:rPr>
-        <w:t>data</w:t>
-      </w:r>
-      <w:proofErr w:type="spellEnd"/>
-      <w:r>
-        <w:rPr>
-          <w:lang w:val="hu-HU"/>
-        </w:rPr>
-        <w:t xml:space="preserve"> of </w:t>
-      </w:r>
-      <w:proofErr w:type="spellStart"/>
-      <w:r>
-        <w:rPr>
-          <w:lang w:val="hu-HU"/>
-        </w:rPr>
-        <w:t>the</w:t>
-      </w:r>
-      <w:proofErr w:type="spellEnd"/>
-      <w:r>
-        <w:rPr>
-          <w:lang w:val="hu-HU"/>
-        </w:rPr>
-        <w:t xml:space="preserve"> NASA </w:t>
-      </w:r>
-      <w:proofErr w:type="spellStart"/>
-      <w:r>
-        <w:rPr>
-          <w:lang w:val="hu-HU"/>
-        </w:rPr>
-        <w:t>Space</w:t>
-      </w:r>
-      <w:proofErr w:type="spellEnd"/>
-      <w:r>
-        <w:rPr>
-          <w:lang w:val="hu-HU"/>
-        </w:rPr>
-        <w:t xml:space="preserve"> </w:t>
-      </w:r>
-      <w:proofErr w:type="spellStart"/>
-      <w:r>
-        <w:rPr>
-          <w:lang w:val="hu-HU"/>
-        </w:rPr>
-        <w:t>Shuttle</w:t>
-      </w:r>
-      <w:proofErr w:type="spellEnd"/>
-      <w:r>
-        <w:rPr>
-          <w:lang w:val="hu-HU"/>
-        </w:rPr>
-        <w:t xml:space="preserve"> program. The main </w:t>
-      </w:r>
-      <w:proofErr w:type="spellStart"/>
-      <w:r>
-        <w:rPr>
-          <w:lang w:val="hu-HU"/>
-        </w:rPr>
-        <w:t>purpose</w:t>
-      </w:r>
-      <w:proofErr w:type="spellEnd"/>
-      <w:r>
-        <w:rPr>
-          <w:lang w:val="hu-HU"/>
-        </w:rPr>
-        <w:t xml:space="preserve"> of </w:t>
-      </w:r>
-      <w:proofErr w:type="spellStart"/>
-      <w:r>
-        <w:rPr>
-          <w:lang w:val="hu-HU"/>
-        </w:rPr>
-        <w:t>the</w:t>
-      </w:r>
-      <w:proofErr w:type="spellEnd"/>
-      <w:r>
-        <w:rPr>
-          <w:lang w:val="hu-HU"/>
-        </w:rPr>
-        <w:t xml:space="preserve"> </w:t>
-      </w:r>
-      <w:proofErr w:type="spellStart"/>
-      <w:r>
-        <w:rPr>
-          <w:lang w:val="hu-HU"/>
-        </w:rPr>
-        <w:t>application</w:t>
-      </w:r>
-      <w:proofErr w:type="spellEnd"/>
-      <w:r>
-        <w:rPr>
-          <w:lang w:val="hu-HU"/>
-        </w:rPr>
-        <w:t xml:space="preserve"> is </w:t>
-      </w:r>
-      <w:proofErr w:type="spellStart"/>
-      <w:r>
-        <w:rPr>
-          <w:lang w:val="hu-HU"/>
-        </w:rPr>
-        <w:t>to</w:t>
-      </w:r>
-      <w:proofErr w:type="spellEnd"/>
-      <w:r>
-        <w:rPr>
-          <w:lang w:val="hu-HU"/>
-        </w:rPr>
-        <w:t xml:space="preserve"> </w:t>
-      </w:r>
-      <w:proofErr w:type="spellStart"/>
-      <w:r>
-        <w:rPr>
-          <w:lang w:val="hu-HU"/>
-        </w:rPr>
-        <w:t>load</w:t>
-      </w:r>
-      <w:proofErr w:type="spellEnd"/>
-      <w:r>
-        <w:rPr>
-          <w:lang w:val="hu-HU"/>
-        </w:rPr>
-        <w:t xml:space="preserve"> </w:t>
-      </w:r>
-      <w:proofErr w:type="spellStart"/>
-      <w:r>
-        <w:rPr>
-          <w:lang w:val="hu-HU"/>
-        </w:rPr>
-        <w:t>mission</w:t>
-      </w:r>
-      <w:proofErr w:type="spellEnd"/>
-      <w:r>
-        <w:rPr>
-          <w:lang w:val="hu-HU"/>
-        </w:rPr>
-        <w:t xml:space="preserve"> </w:t>
-      </w:r>
-      <w:proofErr w:type="spellStart"/>
-      <w:r>
-        <w:rPr>
-          <w:lang w:val="hu-HU"/>
-        </w:rPr>
-        <w:t>data</w:t>
-      </w:r>
-      <w:proofErr w:type="spellEnd"/>
-      <w:r>
-        <w:rPr>
-          <w:lang w:val="hu-HU"/>
-        </w:rPr>
-        <w:t xml:space="preserve"> </w:t>
-      </w:r>
-      <w:proofErr w:type="spellStart"/>
-      <w:r>
-        <w:rPr>
-          <w:lang w:val="hu-HU"/>
-        </w:rPr>
-        <w:t>from</w:t>
-      </w:r>
-      <w:proofErr w:type="spellEnd"/>
-      <w:r>
-        <w:rPr>
-          <w:lang w:val="hu-HU"/>
-        </w:rPr>
-        <w:t xml:space="preserve"> a </w:t>
-      </w:r>
-      <w:proofErr w:type="spellStart"/>
-      <w:r>
-        <w:rPr>
-          <w:lang w:val="hu-HU"/>
-        </w:rPr>
-        <w:t>structured</w:t>
-      </w:r>
-      <w:proofErr w:type="spellEnd"/>
-      <w:r>
-        <w:rPr>
-          <w:lang w:val="hu-HU"/>
-        </w:rPr>
-        <w:t xml:space="preserve"> file, display </w:t>
-      </w:r>
-      <w:proofErr w:type="spellStart"/>
-      <w:r>
-        <w:rPr>
-          <w:lang w:val="hu-HU"/>
-        </w:rPr>
-        <w:t>it</w:t>
-      </w:r>
-      <w:proofErr w:type="spellEnd"/>
-      <w:r>
-        <w:rPr>
-          <w:lang w:val="hu-HU"/>
-        </w:rPr>
-        <w:t xml:space="preserve"> in a </w:t>
-      </w:r>
-      <w:proofErr w:type="spellStart"/>
-      <w:r>
-        <w:rPr>
-          <w:lang w:val="hu-HU"/>
-        </w:rPr>
-        <w:t>user-friendly</w:t>
-      </w:r>
-      <w:proofErr w:type="spellEnd"/>
-      <w:r>
-        <w:rPr>
-          <w:lang w:val="hu-HU"/>
-        </w:rPr>
-        <w:t xml:space="preserve"> </w:t>
-      </w:r>
-      <w:proofErr w:type="spellStart"/>
-      <w:r>
-        <w:rPr>
-          <w:lang w:val="hu-HU"/>
-        </w:rPr>
-        <w:t>graphical</w:t>
-      </w:r>
-      <w:proofErr w:type="spellEnd"/>
-      <w:r>
-        <w:rPr>
-          <w:lang w:val="hu-HU"/>
-        </w:rPr>
-        <w:t xml:space="preserve"> </w:t>
-      </w:r>
-      <w:proofErr w:type="spellStart"/>
-      <w:r>
-        <w:rPr>
-          <w:lang w:val="hu-HU"/>
-        </w:rPr>
-        <w:t>interface</w:t>
-      </w:r>
-      <w:proofErr w:type="spellEnd"/>
-      <w:r>
-        <w:rPr>
-          <w:lang w:val="hu-HU"/>
-        </w:rPr>
-        <w:t xml:space="preserve">, and </w:t>
-      </w:r>
-      <w:proofErr w:type="spellStart"/>
-      <w:r>
-        <w:rPr>
-          <w:lang w:val="hu-HU"/>
-        </w:rPr>
-        <w:t>provide</w:t>
-      </w:r>
-      <w:proofErr w:type="spellEnd"/>
-      <w:r>
-        <w:rPr>
-          <w:lang w:val="hu-HU"/>
-        </w:rPr>
-        <w:t xml:space="preserve"> </w:t>
-      </w:r>
-      <w:proofErr w:type="spellStart"/>
-      <w:r>
-        <w:rPr>
-          <w:lang w:val="hu-HU"/>
-        </w:rPr>
-        <w:t>various</w:t>
-      </w:r>
-      <w:proofErr w:type="spellEnd"/>
-      <w:r>
-        <w:rPr>
-          <w:lang w:val="hu-HU"/>
-        </w:rPr>
-        <w:t xml:space="preserve"> filtering and </w:t>
-      </w:r>
-      <w:proofErr w:type="spellStart"/>
-      <w:r>
-        <w:rPr>
-          <w:lang w:val="hu-HU"/>
-        </w:rPr>
-        <w:t>statistical</w:t>
-      </w:r>
-      <w:proofErr w:type="spellEnd"/>
-      <w:r>
-        <w:rPr>
-          <w:lang w:val="hu-HU"/>
-        </w:rPr>
-        <w:t xml:space="preserve"> </w:t>
-      </w:r>
-      <w:proofErr w:type="spellStart"/>
-      <w:r>
-        <w:rPr>
-          <w:lang w:val="hu-HU"/>
-        </w:rPr>
-        <w:t>analysis</w:t>
-      </w:r>
-      <w:proofErr w:type="spellEnd"/>
-      <w:r>
-        <w:rPr>
-          <w:lang w:val="hu-HU"/>
-        </w:rPr>
-        <w:t xml:space="preserve"> </w:t>
-      </w:r>
-      <w:proofErr w:type="spellStart"/>
-      <w:r>
-        <w:rPr>
-          <w:lang w:val="hu-HU"/>
-        </w:rPr>
-        <w:t>options</w:t>
-      </w:r>
-      <w:proofErr w:type="spellEnd"/>
-      <w:r>
-        <w:rPr>
-          <w:lang w:val="hu-HU"/>
-        </w:rPr>
-        <w:t>.</w:t>
+        <w:t>English Summary</w:t>
       </w:r>
     </w:p>
     <w:p>
@@ -6865,49 +5263,20 @@
           <w:lang w:val="hu-HU"/>
         </w:rPr>
         <w:lastRenderedPageBreak/>
-        <w:t xml:space="preserve">The program </w:t>
-      </w:r>
-      <w:proofErr w:type="spellStart"/>
-      <w:r>
-        <w:rPr>
-          <w:lang w:val="hu-HU"/>
-        </w:rPr>
-        <w:t>allows</w:t>
-      </w:r>
-      <w:proofErr w:type="spellEnd"/>
-      <w:r>
-        <w:rPr>
-          <w:lang w:val="hu-HU"/>
-        </w:rPr>
-        <w:t xml:space="preserve"> </w:t>
-      </w:r>
-      <w:proofErr w:type="spellStart"/>
-      <w:r>
-        <w:rPr>
-          <w:lang w:val="hu-HU"/>
-        </w:rPr>
-        <w:t>users</w:t>
-      </w:r>
-      <w:proofErr w:type="spellEnd"/>
-      <w:r>
-        <w:rPr>
-          <w:lang w:val="hu-HU"/>
-        </w:rPr>
-        <w:t xml:space="preserve"> </w:t>
-      </w:r>
-      <w:proofErr w:type="spellStart"/>
-      <w:r>
-        <w:rPr>
-          <w:lang w:val="hu-HU"/>
-        </w:rPr>
-        <w:t>to</w:t>
-      </w:r>
-      <w:proofErr w:type="spellEnd"/>
-      <w:r>
-        <w:rPr>
-          <w:lang w:val="hu-HU"/>
-        </w:rPr>
-        <w:t>:</w:t>
+        <w:t>The Space Shuttle application is a Windows Forms-based program developed in C# for processing and analyzing mission data of the NASA Space Shuttle program. The main purpose of the application is to load mission data from a structured file, display it in a user-friendly graphical interface, and provide various filtering and statistical analysis options.</w:t>
+      </w:r>
+    </w:p>
+    <w:p>
+      <w:pPr>
+        <w:rPr>
+          <w:lang w:val="hu-HU"/>
+        </w:rPr>
+      </w:pPr>
+      <w:r>
+        <w:rPr>
+          <w:lang w:val="hu-HU"/>
+        </w:rPr>
+        <w:t>The program allows users to:</w:t>
       </w:r>
     </w:p>
     <w:p>
@@ -6924,63 +5293,7 @@
         <w:rPr>
           <w:lang w:val="hu-HU"/>
         </w:rPr>
-        <w:t xml:space="preserve">import </w:t>
-      </w:r>
-      <w:proofErr w:type="spellStart"/>
-      <w:r>
-        <w:rPr>
-          <w:lang w:val="hu-HU"/>
-        </w:rPr>
-        <w:t>mission</w:t>
-      </w:r>
-      <w:proofErr w:type="spellEnd"/>
-      <w:r>
-        <w:rPr>
-          <w:lang w:val="hu-HU"/>
-        </w:rPr>
-        <w:t xml:space="preserve"> </w:t>
-      </w:r>
-      <w:proofErr w:type="spellStart"/>
-      <w:r>
-        <w:rPr>
-          <w:lang w:val="hu-HU"/>
-        </w:rPr>
-        <w:t>data</w:t>
-      </w:r>
-      <w:proofErr w:type="spellEnd"/>
-      <w:r>
-        <w:rPr>
-          <w:lang w:val="hu-HU"/>
-        </w:rPr>
-        <w:t xml:space="preserve"> </w:t>
-      </w:r>
-      <w:proofErr w:type="spellStart"/>
-      <w:r>
-        <w:rPr>
-          <w:lang w:val="hu-HU"/>
-        </w:rPr>
-        <w:t>from</w:t>
-      </w:r>
-      <w:proofErr w:type="spellEnd"/>
-      <w:r>
-        <w:rPr>
-          <w:lang w:val="hu-HU"/>
-        </w:rPr>
-        <w:t xml:space="preserve"> a CSV </w:t>
-      </w:r>
-      <w:proofErr w:type="spellStart"/>
-      <w:r>
-        <w:rPr>
-          <w:lang w:val="hu-HU"/>
-        </w:rPr>
-        <w:t>or</w:t>
-      </w:r>
-      <w:proofErr w:type="spellEnd"/>
-      <w:r>
-        <w:rPr>
-          <w:lang w:val="hu-HU"/>
-        </w:rPr>
-        <w:t xml:space="preserve"> text file, </w:t>
+        <w:t xml:space="preserve">import mission data from a CSV or text file, </w:t>
       </w:r>
     </w:p>
     <w:p>
@@ -6997,49 +5310,7 @@
         <w:rPr>
           <w:lang w:val="hu-HU"/>
         </w:rPr>
-        <w:t xml:space="preserve">display and filter </w:t>
-      </w:r>
-      <w:proofErr w:type="spellStart"/>
-      <w:r>
-        <w:rPr>
-          <w:lang w:val="hu-HU"/>
-        </w:rPr>
-        <w:t>the</w:t>
-      </w:r>
-      <w:proofErr w:type="spellEnd"/>
-      <w:r>
-        <w:rPr>
-          <w:lang w:val="hu-HU"/>
-        </w:rPr>
-        <w:t xml:space="preserve"> </w:t>
-      </w:r>
-      <w:proofErr w:type="spellStart"/>
-      <w:r>
-        <w:rPr>
-          <w:lang w:val="hu-HU"/>
-        </w:rPr>
-        <w:t>data</w:t>
-      </w:r>
-      <w:proofErr w:type="spellEnd"/>
-      <w:r>
-        <w:rPr>
-          <w:lang w:val="hu-HU"/>
-        </w:rPr>
-        <w:t xml:space="preserve"> </w:t>
-      </w:r>
-      <w:proofErr w:type="spellStart"/>
-      <w:r>
-        <w:rPr>
-          <w:lang w:val="hu-HU"/>
-        </w:rPr>
-        <w:t>dynamically</w:t>
-      </w:r>
-      <w:proofErr w:type="spellEnd"/>
-      <w:r>
-        <w:rPr>
-          <w:lang w:val="hu-HU"/>
-        </w:rPr>
-        <w:t xml:space="preserve">, </w:t>
+        <w:t xml:space="preserve">display and filter the data dynamically, </w:t>
       </w:r>
     </w:p>
     <w:p>
@@ -7052,159 +5323,11 @@
           <w:lang w:val="hu-HU"/>
         </w:rPr>
       </w:pPr>
-      <w:proofErr w:type="spellStart"/>
-      <w:r>
-        <w:rPr>
-          <w:lang w:val="hu-HU"/>
-        </w:rPr>
-        <w:t>calculate</w:t>
-      </w:r>
-      <w:proofErr w:type="spellEnd"/>
-      <w:r>
-        <w:rPr>
-          <w:lang w:val="hu-HU"/>
-        </w:rPr>
-        <w:t xml:space="preserve"> </w:t>
-      </w:r>
-      <w:proofErr w:type="spellStart"/>
-      <w:r>
-        <w:rPr>
-          <w:lang w:val="hu-HU"/>
-        </w:rPr>
-        <w:t>key</w:t>
-      </w:r>
-      <w:proofErr w:type="spellEnd"/>
-      <w:r>
-        <w:rPr>
-          <w:lang w:val="hu-HU"/>
-        </w:rPr>
-        <w:t xml:space="preserve"> </w:t>
-      </w:r>
-      <w:proofErr w:type="spellStart"/>
-      <w:r>
-        <w:rPr>
-          <w:lang w:val="hu-HU"/>
-        </w:rPr>
-        <w:t>statistics</w:t>
-      </w:r>
-      <w:proofErr w:type="spellEnd"/>
-      <w:r>
-        <w:rPr>
-          <w:lang w:val="hu-HU"/>
-        </w:rPr>
-        <w:t xml:space="preserve"> </w:t>
-      </w:r>
-      <w:proofErr w:type="spellStart"/>
-      <w:r>
-        <w:rPr>
-          <w:lang w:val="hu-HU"/>
-        </w:rPr>
-        <w:t>such</w:t>
-      </w:r>
-      <w:proofErr w:type="spellEnd"/>
-      <w:r>
-        <w:rPr>
-          <w:lang w:val="hu-HU"/>
-        </w:rPr>
-        <w:t xml:space="preserve"> </w:t>
-      </w:r>
-      <w:proofErr w:type="spellStart"/>
-      <w:r>
-        <w:rPr>
-          <w:lang w:val="hu-HU"/>
-        </w:rPr>
-        <w:t>as</w:t>
-      </w:r>
-      <w:proofErr w:type="spellEnd"/>
-      <w:r>
-        <w:rPr>
-          <w:lang w:val="hu-HU"/>
-        </w:rPr>
-        <w:t xml:space="preserve"> </w:t>
-      </w:r>
-      <w:proofErr w:type="spellStart"/>
-      <w:r>
-        <w:rPr>
-          <w:lang w:val="hu-HU"/>
-        </w:rPr>
-        <w:t>total</w:t>
-      </w:r>
-      <w:proofErr w:type="spellEnd"/>
-      <w:r>
-        <w:rPr>
-          <w:lang w:val="hu-HU"/>
-        </w:rPr>
-        <w:t xml:space="preserve"> </w:t>
-      </w:r>
-      <w:proofErr w:type="spellStart"/>
-      <w:r>
-        <w:rPr>
-          <w:lang w:val="hu-HU"/>
-        </w:rPr>
-        <w:t>missions</w:t>
-      </w:r>
-      <w:proofErr w:type="spellEnd"/>
-      <w:r>
-        <w:rPr>
-          <w:lang w:val="hu-HU"/>
-        </w:rPr>
-        <w:t xml:space="preserve">, </w:t>
-      </w:r>
-      <w:proofErr w:type="spellStart"/>
-      <w:r>
-        <w:rPr>
-          <w:lang w:val="hu-HU"/>
-        </w:rPr>
-        <w:t>total</w:t>
-      </w:r>
-      <w:proofErr w:type="spellEnd"/>
-      <w:r>
-        <w:rPr>
-          <w:lang w:val="hu-HU"/>
-        </w:rPr>
-        <w:t xml:space="preserve"> </w:t>
-      </w:r>
-      <w:proofErr w:type="spellStart"/>
-      <w:r>
-        <w:rPr>
-          <w:lang w:val="hu-HU"/>
-        </w:rPr>
-        <w:t>crew</w:t>
-      </w:r>
-      <w:proofErr w:type="spellEnd"/>
-      <w:r>
-        <w:rPr>
-          <w:lang w:val="hu-HU"/>
-        </w:rPr>
-        <w:t xml:space="preserve"> </w:t>
-      </w:r>
-      <w:proofErr w:type="spellStart"/>
-      <w:r>
-        <w:rPr>
-          <w:lang w:val="hu-HU"/>
-        </w:rPr>
-        <w:t>members</w:t>
-      </w:r>
-      <w:proofErr w:type="spellEnd"/>
-      <w:r>
-        <w:rPr>
-          <w:lang w:val="hu-HU"/>
-        </w:rPr>
-        <w:t xml:space="preserve">, and </w:t>
-      </w:r>
-      <w:proofErr w:type="spellStart"/>
-      <w:r>
-        <w:rPr>
-          <w:lang w:val="hu-HU"/>
-        </w:rPr>
-        <w:t>landing</w:t>
-      </w:r>
-      <w:proofErr w:type="spellEnd"/>
-      <w:r>
-        <w:rPr>
-          <w:lang w:val="hu-HU"/>
-        </w:rPr>
-        <w:t xml:space="preserve"> ratios, </w:t>
+      <w:r>
+        <w:rPr>
+          <w:lang w:val="hu-HU"/>
+        </w:rPr>
+        <w:t xml:space="preserve">calculate key statistics such as total missions, total crew members, and landing ratios, </w:t>
       </w:r>
     </w:p>
     <w:p>
@@ -7217,75 +5340,11 @@
           <w:lang w:val="hu-HU"/>
         </w:rPr>
       </w:pPr>
-      <w:proofErr w:type="spellStart"/>
-      <w:r>
-        <w:rPr>
-          <w:lang w:val="hu-HU"/>
-        </w:rPr>
-        <w:t>search</w:t>
-      </w:r>
-      <w:proofErr w:type="spellEnd"/>
-      <w:r>
-        <w:rPr>
-          <w:lang w:val="hu-HU"/>
-        </w:rPr>
-        <w:t xml:space="preserve"> </w:t>
-      </w:r>
-      <w:proofErr w:type="spellStart"/>
-      <w:r>
-        <w:rPr>
-          <w:lang w:val="hu-HU"/>
-        </w:rPr>
-        <w:t>missions</w:t>
-      </w:r>
-      <w:proofErr w:type="spellEnd"/>
-      <w:r>
-        <w:rPr>
-          <w:lang w:val="hu-HU"/>
-        </w:rPr>
-        <w:t xml:space="preserve"> </w:t>
-      </w:r>
-      <w:proofErr w:type="spellStart"/>
-      <w:r>
-        <w:rPr>
-          <w:lang w:val="hu-HU"/>
-        </w:rPr>
-        <w:t>by</w:t>
-      </w:r>
-      <w:proofErr w:type="spellEnd"/>
-      <w:r>
-        <w:rPr>
-          <w:lang w:val="hu-HU"/>
-        </w:rPr>
-        <w:t xml:space="preserve"> a </w:t>
-      </w:r>
-      <w:proofErr w:type="spellStart"/>
-      <w:r>
-        <w:rPr>
-          <w:lang w:val="hu-HU"/>
-        </w:rPr>
-        <w:t>specific</w:t>
-      </w:r>
-      <w:proofErr w:type="spellEnd"/>
-      <w:r>
-        <w:rPr>
-          <w:lang w:val="hu-HU"/>
-        </w:rPr>
-        <w:t xml:space="preserve"> </w:t>
-      </w:r>
-      <w:proofErr w:type="spellStart"/>
-      <w:r>
-        <w:rPr>
-          <w:lang w:val="hu-HU"/>
-        </w:rPr>
-        <w:t>year</w:t>
-      </w:r>
-      <w:proofErr w:type="spellEnd"/>
-      <w:r>
-        <w:rPr>
-          <w:lang w:val="hu-HU"/>
-        </w:rPr>
-        <w:t xml:space="preserve">, </w:t>
+      <w:r>
+        <w:rPr>
+          <w:lang w:val="hu-HU"/>
+        </w:rPr>
+        <w:t xml:space="preserve">search missions by a specific year, </w:t>
       </w:r>
     </w:p>
     <w:p>
@@ -7302,391 +5361,33 @@
         <w:rPr>
           <w:lang w:val="hu-HU"/>
         </w:rPr>
-        <w:t xml:space="preserve">export </w:t>
-      </w:r>
-      <w:proofErr w:type="spellStart"/>
-      <w:r>
-        <w:rPr>
-          <w:lang w:val="hu-HU"/>
-        </w:rPr>
-        <w:t>either</w:t>
-      </w:r>
-      <w:proofErr w:type="spellEnd"/>
-      <w:r>
-        <w:rPr>
-          <w:lang w:val="hu-HU"/>
-        </w:rPr>
-        <w:t xml:space="preserve"> </w:t>
-      </w:r>
-      <w:proofErr w:type="spellStart"/>
-      <w:r>
-        <w:rPr>
-          <w:lang w:val="hu-HU"/>
-        </w:rPr>
-        <w:t>the</w:t>
-      </w:r>
-      <w:proofErr w:type="spellEnd"/>
-      <w:r>
-        <w:rPr>
-          <w:lang w:val="hu-HU"/>
-        </w:rPr>
-        <w:t xml:space="preserve"> </w:t>
-      </w:r>
-      <w:proofErr w:type="spellStart"/>
-      <w:r>
-        <w:rPr>
-          <w:lang w:val="hu-HU"/>
-        </w:rPr>
-        <w:t>full</w:t>
-      </w:r>
-      <w:proofErr w:type="spellEnd"/>
-      <w:r>
-        <w:rPr>
-          <w:lang w:val="hu-HU"/>
-        </w:rPr>
-        <w:t xml:space="preserve"> </w:t>
-      </w:r>
-      <w:proofErr w:type="spellStart"/>
-      <w:r>
-        <w:rPr>
-          <w:lang w:val="hu-HU"/>
-        </w:rPr>
-        <w:t>dataset</w:t>
-      </w:r>
-      <w:proofErr w:type="spellEnd"/>
-      <w:r>
-        <w:rPr>
-          <w:lang w:val="hu-HU"/>
-        </w:rPr>
-        <w:t xml:space="preserve"> </w:t>
-      </w:r>
-      <w:proofErr w:type="spellStart"/>
-      <w:r>
-        <w:rPr>
-          <w:lang w:val="hu-HU"/>
-        </w:rPr>
-        <w:t>or</w:t>
-      </w:r>
-      <w:proofErr w:type="spellEnd"/>
-      <w:r>
-        <w:rPr>
-          <w:lang w:val="hu-HU"/>
-        </w:rPr>
-        <w:t xml:space="preserve"> filtered </w:t>
-      </w:r>
-      <w:proofErr w:type="spellStart"/>
-      <w:r>
-        <w:rPr>
-          <w:lang w:val="hu-HU"/>
-        </w:rPr>
-        <w:t>results</w:t>
-      </w:r>
-      <w:proofErr w:type="spellEnd"/>
-      <w:r>
-        <w:rPr>
-          <w:lang w:val="hu-HU"/>
-        </w:rPr>
-        <w:t xml:space="preserve"> </w:t>
-      </w:r>
-      <w:proofErr w:type="spellStart"/>
-      <w:r>
-        <w:rPr>
-          <w:lang w:val="hu-HU"/>
-        </w:rPr>
-        <w:t>into</w:t>
-      </w:r>
-      <w:proofErr w:type="spellEnd"/>
-      <w:r>
-        <w:rPr>
-          <w:lang w:val="hu-HU"/>
-        </w:rPr>
-        <w:t xml:space="preserve"> a CSV file. </w:t>
-      </w:r>
-    </w:p>
-    <w:p>
-      <w:pPr>
-        <w:rPr>
-          <w:lang w:val="hu-HU"/>
-        </w:rPr>
-      </w:pPr>
-      <w:r>
-        <w:rPr>
-          <w:lang w:val="hu-HU"/>
-        </w:rPr>
-        <w:t xml:space="preserve">The </w:t>
-      </w:r>
-      <w:proofErr w:type="spellStart"/>
-      <w:r>
-        <w:rPr>
-          <w:lang w:val="hu-HU"/>
-        </w:rPr>
-        <w:t>application</w:t>
-      </w:r>
-      <w:proofErr w:type="spellEnd"/>
-      <w:r>
-        <w:rPr>
-          <w:lang w:val="hu-HU"/>
-        </w:rPr>
-        <w:t xml:space="preserve"> </w:t>
-      </w:r>
-      <w:proofErr w:type="spellStart"/>
-      <w:r>
-        <w:rPr>
-          <w:lang w:val="hu-HU"/>
-        </w:rPr>
-        <w:t>uses</w:t>
-      </w:r>
-      <w:proofErr w:type="spellEnd"/>
-      <w:r>
-        <w:rPr>
-          <w:lang w:val="hu-HU"/>
-        </w:rPr>
-        <w:t xml:space="preserve"> an </w:t>
-      </w:r>
-      <w:proofErr w:type="spellStart"/>
-      <w:r>
-        <w:rPr>
-          <w:lang w:val="hu-HU"/>
-        </w:rPr>
-        <w:t>object-oriented</w:t>
-      </w:r>
-      <w:proofErr w:type="spellEnd"/>
-      <w:r>
-        <w:rPr>
-          <w:lang w:val="hu-HU"/>
-        </w:rPr>
-        <w:t xml:space="preserve"> </w:t>
-      </w:r>
-      <w:proofErr w:type="spellStart"/>
-      <w:r>
-        <w:rPr>
-          <w:lang w:val="hu-HU"/>
-        </w:rPr>
-        <w:t>approach</w:t>
-      </w:r>
-      <w:proofErr w:type="spellEnd"/>
-      <w:r>
-        <w:rPr>
-          <w:lang w:val="hu-HU"/>
-        </w:rPr>
-        <w:t xml:space="preserve">, </w:t>
-      </w:r>
-      <w:proofErr w:type="spellStart"/>
-      <w:r>
-        <w:rPr>
-          <w:lang w:val="hu-HU"/>
-        </w:rPr>
-        <w:t>where</w:t>
-      </w:r>
-      <w:proofErr w:type="spellEnd"/>
-      <w:r>
-        <w:rPr>
-          <w:lang w:val="hu-HU"/>
-        </w:rPr>
-        <w:t xml:space="preserve"> </w:t>
-      </w:r>
-      <w:proofErr w:type="spellStart"/>
-      <w:r>
-        <w:rPr>
-          <w:lang w:val="hu-HU"/>
-        </w:rPr>
-        <w:t>each</w:t>
-      </w:r>
-      <w:proofErr w:type="spellEnd"/>
-      <w:r>
-        <w:rPr>
-          <w:lang w:val="hu-HU"/>
-        </w:rPr>
-        <w:t xml:space="preserve"> </w:t>
-      </w:r>
-      <w:proofErr w:type="spellStart"/>
-      <w:r>
-        <w:rPr>
-          <w:lang w:val="hu-HU"/>
-        </w:rPr>
-        <w:t>mission</w:t>
-      </w:r>
-      <w:proofErr w:type="spellEnd"/>
-      <w:r>
-        <w:rPr>
-          <w:lang w:val="hu-HU"/>
-        </w:rPr>
-        <w:t xml:space="preserve"> is </w:t>
-      </w:r>
-      <w:proofErr w:type="spellStart"/>
-      <w:r>
-        <w:rPr>
-          <w:lang w:val="hu-HU"/>
-        </w:rPr>
-        <w:t>represented</w:t>
-      </w:r>
-      <w:proofErr w:type="spellEnd"/>
-      <w:r>
-        <w:rPr>
-          <w:lang w:val="hu-HU"/>
-        </w:rPr>
-        <w:t xml:space="preserve"> </w:t>
-      </w:r>
-      <w:proofErr w:type="spellStart"/>
-      <w:r>
-        <w:rPr>
-          <w:lang w:val="hu-HU"/>
-        </w:rPr>
-        <w:t>as</w:t>
-      </w:r>
-      <w:proofErr w:type="spellEnd"/>
-      <w:r>
-        <w:rPr>
-          <w:lang w:val="hu-HU"/>
-        </w:rPr>
-        <w:t xml:space="preserve"> an </w:t>
-      </w:r>
-      <w:proofErr w:type="spellStart"/>
-      <w:r>
-        <w:rPr>
-          <w:lang w:val="hu-HU"/>
-        </w:rPr>
-        <w:t>object</w:t>
-      </w:r>
-      <w:proofErr w:type="spellEnd"/>
-      <w:r>
-        <w:rPr>
-          <w:lang w:val="hu-HU"/>
-        </w:rPr>
-        <w:t xml:space="preserve">, </w:t>
-      </w:r>
-      <w:proofErr w:type="spellStart"/>
-      <w:r>
-        <w:rPr>
-          <w:lang w:val="hu-HU"/>
-        </w:rPr>
-        <w:t>ensuring</w:t>
-      </w:r>
-      <w:proofErr w:type="spellEnd"/>
-      <w:r>
-        <w:rPr>
-          <w:lang w:val="hu-HU"/>
-        </w:rPr>
-        <w:t xml:space="preserve"> </w:t>
-      </w:r>
-      <w:proofErr w:type="spellStart"/>
-      <w:r>
-        <w:rPr>
-          <w:lang w:val="hu-HU"/>
-        </w:rPr>
-        <w:t>structured</w:t>
-      </w:r>
-      <w:proofErr w:type="spellEnd"/>
-      <w:r>
-        <w:rPr>
-          <w:lang w:val="hu-HU"/>
-        </w:rPr>
-        <w:t xml:space="preserve"> and </w:t>
-      </w:r>
-      <w:proofErr w:type="spellStart"/>
-      <w:r>
-        <w:rPr>
-          <w:lang w:val="hu-HU"/>
-        </w:rPr>
-        <w:t>efficient</w:t>
-      </w:r>
-      <w:proofErr w:type="spellEnd"/>
-      <w:r>
-        <w:rPr>
-          <w:lang w:val="hu-HU"/>
-        </w:rPr>
-        <w:t xml:space="preserve"> </w:t>
-      </w:r>
-      <w:proofErr w:type="spellStart"/>
-      <w:r>
-        <w:rPr>
-          <w:lang w:val="hu-HU"/>
-        </w:rPr>
-        <w:t>data</w:t>
-      </w:r>
-      <w:proofErr w:type="spellEnd"/>
-      <w:r>
-        <w:rPr>
-          <w:lang w:val="hu-HU"/>
-        </w:rPr>
-        <w:t xml:space="preserve"> </w:t>
-      </w:r>
-      <w:proofErr w:type="spellStart"/>
-      <w:r>
-        <w:rPr>
-          <w:lang w:val="hu-HU"/>
-        </w:rPr>
-        <w:t>handling</w:t>
-      </w:r>
-      <w:proofErr w:type="spellEnd"/>
-      <w:r>
-        <w:rPr>
-          <w:lang w:val="hu-HU"/>
-        </w:rPr>
-        <w:t>.</w:t>
-      </w:r>
-    </w:p>
-    <w:p>
-      <w:pPr>
-        <w:rPr>
-          <w:lang w:val="hu-HU"/>
-        </w:rPr>
-      </w:pPr>
-      <w:proofErr w:type="spellStart"/>
-      <w:r>
-        <w:rPr>
-          <w:lang w:val="hu-HU"/>
-        </w:rPr>
-        <w:t>Possible</w:t>
-      </w:r>
-      <w:proofErr w:type="spellEnd"/>
-      <w:r>
-        <w:rPr>
-          <w:lang w:val="hu-HU"/>
-        </w:rPr>
-        <w:t xml:space="preserve"> </w:t>
-      </w:r>
-      <w:proofErr w:type="spellStart"/>
-      <w:r>
-        <w:rPr>
-          <w:lang w:val="hu-HU"/>
-        </w:rPr>
-        <w:t>future</w:t>
-      </w:r>
-      <w:proofErr w:type="spellEnd"/>
-      <w:r>
-        <w:rPr>
-          <w:lang w:val="hu-HU"/>
-        </w:rPr>
-        <w:t xml:space="preserve"> </w:t>
-      </w:r>
-      <w:proofErr w:type="spellStart"/>
-      <w:r>
-        <w:rPr>
-          <w:lang w:val="hu-HU"/>
-        </w:rPr>
-        <w:t>improvements</w:t>
-      </w:r>
-      <w:proofErr w:type="spellEnd"/>
-      <w:r>
-        <w:rPr>
-          <w:lang w:val="hu-HU"/>
-        </w:rPr>
-        <w:t xml:space="preserve"> </w:t>
-      </w:r>
-      <w:proofErr w:type="spellStart"/>
-      <w:r>
-        <w:rPr>
-          <w:lang w:val="hu-HU"/>
-        </w:rPr>
-        <w:t>include</w:t>
-      </w:r>
-      <w:proofErr w:type="spellEnd"/>
-      <w:r>
-        <w:rPr>
-          <w:lang w:val="hu-HU"/>
-        </w:rPr>
-        <w:t>:</w:t>
+        <w:t xml:space="preserve">export either the full dataset or filtered results into a CSV file. </w:t>
+      </w:r>
+    </w:p>
+    <w:p>
+      <w:pPr>
+        <w:rPr>
+          <w:lang w:val="hu-HU"/>
+        </w:rPr>
+      </w:pPr>
+      <w:r>
+        <w:rPr>
+          <w:lang w:val="hu-HU"/>
+        </w:rPr>
+        <w:t>The application uses an object-oriented approach, where each mission is represented as an object, ensuring structured and efficient data handling.</w:t>
+      </w:r>
+    </w:p>
+    <w:p>
+      <w:pPr>
+        <w:rPr>
+          <w:lang w:val="hu-HU"/>
+        </w:rPr>
+      </w:pPr>
+      <w:r>
+        <w:rPr>
+          <w:lang w:val="hu-HU"/>
+        </w:rPr>
+        <w:t>Possible future improvements include:</w:t>
       </w:r>
     </w:p>
     <w:p>
@@ -7699,75 +5400,11 @@
           <w:lang w:val="hu-HU"/>
         </w:rPr>
       </w:pPr>
-      <w:proofErr w:type="spellStart"/>
-      <w:r>
-        <w:rPr>
-          <w:lang w:val="hu-HU"/>
-        </w:rPr>
-        <w:t>integration</w:t>
-      </w:r>
-      <w:proofErr w:type="spellEnd"/>
-      <w:r>
-        <w:rPr>
-          <w:lang w:val="hu-HU"/>
-        </w:rPr>
-        <w:t xml:space="preserve"> of a </w:t>
-      </w:r>
-      <w:proofErr w:type="spellStart"/>
-      <w:r>
-        <w:rPr>
-          <w:lang w:val="hu-HU"/>
-        </w:rPr>
-        <w:t>database</w:t>
-      </w:r>
-      <w:proofErr w:type="spellEnd"/>
-      <w:r>
-        <w:rPr>
-          <w:lang w:val="hu-HU"/>
-        </w:rPr>
-        <w:t xml:space="preserve"> </w:t>
-      </w:r>
-      <w:proofErr w:type="spellStart"/>
-      <w:r>
-        <w:rPr>
-          <w:lang w:val="hu-HU"/>
-        </w:rPr>
-        <w:t>instead</w:t>
-      </w:r>
-      <w:proofErr w:type="spellEnd"/>
-      <w:r>
-        <w:rPr>
-          <w:lang w:val="hu-HU"/>
-        </w:rPr>
-        <w:t xml:space="preserve"> of file-</w:t>
-      </w:r>
-      <w:proofErr w:type="spellStart"/>
-      <w:r>
-        <w:rPr>
-          <w:lang w:val="hu-HU"/>
-        </w:rPr>
-        <w:t>based</w:t>
-      </w:r>
-      <w:proofErr w:type="spellEnd"/>
-      <w:r>
-        <w:rPr>
-          <w:lang w:val="hu-HU"/>
-        </w:rPr>
-        <w:t xml:space="preserve"> </w:t>
-      </w:r>
-      <w:proofErr w:type="spellStart"/>
-      <w:r>
-        <w:rPr>
-          <w:lang w:val="hu-HU"/>
-        </w:rPr>
-        <w:t>storage</w:t>
-      </w:r>
-      <w:proofErr w:type="spellEnd"/>
-      <w:r>
-        <w:rPr>
-          <w:lang w:val="hu-HU"/>
-        </w:rPr>
-        <w:t xml:space="preserve">, </w:t>
+      <w:r>
+        <w:rPr>
+          <w:lang w:val="hu-HU"/>
+        </w:rPr>
+        <w:t xml:space="preserve">integration of a database instead of file-based storage, </w:t>
       </w:r>
     </w:p>
     <w:p>
@@ -7780,75 +5417,11 @@
           <w:lang w:val="hu-HU"/>
         </w:rPr>
       </w:pPr>
-      <w:proofErr w:type="spellStart"/>
-      <w:r>
-        <w:rPr>
-          <w:lang w:val="hu-HU"/>
-        </w:rPr>
-        <w:t>implementation</w:t>
-      </w:r>
-      <w:proofErr w:type="spellEnd"/>
-      <w:r>
-        <w:rPr>
-          <w:lang w:val="hu-HU"/>
-        </w:rPr>
-        <w:t xml:space="preserve"> of </w:t>
-      </w:r>
-      <w:proofErr w:type="spellStart"/>
-      <w:r>
-        <w:rPr>
-          <w:lang w:val="hu-HU"/>
-        </w:rPr>
-        <w:t>graphical</w:t>
-      </w:r>
-      <w:proofErr w:type="spellEnd"/>
-      <w:r>
-        <w:rPr>
-          <w:lang w:val="hu-HU"/>
-        </w:rPr>
-        <w:t xml:space="preserve"> </w:t>
-      </w:r>
-      <w:proofErr w:type="spellStart"/>
-      <w:r>
-        <w:rPr>
-          <w:lang w:val="hu-HU"/>
-        </w:rPr>
-        <w:t>data</w:t>
-      </w:r>
-      <w:proofErr w:type="spellEnd"/>
-      <w:r>
-        <w:rPr>
-          <w:lang w:val="hu-HU"/>
-        </w:rPr>
-        <w:t xml:space="preserve"> </w:t>
-      </w:r>
-      <w:proofErr w:type="spellStart"/>
-      <w:r>
-        <w:rPr>
-          <w:lang w:val="hu-HU"/>
-        </w:rPr>
-        <w:t>visualization</w:t>
-      </w:r>
-      <w:proofErr w:type="spellEnd"/>
-      <w:r>
-        <w:rPr>
-          <w:lang w:val="hu-HU"/>
-        </w:rPr>
-        <w:t xml:space="preserve"> (</w:t>
-      </w:r>
-      <w:proofErr w:type="spellStart"/>
-      <w:r>
-        <w:rPr>
-          <w:lang w:val="hu-HU"/>
-        </w:rPr>
-        <w:t>charts</w:t>
-      </w:r>
-      <w:proofErr w:type="spellEnd"/>
-      <w:r>
-        <w:rPr>
-          <w:lang w:val="hu-HU"/>
-        </w:rPr>
-        <w:t xml:space="preserve">), </w:t>
+      <w:r>
+        <w:rPr>
+          <w:lang w:val="hu-HU"/>
+        </w:rPr>
+        <w:t xml:space="preserve">implementation of graphical data visualization (charts), </w:t>
       </w:r>
     </w:p>
     <w:p>
@@ -7861,75 +5434,11 @@
           <w:lang w:val="hu-HU"/>
         </w:rPr>
       </w:pPr>
-      <w:proofErr w:type="spellStart"/>
-      <w:r>
-        <w:rPr>
-          <w:lang w:val="hu-HU"/>
-        </w:rPr>
-        <w:t>advanced</w:t>
-      </w:r>
-      <w:proofErr w:type="spellEnd"/>
-      <w:r>
-        <w:rPr>
-          <w:lang w:val="hu-HU"/>
-        </w:rPr>
-        <w:t xml:space="preserve"> filtering </w:t>
-      </w:r>
-      <w:proofErr w:type="spellStart"/>
-      <w:r>
-        <w:rPr>
-          <w:lang w:val="hu-HU"/>
-        </w:rPr>
-        <w:t>options</w:t>
-      </w:r>
-      <w:proofErr w:type="spellEnd"/>
-      <w:r>
-        <w:rPr>
-          <w:lang w:val="hu-HU"/>
-        </w:rPr>
-        <w:t xml:space="preserve"> (</w:t>
-      </w:r>
-      <w:proofErr w:type="spellStart"/>
-      <w:r>
-        <w:rPr>
-          <w:lang w:val="hu-HU"/>
-        </w:rPr>
-        <w:t>e.g</w:t>
-      </w:r>
-      <w:proofErr w:type="spellEnd"/>
-      <w:r>
-        <w:rPr>
-          <w:lang w:val="hu-HU"/>
-        </w:rPr>
-        <w:t xml:space="preserve">., </w:t>
-      </w:r>
-      <w:proofErr w:type="spellStart"/>
-      <w:r>
-        <w:rPr>
-          <w:lang w:val="hu-HU"/>
-        </w:rPr>
-        <w:t>date</w:t>
-      </w:r>
-      <w:proofErr w:type="spellEnd"/>
-      <w:r>
-        <w:rPr>
-          <w:lang w:val="hu-HU"/>
-        </w:rPr>
-        <w:t xml:space="preserve"> </w:t>
-      </w:r>
-      <w:proofErr w:type="spellStart"/>
-      <w:r>
-        <w:rPr>
-          <w:lang w:val="hu-HU"/>
-        </w:rPr>
-        <w:t>ranges</w:t>
-      </w:r>
-      <w:proofErr w:type="spellEnd"/>
-      <w:r>
-        <w:rPr>
-          <w:lang w:val="hu-HU"/>
-        </w:rPr>
-        <w:t xml:space="preserve">), </w:t>
+      <w:r>
+        <w:rPr>
+          <w:lang w:val="hu-HU"/>
+        </w:rPr>
+        <w:t xml:space="preserve">advanced filtering options (e.g., date ranges), </w:t>
       </w:r>
     </w:p>
     <w:p>
@@ -7942,61 +5451,11 @@
           <w:lang w:val="hu-HU"/>
         </w:rPr>
       </w:pPr>
-      <w:proofErr w:type="spellStart"/>
-      <w:r>
-        <w:rPr>
-          <w:lang w:val="hu-HU"/>
-        </w:rPr>
-        <w:t>improved</w:t>
-      </w:r>
-      <w:proofErr w:type="spellEnd"/>
-      <w:r>
-        <w:rPr>
-          <w:lang w:val="hu-HU"/>
-        </w:rPr>
-        <w:t xml:space="preserve"> </w:t>
-      </w:r>
-      <w:proofErr w:type="spellStart"/>
-      <w:r>
-        <w:rPr>
-          <w:lang w:val="hu-HU"/>
-        </w:rPr>
-        <w:t>error</w:t>
-      </w:r>
-      <w:proofErr w:type="spellEnd"/>
-      <w:r>
-        <w:rPr>
-          <w:lang w:val="hu-HU"/>
-        </w:rPr>
-        <w:t xml:space="preserve"> </w:t>
-      </w:r>
-      <w:proofErr w:type="spellStart"/>
-      <w:r>
-        <w:rPr>
-          <w:lang w:val="hu-HU"/>
-        </w:rPr>
-        <w:t>handling</w:t>
-      </w:r>
-      <w:proofErr w:type="spellEnd"/>
-      <w:r>
-        <w:rPr>
-          <w:lang w:val="hu-HU"/>
-        </w:rPr>
-        <w:t xml:space="preserve"> and </w:t>
-      </w:r>
-      <w:proofErr w:type="spellStart"/>
-      <w:r>
-        <w:rPr>
-          <w:lang w:val="hu-HU"/>
-        </w:rPr>
-        <w:t>validation</w:t>
-      </w:r>
-      <w:proofErr w:type="spellEnd"/>
-      <w:r>
-        <w:rPr>
-          <w:lang w:val="hu-HU"/>
-        </w:rPr>
-        <w:t xml:space="preserve">, </w:t>
+      <w:r>
+        <w:rPr>
+          <w:lang w:val="hu-HU"/>
+        </w:rPr>
+        <w:t xml:space="preserve">improved error handling and validation, </w:t>
       </w:r>
     </w:p>
     <w:p>
@@ -8009,354 +5468,24 @@
           <w:lang w:val="hu-HU"/>
         </w:rPr>
       </w:pPr>
-      <w:proofErr w:type="spellStart"/>
-      <w:r>
-        <w:rPr>
-          <w:lang w:val="hu-HU"/>
-        </w:rPr>
-        <w:t>migration</w:t>
-      </w:r>
-      <w:proofErr w:type="spellEnd"/>
-      <w:r>
-        <w:rPr>
-          <w:lang w:val="hu-HU"/>
-        </w:rPr>
-        <w:t xml:space="preserve"> </w:t>
-      </w:r>
-      <w:proofErr w:type="spellStart"/>
-      <w:r>
-        <w:rPr>
-          <w:lang w:val="hu-HU"/>
-        </w:rPr>
-        <w:t>to</w:t>
-      </w:r>
-      <w:proofErr w:type="spellEnd"/>
-      <w:r>
-        <w:rPr>
-          <w:lang w:val="hu-HU"/>
-        </w:rPr>
-        <w:t xml:space="preserve"> a more modern UI </w:t>
-      </w:r>
-      <w:proofErr w:type="spellStart"/>
-      <w:r>
-        <w:rPr>
-          <w:lang w:val="hu-HU"/>
-        </w:rPr>
-        <w:t>framework</w:t>
-      </w:r>
-      <w:proofErr w:type="spellEnd"/>
-      <w:r>
-        <w:rPr>
-          <w:lang w:val="hu-HU"/>
-        </w:rPr>
-        <w:t xml:space="preserve"> </w:t>
-      </w:r>
-      <w:proofErr w:type="spellStart"/>
-      <w:r>
-        <w:rPr>
-          <w:lang w:val="hu-HU"/>
-        </w:rPr>
-        <w:t>such</w:t>
-      </w:r>
-      <w:proofErr w:type="spellEnd"/>
-      <w:r>
-        <w:rPr>
-          <w:lang w:val="hu-HU"/>
-        </w:rPr>
-        <w:t xml:space="preserve"> </w:t>
-      </w:r>
-      <w:proofErr w:type="spellStart"/>
-      <w:r>
-        <w:rPr>
-          <w:lang w:val="hu-HU"/>
-        </w:rPr>
-        <w:t>as</w:t>
-      </w:r>
-      <w:proofErr w:type="spellEnd"/>
-      <w:r>
-        <w:rPr>
-          <w:lang w:val="hu-HU"/>
-        </w:rPr>
-        <w:t xml:space="preserve"> WPF. </w:t>
-      </w:r>
-    </w:p>
-    <w:p>
-      <w:pPr>
-        <w:rPr>
-          <w:lang w:val="hu-HU"/>
-        </w:rPr>
-      </w:pPr>
-      <w:r>
-        <w:rPr>
-          <w:lang w:val="hu-HU"/>
-        </w:rPr>
-        <w:t xml:space="preserve">Overall, </w:t>
-      </w:r>
-      <w:proofErr w:type="spellStart"/>
-      <w:r>
-        <w:rPr>
-          <w:lang w:val="hu-HU"/>
-        </w:rPr>
-        <w:t>the</w:t>
-      </w:r>
-      <w:proofErr w:type="spellEnd"/>
-      <w:r>
-        <w:rPr>
-          <w:lang w:val="hu-HU"/>
-        </w:rPr>
-        <w:t xml:space="preserve"> program </w:t>
-      </w:r>
-      <w:proofErr w:type="spellStart"/>
-      <w:r>
-        <w:rPr>
-          <w:lang w:val="hu-HU"/>
-        </w:rPr>
-        <w:t>provides</w:t>
-      </w:r>
-      <w:proofErr w:type="spellEnd"/>
-      <w:r>
-        <w:rPr>
-          <w:lang w:val="hu-HU"/>
-        </w:rPr>
-        <w:t xml:space="preserve"> a </w:t>
-      </w:r>
-      <w:proofErr w:type="spellStart"/>
-      <w:r>
-        <w:rPr>
-          <w:lang w:val="hu-HU"/>
-        </w:rPr>
-        <w:t>clear</w:t>
-      </w:r>
-      <w:proofErr w:type="spellEnd"/>
-      <w:r>
-        <w:rPr>
-          <w:lang w:val="hu-HU"/>
-        </w:rPr>
-        <w:t xml:space="preserve"> and </w:t>
-      </w:r>
-      <w:proofErr w:type="spellStart"/>
-      <w:r>
-        <w:rPr>
-          <w:lang w:val="hu-HU"/>
-        </w:rPr>
-        <w:t>effective</w:t>
-      </w:r>
-      <w:proofErr w:type="spellEnd"/>
-      <w:r>
-        <w:rPr>
-          <w:lang w:val="hu-HU"/>
-        </w:rPr>
-        <w:t xml:space="preserve"> </w:t>
-      </w:r>
-      <w:proofErr w:type="spellStart"/>
-      <w:r>
-        <w:rPr>
-          <w:lang w:val="hu-HU"/>
-        </w:rPr>
-        <w:t>solution</w:t>
-      </w:r>
-      <w:proofErr w:type="spellEnd"/>
-      <w:r>
-        <w:rPr>
-          <w:lang w:val="hu-HU"/>
-        </w:rPr>
-        <w:t xml:space="preserve"> </w:t>
-      </w:r>
-      <w:proofErr w:type="spellStart"/>
-      <w:r>
-        <w:rPr>
-          <w:lang w:val="hu-HU"/>
-        </w:rPr>
-        <w:t>for</w:t>
-      </w:r>
-      <w:proofErr w:type="spellEnd"/>
-      <w:r>
-        <w:rPr>
-          <w:lang w:val="hu-HU"/>
-        </w:rPr>
-        <w:t xml:space="preserve"> </w:t>
-      </w:r>
-      <w:proofErr w:type="spellStart"/>
-      <w:r>
-        <w:rPr>
-          <w:lang w:val="hu-HU"/>
-        </w:rPr>
-        <w:t>managing</w:t>
-      </w:r>
-      <w:proofErr w:type="spellEnd"/>
-      <w:r>
-        <w:rPr>
-          <w:lang w:val="hu-HU"/>
-        </w:rPr>
-        <w:t xml:space="preserve"> and </w:t>
-      </w:r>
-      <w:proofErr w:type="spellStart"/>
-      <w:r>
-        <w:rPr>
-          <w:lang w:val="hu-HU"/>
-        </w:rPr>
-        <w:t>analyzing</w:t>
-      </w:r>
-      <w:proofErr w:type="spellEnd"/>
-      <w:r>
-        <w:rPr>
-          <w:lang w:val="hu-HU"/>
-        </w:rPr>
-        <w:t xml:space="preserve"> </w:t>
-      </w:r>
-      <w:proofErr w:type="spellStart"/>
-      <w:r>
-        <w:rPr>
-          <w:lang w:val="hu-HU"/>
-        </w:rPr>
-        <w:t>Space</w:t>
-      </w:r>
-      <w:proofErr w:type="spellEnd"/>
-      <w:r>
-        <w:rPr>
-          <w:lang w:val="hu-HU"/>
-        </w:rPr>
-        <w:t xml:space="preserve"> </w:t>
-      </w:r>
-      <w:proofErr w:type="spellStart"/>
-      <w:r>
-        <w:rPr>
-          <w:lang w:val="hu-HU"/>
-        </w:rPr>
-        <w:t>Shuttle</w:t>
-      </w:r>
-      <w:proofErr w:type="spellEnd"/>
-      <w:r>
-        <w:rPr>
-          <w:lang w:val="hu-HU"/>
-        </w:rPr>
-        <w:t xml:space="preserve"> </w:t>
-      </w:r>
-      <w:proofErr w:type="spellStart"/>
-      <w:r>
-        <w:rPr>
-          <w:lang w:val="hu-HU"/>
-        </w:rPr>
-        <w:t>mission</w:t>
-      </w:r>
-      <w:proofErr w:type="spellEnd"/>
-      <w:r>
-        <w:rPr>
-          <w:lang w:val="hu-HU"/>
-        </w:rPr>
-        <w:t xml:space="preserve"> </w:t>
-      </w:r>
-      <w:proofErr w:type="spellStart"/>
-      <w:r>
-        <w:rPr>
-          <w:lang w:val="hu-HU"/>
-        </w:rPr>
-        <w:t>data</w:t>
-      </w:r>
-      <w:proofErr w:type="spellEnd"/>
-      <w:r>
-        <w:rPr>
-          <w:lang w:val="hu-HU"/>
-        </w:rPr>
-        <w:t xml:space="preserve">, </w:t>
-      </w:r>
-      <w:proofErr w:type="spellStart"/>
-      <w:r>
-        <w:rPr>
-          <w:lang w:val="hu-HU"/>
-        </w:rPr>
-        <w:t>with</w:t>
-      </w:r>
-      <w:proofErr w:type="spellEnd"/>
-      <w:r>
-        <w:rPr>
-          <w:lang w:val="hu-HU"/>
-        </w:rPr>
-        <w:t xml:space="preserve"> </w:t>
-      </w:r>
-      <w:proofErr w:type="spellStart"/>
-      <w:r>
-        <w:rPr>
-          <w:lang w:val="hu-HU"/>
-        </w:rPr>
-        <w:t>good</w:t>
-      </w:r>
-      <w:proofErr w:type="spellEnd"/>
-      <w:r>
-        <w:rPr>
-          <w:lang w:val="hu-HU"/>
-        </w:rPr>
-        <w:t xml:space="preserve"> </w:t>
-      </w:r>
-      <w:proofErr w:type="spellStart"/>
-      <w:r>
-        <w:rPr>
-          <w:lang w:val="hu-HU"/>
-        </w:rPr>
-        <w:t>potential</w:t>
-      </w:r>
-      <w:proofErr w:type="spellEnd"/>
-      <w:r>
-        <w:rPr>
-          <w:lang w:val="hu-HU"/>
-        </w:rPr>
-        <w:t xml:space="preserve"> </w:t>
-      </w:r>
-      <w:proofErr w:type="spellStart"/>
-      <w:r>
-        <w:rPr>
-          <w:lang w:val="hu-HU"/>
-        </w:rPr>
-        <w:t>for</w:t>
-      </w:r>
-      <w:proofErr w:type="spellEnd"/>
-      <w:r>
-        <w:rPr>
-          <w:lang w:val="hu-HU"/>
-        </w:rPr>
-        <w:t xml:space="preserve"> </w:t>
-      </w:r>
-      <w:proofErr w:type="spellStart"/>
-      <w:r>
-        <w:rPr>
-          <w:lang w:val="hu-HU"/>
-        </w:rPr>
-        <w:t>further</w:t>
-      </w:r>
-      <w:proofErr w:type="spellEnd"/>
-      <w:r>
-        <w:rPr>
-          <w:lang w:val="hu-HU"/>
-        </w:rPr>
-        <w:t xml:space="preserve"> </w:t>
-      </w:r>
-      <w:proofErr w:type="spellStart"/>
-      <w:r>
-        <w:rPr>
-          <w:lang w:val="hu-HU"/>
-        </w:rPr>
-        <w:t>development</w:t>
-      </w:r>
-      <w:proofErr w:type="spellEnd"/>
-      <w:r>
-        <w:rPr>
-          <w:lang w:val="hu-HU"/>
-        </w:rPr>
-        <w:t xml:space="preserve"> and </w:t>
-      </w:r>
-      <w:proofErr w:type="spellStart"/>
-      <w:r>
-        <w:rPr>
-          <w:lang w:val="hu-HU"/>
-        </w:rPr>
-        <w:t>extension</w:t>
-      </w:r>
-      <w:proofErr w:type="spellEnd"/>
-      <w:r>
-        <w:rPr>
-          <w:lang w:val="hu-HU"/>
-        </w:rPr>
-        <w:t>.</w:t>
+      <w:r>
+        <w:rPr>
+          <w:lang w:val="hu-HU"/>
+        </w:rPr>
+        <w:t xml:space="preserve">migration to a more modern UI framework such as WPF. </w:t>
+      </w:r>
+    </w:p>
+    <w:p>
+      <w:pPr>
+        <w:rPr>
+          <w:lang w:val="hu-HU"/>
+        </w:rPr>
+      </w:pPr>
+      <w:r>
+        <w:rPr>
+          <w:lang w:val="hu-HU"/>
+        </w:rPr>
+        <w:t>Overall, the program provides a clear and effective solution for managing and analyzing Space Shuttle mission data, with good potential for further development and extension.</w:t>
       </w:r>
     </w:p>
     <w:sectPr>
@@ -10314,6 +7443,155 @@
     </w:lvl>
   </w:abstractNum>
   <w:abstractNum w:abstractNumId="14" w15:restartNumberingAfterBreak="0">
+    <w:nsid w:val="25CB0A18"/>
+    <w:multiLevelType w:val="multilevel"/>
+    <w:tmpl w:val="C3BA69D6"/>
+    <w:lvl w:ilvl="0">
+      <w:start w:val="1"/>
+      <w:numFmt w:val="bullet"/>
+      <w:lvlText w:val=""/>
+      <w:lvlJc w:val="left"/>
+      <w:pPr>
+        <w:tabs>
+          <w:tab w:val="num" w:pos="720"/>
+        </w:tabs>
+        <w:ind w:left="720" w:hanging="360"/>
+      </w:pPr>
+      <w:rPr>
+        <w:rFonts w:ascii="Symbol" w:hAnsi="Symbol" w:hint="default"/>
+        <w:sz w:val="20"/>
+      </w:rPr>
+    </w:lvl>
+    <w:lvl w:ilvl="1" w:tentative="1">
+      <w:start w:val="1"/>
+      <w:numFmt w:val="bullet"/>
+      <w:lvlText w:val="o"/>
+      <w:lvlJc w:val="left"/>
+      <w:pPr>
+        <w:tabs>
+          <w:tab w:val="num" w:pos="1440"/>
+        </w:tabs>
+        <w:ind w:left="1440" w:hanging="360"/>
+      </w:pPr>
+      <w:rPr>
+        <w:rFonts w:ascii="Courier New" w:hAnsi="Courier New" w:hint="default"/>
+        <w:sz w:val="20"/>
+      </w:rPr>
+    </w:lvl>
+    <w:lvl w:ilvl="2" w:tentative="1">
+      <w:start w:val="1"/>
+      <w:numFmt w:val="bullet"/>
+      <w:lvlText w:val=""/>
+      <w:lvlJc w:val="left"/>
+      <w:pPr>
+        <w:tabs>
+          <w:tab w:val="num" w:pos="2160"/>
+        </w:tabs>
+        <w:ind w:left="2160" w:hanging="360"/>
+      </w:pPr>
+      <w:rPr>
+        <w:rFonts w:ascii="Wingdings" w:hAnsi="Wingdings" w:hint="default"/>
+        <w:sz w:val="20"/>
+      </w:rPr>
+    </w:lvl>
+    <w:lvl w:ilvl="3" w:tentative="1">
+      <w:start w:val="1"/>
+      <w:numFmt w:val="bullet"/>
+      <w:lvlText w:val=""/>
+      <w:lvlJc w:val="left"/>
+      <w:pPr>
+        <w:tabs>
+          <w:tab w:val="num" w:pos="2880"/>
+        </w:tabs>
+        <w:ind w:left="2880" w:hanging="360"/>
+      </w:pPr>
+      <w:rPr>
+        <w:rFonts w:ascii="Wingdings" w:hAnsi="Wingdings" w:hint="default"/>
+        <w:sz w:val="20"/>
+      </w:rPr>
+    </w:lvl>
+    <w:lvl w:ilvl="4" w:tentative="1">
+      <w:start w:val="1"/>
+      <w:numFmt w:val="bullet"/>
+      <w:lvlText w:val=""/>
+      <w:lvlJc w:val="left"/>
+      <w:pPr>
+        <w:tabs>
+          <w:tab w:val="num" w:pos="3600"/>
+        </w:tabs>
+        <w:ind w:left="3600" w:hanging="360"/>
+      </w:pPr>
+      <w:rPr>
+        <w:rFonts w:ascii="Wingdings" w:hAnsi="Wingdings" w:hint="default"/>
+        <w:sz w:val="20"/>
+      </w:rPr>
+    </w:lvl>
+    <w:lvl w:ilvl="5" w:tentative="1">
+      <w:start w:val="1"/>
+      <w:numFmt w:val="bullet"/>
+      <w:lvlText w:val=""/>
+      <w:lvlJc w:val="left"/>
+      <w:pPr>
+        <w:tabs>
+          <w:tab w:val="num" w:pos="4320"/>
+        </w:tabs>
+        <w:ind w:left="4320" w:hanging="360"/>
+      </w:pPr>
+      <w:rPr>
+        <w:rFonts w:ascii="Wingdings" w:hAnsi="Wingdings" w:hint="default"/>
+        <w:sz w:val="20"/>
+      </w:rPr>
+    </w:lvl>
+    <w:lvl w:ilvl="6" w:tentative="1">
+      <w:start w:val="1"/>
+      <w:numFmt w:val="bullet"/>
+      <w:lvlText w:val=""/>
+      <w:lvlJc w:val="left"/>
+      <w:pPr>
+        <w:tabs>
+          <w:tab w:val="num" w:pos="5040"/>
+        </w:tabs>
+        <w:ind w:left="5040" w:hanging="360"/>
+      </w:pPr>
+      <w:rPr>
+        <w:rFonts w:ascii="Wingdings" w:hAnsi="Wingdings" w:hint="default"/>
+        <w:sz w:val="20"/>
+      </w:rPr>
+    </w:lvl>
+    <w:lvl w:ilvl="7" w:tentative="1">
+      <w:start w:val="1"/>
+      <w:numFmt w:val="bullet"/>
+      <w:lvlText w:val=""/>
+      <w:lvlJc w:val="left"/>
+      <w:pPr>
+        <w:tabs>
+          <w:tab w:val="num" w:pos="5760"/>
+        </w:tabs>
+        <w:ind w:left="5760" w:hanging="360"/>
+      </w:pPr>
+      <w:rPr>
+        <w:rFonts w:ascii="Wingdings" w:hAnsi="Wingdings" w:hint="default"/>
+        <w:sz w:val="20"/>
+      </w:rPr>
+    </w:lvl>
+    <w:lvl w:ilvl="8" w:tentative="1">
+      <w:start w:val="1"/>
+      <w:numFmt w:val="bullet"/>
+      <w:lvlText w:val=""/>
+      <w:lvlJc w:val="left"/>
+      <w:pPr>
+        <w:tabs>
+          <w:tab w:val="num" w:pos="6480"/>
+        </w:tabs>
+        <w:ind w:left="6480" w:hanging="360"/>
+      </w:pPr>
+      <w:rPr>
+        <w:rFonts w:ascii="Wingdings" w:hAnsi="Wingdings" w:hint="default"/>
+        <w:sz w:val="20"/>
+      </w:rPr>
+    </w:lvl>
+  </w:abstractNum>
+  <w:abstractNum w:abstractNumId="15" w15:restartNumberingAfterBreak="0">
     <w:nsid w:val="2765090A"/>
     <w:multiLevelType w:val="multilevel"/>
     <w:tmpl w:val="0C30F1FA"/>
@@ -10426,7 +7704,7 @@
       </w:pPr>
     </w:lvl>
   </w:abstractNum>
-  <w:abstractNum w:abstractNumId="15" w15:restartNumberingAfterBreak="0">
+  <w:abstractNum w:abstractNumId="16" w15:restartNumberingAfterBreak="0">
     <w:nsid w:val="27941D59"/>
     <w:multiLevelType w:val="hybridMultilevel"/>
     <w:tmpl w:val="6FACB4A8"/>
@@ -10539,7 +7817,7 @@
       </w:rPr>
     </w:lvl>
   </w:abstractNum>
-  <w:abstractNum w:abstractNumId="16" w15:restartNumberingAfterBreak="0">
+  <w:abstractNum w:abstractNumId="17" w15:restartNumberingAfterBreak="0">
     <w:nsid w:val="2B48262C"/>
     <w:multiLevelType w:val="multilevel"/>
     <w:tmpl w:val="3598853E"/>
@@ -10688,7 +7966,7 @@
       </w:rPr>
     </w:lvl>
   </w:abstractNum>
-  <w:abstractNum w:abstractNumId="17" w15:restartNumberingAfterBreak="0">
+  <w:abstractNum w:abstractNumId="18" w15:restartNumberingAfterBreak="0">
     <w:nsid w:val="316E7B2F"/>
     <w:multiLevelType w:val="multilevel"/>
     <w:tmpl w:val="0C98833A"/>
@@ -10837,10 +8115,10 @@
       </w:rPr>
     </w:lvl>
   </w:abstractNum>
-  <w:abstractNum w:abstractNumId="18" w15:restartNumberingAfterBreak="0">
-    <w:nsid w:val="32F63215"/>
+  <w:abstractNum w:abstractNumId="19" w15:restartNumberingAfterBreak="0">
+    <w:nsid w:val="354A16D2"/>
     <w:multiLevelType w:val="multilevel"/>
-    <w:tmpl w:val="28CA2972"/>
+    <w:tmpl w:val="4C502232"/>
     <w:lvl w:ilvl="0">
       <w:start w:val="1"/>
       <w:numFmt w:val="bullet"/>
@@ -10986,7 +8264,7 @@
       </w:rPr>
     </w:lvl>
   </w:abstractNum>
-  <w:abstractNum w:abstractNumId="19" w15:restartNumberingAfterBreak="0">
+  <w:abstractNum w:abstractNumId="20" w15:restartNumberingAfterBreak="0">
     <w:nsid w:val="354C5FD0"/>
     <w:multiLevelType w:val="hybridMultilevel"/>
     <w:tmpl w:val="EEF0F400"/>
@@ -11099,7 +8377,7 @@
       </w:rPr>
     </w:lvl>
   </w:abstractNum>
-  <w:abstractNum w:abstractNumId="20" w15:restartNumberingAfterBreak="0">
+  <w:abstractNum w:abstractNumId="21" w15:restartNumberingAfterBreak="0">
     <w:nsid w:val="36C6082E"/>
     <w:multiLevelType w:val="multilevel"/>
     <w:tmpl w:val="FB64DFC8"/>
@@ -11248,7 +8526,7 @@
       </w:rPr>
     </w:lvl>
   </w:abstractNum>
-  <w:abstractNum w:abstractNumId="21" w15:restartNumberingAfterBreak="0">
+  <w:abstractNum w:abstractNumId="22" w15:restartNumberingAfterBreak="0">
     <w:nsid w:val="3BCB1625"/>
     <w:multiLevelType w:val="multilevel"/>
     <w:tmpl w:val="8438FCC2"/>
@@ -11361,7 +8639,7 @@
       </w:pPr>
     </w:lvl>
   </w:abstractNum>
-  <w:abstractNum w:abstractNumId="22" w15:restartNumberingAfterBreak="0">
+  <w:abstractNum w:abstractNumId="23" w15:restartNumberingAfterBreak="0">
     <w:nsid w:val="40914793"/>
     <w:multiLevelType w:val="multilevel"/>
     <w:tmpl w:val="1BF4B076"/>
@@ -11510,7 +8788,7 @@
       </w:rPr>
     </w:lvl>
   </w:abstractNum>
-  <w:abstractNum w:abstractNumId="23" w15:restartNumberingAfterBreak="0">
+  <w:abstractNum w:abstractNumId="24" w15:restartNumberingAfterBreak="0">
     <w:nsid w:val="44900315"/>
     <w:multiLevelType w:val="multilevel"/>
     <w:tmpl w:val="CA2EF3E8"/>
@@ -11659,7 +8937,7 @@
       </w:rPr>
     </w:lvl>
   </w:abstractNum>
-  <w:abstractNum w:abstractNumId="24" w15:restartNumberingAfterBreak="0">
+  <w:abstractNum w:abstractNumId="25" w15:restartNumberingAfterBreak="0">
     <w:nsid w:val="4C3F5DF2"/>
     <w:multiLevelType w:val="multilevel"/>
     <w:tmpl w:val="9F0616B2"/>
@@ -11808,7 +9086,7 @@
       </w:rPr>
     </w:lvl>
   </w:abstractNum>
-  <w:abstractNum w:abstractNumId="25" w15:restartNumberingAfterBreak="0">
+  <w:abstractNum w:abstractNumId="26" w15:restartNumberingAfterBreak="0">
     <w:nsid w:val="4CD83C4B"/>
     <w:multiLevelType w:val="multilevel"/>
     <w:tmpl w:val="7B82BF4C"/>
@@ -11957,7 +9235,7 @@
       </w:rPr>
     </w:lvl>
   </w:abstractNum>
-  <w:abstractNum w:abstractNumId="26" w15:restartNumberingAfterBreak="0">
+  <w:abstractNum w:abstractNumId="27" w15:restartNumberingAfterBreak="0">
     <w:nsid w:val="4E183385"/>
     <w:multiLevelType w:val="multilevel"/>
     <w:tmpl w:val="4B94EC98"/>
@@ -12106,7 +9384,120 @@
       </w:rPr>
     </w:lvl>
   </w:abstractNum>
-  <w:abstractNum w:abstractNumId="27" w15:restartNumberingAfterBreak="0">
+  <w:abstractNum w:abstractNumId="28" w15:restartNumberingAfterBreak="0">
+    <w:nsid w:val="52316C59"/>
+    <w:multiLevelType w:val="hybridMultilevel"/>
+    <w:tmpl w:val="D9760782"/>
+    <w:lvl w:ilvl="0" w:tplc="040E0001">
+      <w:start w:val="1"/>
+      <w:numFmt w:val="bullet"/>
+      <w:lvlText w:val=""/>
+      <w:lvlJc w:val="left"/>
+      <w:pPr>
+        <w:ind w:left="720" w:hanging="360"/>
+      </w:pPr>
+      <w:rPr>
+        <w:rFonts w:ascii="Symbol" w:hAnsi="Symbol" w:hint="default"/>
+      </w:rPr>
+    </w:lvl>
+    <w:lvl w:ilvl="1" w:tplc="040E0003" w:tentative="1">
+      <w:start w:val="1"/>
+      <w:numFmt w:val="bullet"/>
+      <w:lvlText w:val="o"/>
+      <w:lvlJc w:val="left"/>
+      <w:pPr>
+        <w:ind w:left="1440" w:hanging="360"/>
+      </w:pPr>
+      <w:rPr>
+        <w:rFonts w:ascii="Courier New" w:hAnsi="Courier New" w:cs="Courier New" w:hint="default"/>
+      </w:rPr>
+    </w:lvl>
+    <w:lvl w:ilvl="2" w:tplc="040E0005" w:tentative="1">
+      <w:start w:val="1"/>
+      <w:numFmt w:val="bullet"/>
+      <w:lvlText w:val=""/>
+      <w:lvlJc w:val="left"/>
+      <w:pPr>
+        <w:ind w:left="2160" w:hanging="360"/>
+      </w:pPr>
+      <w:rPr>
+        <w:rFonts w:ascii="Wingdings" w:hAnsi="Wingdings" w:hint="default"/>
+      </w:rPr>
+    </w:lvl>
+    <w:lvl w:ilvl="3" w:tplc="040E0001" w:tentative="1">
+      <w:start w:val="1"/>
+      <w:numFmt w:val="bullet"/>
+      <w:lvlText w:val=""/>
+      <w:lvlJc w:val="left"/>
+      <w:pPr>
+        <w:ind w:left="2880" w:hanging="360"/>
+      </w:pPr>
+      <w:rPr>
+        <w:rFonts w:ascii="Symbol" w:hAnsi="Symbol" w:hint="default"/>
+      </w:rPr>
+    </w:lvl>
+    <w:lvl w:ilvl="4" w:tplc="040E0003" w:tentative="1">
+      <w:start w:val="1"/>
+      <w:numFmt w:val="bullet"/>
+      <w:lvlText w:val="o"/>
+      <w:lvlJc w:val="left"/>
+      <w:pPr>
+        <w:ind w:left="3600" w:hanging="360"/>
+      </w:pPr>
+      <w:rPr>
+        <w:rFonts w:ascii="Courier New" w:hAnsi="Courier New" w:cs="Courier New" w:hint="default"/>
+      </w:rPr>
+    </w:lvl>
+    <w:lvl w:ilvl="5" w:tplc="040E0005" w:tentative="1">
+      <w:start w:val="1"/>
+      <w:numFmt w:val="bullet"/>
+      <w:lvlText w:val=""/>
+      <w:lvlJc w:val="left"/>
+      <w:pPr>
+        <w:ind w:left="4320" w:hanging="360"/>
+      </w:pPr>
+      <w:rPr>
+        <w:rFonts w:ascii="Wingdings" w:hAnsi="Wingdings" w:hint="default"/>
+      </w:rPr>
+    </w:lvl>
+    <w:lvl w:ilvl="6" w:tplc="040E0001" w:tentative="1">
+      <w:start w:val="1"/>
+      <w:numFmt w:val="bullet"/>
+      <w:lvlText w:val=""/>
+      <w:lvlJc w:val="left"/>
+      <w:pPr>
+        <w:ind w:left="5040" w:hanging="360"/>
+      </w:pPr>
+      <w:rPr>
+        <w:rFonts w:ascii="Symbol" w:hAnsi="Symbol" w:hint="default"/>
+      </w:rPr>
+    </w:lvl>
+    <w:lvl w:ilvl="7" w:tplc="040E0003" w:tentative="1">
+      <w:start w:val="1"/>
+      <w:numFmt w:val="bullet"/>
+      <w:lvlText w:val="o"/>
+      <w:lvlJc w:val="left"/>
+      <w:pPr>
+        <w:ind w:left="5760" w:hanging="360"/>
+      </w:pPr>
+      <w:rPr>
+        <w:rFonts w:ascii="Courier New" w:hAnsi="Courier New" w:cs="Courier New" w:hint="default"/>
+      </w:rPr>
+    </w:lvl>
+    <w:lvl w:ilvl="8" w:tplc="040E0005" w:tentative="1">
+      <w:start w:val="1"/>
+      <w:numFmt w:val="bullet"/>
+      <w:lvlText w:val=""/>
+      <w:lvlJc w:val="left"/>
+      <w:pPr>
+        <w:ind w:left="6480" w:hanging="360"/>
+      </w:pPr>
+      <w:rPr>
+        <w:rFonts w:ascii="Wingdings" w:hAnsi="Wingdings" w:hint="default"/>
+      </w:rPr>
+    </w:lvl>
+  </w:abstractNum>
+  <w:abstractNum w:abstractNumId="29" w15:restartNumberingAfterBreak="0">
     <w:nsid w:val="53274B3B"/>
     <w:multiLevelType w:val="multilevel"/>
     <w:tmpl w:val="AB8A831E"/>
@@ -12255,7 +9646,7 @@
       </w:rPr>
     </w:lvl>
   </w:abstractNum>
-  <w:abstractNum w:abstractNumId="28" w15:restartNumberingAfterBreak="0">
+  <w:abstractNum w:abstractNumId="30" w15:restartNumberingAfterBreak="0">
     <w:nsid w:val="56E25830"/>
     <w:multiLevelType w:val="multilevel"/>
     <w:tmpl w:val="CA66261A"/>
@@ -12368,156 +9759,7 @@
       </w:pPr>
     </w:lvl>
   </w:abstractNum>
-  <w:abstractNum w:abstractNumId="29" w15:restartNumberingAfterBreak="0">
-    <w:nsid w:val="57D377E1"/>
-    <w:multiLevelType w:val="multilevel"/>
-    <w:tmpl w:val="A20E75E4"/>
-    <w:lvl w:ilvl="0">
-      <w:start w:val="1"/>
-      <w:numFmt w:val="bullet"/>
-      <w:lvlText w:val=""/>
-      <w:lvlJc w:val="left"/>
-      <w:pPr>
-        <w:tabs>
-          <w:tab w:val="num" w:pos="720"/>
-        </w:tabs>
-        <w:ind w:left="720" w:hanging="360"/>
-      </w:pPr>
-      <w:rPr>
-        <w:rFonts w:ascii="Symbol" w:hAnsi="Symbol" w:hint="default"/>
-        <w:sz w:val="20"/>
-      </w:rPr>
-    </w:lvl>
-    <w:lvl w:ilvl="1" w:tentative="1">
-      <w:start w:val="1"/>
-      <w:numFmt w:val="bullet"/>
-      <w:lvlText w:val="o"/>
-      <w:lvlJc w:val="left"/>
-      <w:pPr>
-        <w:tabs>
-          <w:tab w:val="num" w:pos="1440"/>
-        </w:tabs>
-        <w:ind w:left="1440" w:hanging="360"/>
-      </w:pPr>
-      <w:rPr>
-        <w:rFonts w:ascii="Courier New" w:hAnsi="Courier New" w:hint="default"/>
-        <w:sz w:val="20"/>
-      </w:rPr>
-    </w:lvl>
-    <w:lvl w:ilvl="2" w:tentative="1">
-      <w:start w:val="1"/>
-      <w:numFmt w:val="bullet"/>
-      <w:lvlText w:val=""/>
-      <w:lvlJc w:val="left"/>
-      <w:pPr>
-        <w:tabs>
-          <w:tab w:val="num" w:pos="2160"/>
-        </w:tabs>
-        <w:ind w:left="2160" w:hanging="360"/>
-      </w:pPr>
-      <w:rPr>
-        <w:rFonts w:ascii="Wingdings" w:hAnsi="Wingdings" w:hint="default"/>
-        <w:sz w:val="20"/>
-      </w:rPr>
-    </w:lvl>
-    <w:lvl w:ilvl="3" w:tentative="1">
-      <w:start w:val="1"/>
-      <w:numFmt w:val="bullet"/>
-      <w:lvlText w:val=""/>
-      <w:lvlJc w:val="left"/>
-      <w:pPr>
-        <w:tabs>
-          <w:tab w:val="num" w:pos="2880"/>
-        </w:tabs>
-        <w:ind w:left="2880" w:hanging="360"/>
-      </w:pPr>
-      <w:rPr>
-        <w:rFonts w:ascii="Wingdings" w:hAnsi="Wingdings" w:hint="default"/>
-        <w:sz w:val="20"/>
-      </w:rPr>
-    </w:lvl>
-    <w:lvl w:ilvl="4" w:tentative="1">
-      <w:start w:val="1"/>
-      <w:numFmt w:val="bullet"/>
-      <w:lvlText w:val=""/>
-      <w:lvlJc w:val="left"/>
-      <w:pPr>
-        <w:tabs>
-          <w:tab w:val="num" w:pos="3600"/>
-        </w:tabs>
-        <w:ind w:left="3600" w:hanging="360"/>
-      </w:pPr>
-      <w:rPr>
-        <w:rFonts w:ascii="Wingdings" w:hAnsi="Wingdings" w:hint="default"/>
-        <w:sz w:val="20"/>
-      </w:rPr>
-    </w:lvl>
-    <w:lvl w:ilvl="5" w:tentative="1">
-      <w:start w:val="1"/>
-      <w:numFmt w:val="bullet"/>
-      <w:lvlText w:val=""/>
-      <w:lvlJc w:val="left"/>
-      <w:pPr>
-        <w:tabs>
-          <w:tab w:val="num" w:pos="4320"/>
-        </w:tabs>
-        <w:ind w:left="4320" w:hanging="360"/>
-      </w:pPr>
-      <w:rPr>
-        <w:rFonts w:ascii="Wingdings" w:hAnsi="Wingdings" w:hint="default"/>
-        <w:sz w:val="20"/>
-      </w:rPr>
-    </w:lvl>
-    <w:lvl w:ilvl="6" w:tentative="1">
-      <w:start w:val="1"/>
-      <w:numFmt w:val="bullet"/>
-      <w:lvlText w:val=""/>
-      <w:lvlJc w:val="left"/>
-      <w:pPr>
-        <w:tabs>
-          <w:tab w:val="num" w:pos="5040"/>
-        </w:tabs>
-        <w:ind w:left="5040" w:hanging="360"/>
-      </w:pPr>
-      <w:rPr>
-        <w:rFonts w:ascii="Wingdings" w:hAnsi="Wingdings" w:hint="default"/>
-        <w:sz w:val="20"/>
-      </w:rPr>
-    </w:lvl>
-    <w:lvl w:ilvl="7" w:tentative="1">
-      <w:start w:val="1"/>
-      <w:numFmt w:val="bullet"/>
-      <w:lvlText w:val=""/>
-      <w:lvlJc w:val="left"/>
-      <w:pPr>
-        <w:tabs>
-          <w:tab w:val="num" w:pos="5760"/>
-        </w:tabs>
-        <w:ind w:left="5760" w:hanging="360"/>
-      </w:pPr>
-      <w:rPr>
-        <w:rFonts w:ascii="Wingdings" w:hAnsi="Wingdings" w:hint="default"/>
-        <w:sz w:val="20"/>
-      </w:rPr>
-    </w:lvl>
-    <w:lvl w:ilvl="8" w:tentative="1">
-      <w:start w:val="1"/>
-      <w:numFmt w:val="bullet"/>
-      <w:lvlText w:val=""/>
-      <w:lvlJc w:val="left"/>
-      <w:pPr>
-        <w:tabs>
-          <w:tab w:val="num" w:pos="6480"/>
-        </w:tabs>
-        <w:ind w:left="6480" w:hanging="360"/>
-      </w:pPr>
-      <w:rPr>
-        <w:rFonts w:ascii="Wingdings" w:hAnsi="Wingdings" w:hint="default"/>
-        <w:sz w:val="20"/>
-      </w:rPr>
-    </w:lvl>
-  </w:abstractNum>
-  <w:abstractNum w:abstractNumId="30" w15:restartNumberingAfterBreak="0">
+  <w:abstractNum w:abstractNumId="31" w15:restartNumberingAfterBreak="0">
     <w:nsid w:val="58050B08"/>
     <w:multiLevelType w:val="multilevel"/>
     <w:tmpl w:val="D826E466"/>
@@ -12666,7 +9908,7 @@
       </w:rPr>
     </w:lvl>
   </w:abstractNum>
-  <w:abstractNum w:abstractNumId="31" w15:restartNumberingAfterBreak="0">
+  <w:abstractNum w:abstractNumId="32" w15:restartNumberingAfterBreak="0">
     <w:nsid w:val="59CD6086"/>
     <w:multiLevelType w:val="hybridMultilevel"/>
     <w:tmpl w:val="CF14B230"/>
@@ -12779,7 +10021,7 @@
       </w:rPr>
     </w:lvl>
   </w:abstractNum>
-  <w:abstractNum w:abstractNumId="32" w15:restartNumberingAfterBreak="0">
+  <w:abstractNum w:abstractNumId="33" w15:restartNumberingAfterBreak="0">
     <w:nsid w:val="5D9C7753"/>
     <w:multiLevelType w:val="multilevel"/>
     <w:tmpl w:val="F0E8A1F4"/>
@@ -12928,7 +10170,7 @@
       </w:rPr>
     </w:lvl>
   </w:abstractNum>
-  <w:abstractNum w:abstractNumId="33" w15:restartNumberingAfterBreak="0">
+  <w:abstractNum w:abstractNumId="34" w15:restartNumberingAfterBreak="0">
     <w:nsid w:val="60642397"/>
     <w:multiLevelType w:val="hybridMultilevel"/>
     <w:tmpl w:val="E892A7A0"/>
@@ -13041,7 +10283,7 @@
       </w:rPr>
     </w:lvl>
   </w:abstractNum>
-  <w:abstractNum w:abstractNumId="34" w15:restartNumberingAfterBreak="0">
+  <w:abstractNum w:abstractNumId="35" w15:restartNumberingAfterBreak="0">
     <w:nsid w:val="65AC3A78"/>
     <w:multiLevelType w:val="multilevel"/>
     <w:tmpl w:val="A78C1B0A"/>
@@ -13190,7 +10432,7 @@
       </w:rPr>
     </w:lvl>
   </w:abstractNum>
-  <w:abstractNum w:abstractNumId="35" w15:restartNumberingAfterBreak="0">
+  <w:abstractNum w:abstractNumId="36" w15:restartNumberingAfterBreak="0">
     <w:nsid w:val="67974B8F"/>
     <w:multiLevelType w:val="multilevel"/>
     <w:tmpl w:val="EA5416DE"/>
@@ -13339,7 +10581,7 @@
       </w:rPr>
     </w:lvl>
   </w:abstractNum>
-  <w:abstractNum w:abstractNumId="36" w15:restartNumberingAfterBreak="0">
+  <w:abstractNum w:abstractNumId="37" w15:restartNumberingAfterBreak="0">
     <w:nsid w:val="68990490"/>
     <w:multiLevelType w:val="hybridMultilevel"/>
     <w:tmpl w:val="6B60B118"/>
@@ -13452,7 +10694,7 @@
       </w:rPr>
     </w:lvl>
   </w:abstractNum>
-  <w:abstractNum w:abstractNumId="37" w15:restartNumberingAfterBreak="0">
+  <w:abstractNum w:abstractNumId="38" w15:restartNumberingAfterBreak="0">
     <w:nsid w:val="6BE0352F"/>
     <w:multiLevelType w:val="multilevel"/>
     <w:tmpl w:val="34FC1072"/>
@@ -13601,7 +10843,7 @@
       </w:rPr>
     </w:lvl>
   </w:abstractNum>
-  <w:abstractNum w:abstractNumId="38" w15:restartNumberingAfterBreak="0">
+  <w:abstractNum w:abstractNumId="39" w15:restartNumberingAfterBreak="0">
     <w:nsid w:val="6C3871D8"/>
     <w:multiLevelType w:val="hybridMultilevel"/>
     <w:tmpl w:val="81D2B872"/>
@@ -13714,7 +10956,7 @@
       </w:rPr>
     </w:lvl>
   </w:abstractNum>
-  <w:abstractNum w:abstractNumId="39" w15:restartNumberingAfterBreak="0">
+  <w:abstractNum w:abstractNumId="40" w15:restartNumberingAfterBreak="0">
     <w:nsid w:val="6CA41E50"/>
     <w:multiLevelType w:val="multilevel"/>
     <w:tmpl w:val="5660026E"/>
@@ -13863,7 +11105,7 @@
       </w:rPr>
     </w:lvl>
   </w:abstractNum>
-  <w:abstractNum w:abstractNumId="40" w15:restartNumberingAfterBreak="0">
+  <w:abstractNum w:abstractNumId="41" w15:restartNumberingAfterBreak="0">
     <w:nsid w:val="6CC20E51"/>
     <w:multiLevelType w:val="multilevel"/>
     <w:tmpl w:val="B1CEC110"/>
@@ -14012,7 +11254,7 @@
       </w:rPr>
     </w:lvl>
   </w:abstractNum>
-  <w:abstractNum w:abstractNumId="41" w15:restartNumberingAfterBreak="0">
+  <w:abstractNum w:abstractNumId="42" w15:restartNumberingAfterBreak="0">
     <w:nsid w:val="6E3961E5"/>
     <w:multiLevelType w:val="multilevel"/>
     <w:tmpl w:val="A704BB04"/>
@@ -14161,7 +11403,7 @@
       </w:rPr>
     </w:lvl>
   </w:abstractNum>
-  <w:abstractNum w:abstractNumId="42" w15:restartNumberingAfterBreak="0">
+  <w:abstractNum w:abstractNumId="43" w15:restartNumberingAfterBreak="0">
     <w:nsid w:val="73D92FCF"/>
     <w:multiLevelType w:val="multilevel"/>
     <w:tmpl w:val="91282856"/>
@@ -14310,7 +11552,7 @@
       </w:rPr>
     </w:lvl>
   </w:abstractNum>
-  <w:abstractNum w:abstractNumId="43" w15:restartNumberingAfterBreak="0">
+  <w:abstractNum w:abstractNumId="44" w15:restartNumberingAfterBreak="0">
     <w:nsid w:val="77930F86"/>
     <w:multiLevelType w:val="multilevel"/>
     <w:tmpl w:val="8DFA2CCC"/>
@@ -14459,7 +11701,7 @@
       </w:rPr>
     </w:lvl>
   </w:abstractNum>
-  <w:abstractNum w:abstractNumId="44" w15:restartNumberingAfterBreak="0">
+  <w:abstractNum w:abstractNumId="45" w15:restartNumberingAfterBreak="0">
     <w:nsid w:val="78505F22"/>
     <w:multiLevelType w:val="multilevel"/>
     <w:tmpl w:val="E3B07726"/>
@@ -14608,7 +11850,7 @@
       </w:rPr>
     </w:lvl>
   </w:abstractNum>
-  <w:abstractNum w:abstractNumId="45" w15:restartNumberingAfterBreak="0">
+  <w:abstractNum w:abstractNumId="46" w15:restartNumberingAfterBreak="0">
     <w:nsid w:val="79C37131"/>
     <w:multiLevelType w:val="hybridMultilevel"/>
     <w:tmpl w:val="A98255E4"/>
@@ -14725,7 +11967,7 @@
     <w:abstractNumId w:val="5"/>
   </w:num>
   <w:num w:numId="2" w16cid:durableId="921453012">
-    <w:abstractNumId w:val="15"/>
+    <w:abstractNumId w:val="16"/>
   </w:num>
   <w:num w:numId="3" w16cid:durableId="2023849415">
     <w:abstractNumId w:val="2"/>
@@ -14734,58 +11976,58 @@
     <w:abstractNumId w:val="1"/>
   </w:num>
   <w:num w:numId="5" w16cid:durableId="1689483417">
-    <w:abstractNumId w:val="33"/>
+    <w:abstractNumId w:val="34"/>
   </w:num>
   <w:num w:numId="6" w16cid:durableId="1191066594">
     <w:abstractNumId w:val="11"/>
   </w:num>
   <w:num w:numId="7" w16cid:durableId="2067413735">
-    <w:abstractNumId w:val="36"/>
+    <w:abstractNumId w:val="37"/>
   </w:num>
   <w:num w:numId="8" w16cid:durableId="185532533">
-    <w:abstractNumId w:val="19"/>
+    <w:abstractNumId w:val="20"/>
   </w:num>
   <w:num w:numId="9" w16cid:durableId="636497975">
-    <w:abstractNumId w:val="38"/>
+    <w:abstractNumId w:val="39"/>
   </w:num>
   <w:num w:numId="10" w16cid:durableId="907374618">
-    <w:abstractNumId w:val="45"/>
+    <w:abstractNumId w:val="46"/>
   </w:num>
   <w:num w:numId="11" w16cid:durableId="255672062">
-    <w:abstractNumId w:val="31"/>
+    <w:abstractNumId w:val="32"/>
   </w:num>
   <w:num w:numId="12" w16cid:durableId="69234038">
-    <w:abstractNumId w:val="24"/>
+    <w:abstractNumId w:val="25"/>
   </w:num>
   <w:num w:numId="13" w16cid:durableId="1308048907">
     <w:abstractNumId w:val="10"/>
   </w:num>
   <w:num w:numId="14" w16cid:durableId="2019113375">
-    <w:abstractNumId w:val="43"/>
+    <w:abstractNumId w:val="44"/>
   </w:num>
   <w:num w:numId="15" w16cid:durableId="848643711">
-    <w:abstractNumId w:val="21"/>
+    <w:abstractNumId w:val="22"/>
   </w:num>
   <w:num w:numId="16" w16cid:durableId="1599946765">
-    <w:abstractNumId w:val="14"/>
+    <w:abstractNumId w:val="15"/>
   </w:num>
   <w:num w:numId="17" w16cid:durableId="476459755">
-    <w:abstractNumId w:val="37"/>
+    <w:abstractNumId w:val="38"/>
   </w:num>
   <w:num w:numId="18" w16cid:durableId="1734887599">
     <w:abstractNumId w:val="8"/>
   </w:num>
   <w:num w:numId="19" w16cid:durableId="63573262">
-    <w:abstractNumId w:val="16"/>
+    <w:abstractNumId w:val="17"/>
   </w:num>
   <w:num w:numId="20" w16cid:durableId="617876713">
-    <w:abstractNumId w:val="44"/>
+    <w:abstractNumId w:val="45"/>
   </w:num>
   <w:num w:numId="21" w16cid:durableId="1049187811">
     <w:abstractNumId w:val="6"/>
   </w:num>
   <w:num w:numId="22" w16cid:durableId="1840928697">
-    <w:abstractNumId w:val="17"/>
+    <w:abstractNumId w:val="18"/>
   </w:num>
   <w:num w:numId="23" w16cid:durableId="153642127">
     <w:abstractNumId w:val="12"/>
@@ -14794,25 +12036,25 @@
     <w:abstractNumId w:val="4"/>
   </w:num>
   <w:num w:numId="25" w16cid:durableId="1017004990">
-    <w:abstractNumId w:val="20"/>
+    <w:abstractNumId w:val="21"/>
   </w:num>
   <w:num w:numId="26" w16cid:durableId="398403290">
     <w:abstractNumId w:val="0"/>
   </w:num>
   <w:num w:numId="27" w16cid:durableId="1411997284">
+    <w:abstractNumId w:val="24"/>
+  </w:num>
+  <w:num w:numId="28" w16cid:durableId="362832387">
     <w:abstractNumId w:val="23"/>
   </w:num>
-  <w:num w:numId="28" w16cid:durableId="362832387">
-    <w:abstractNumId w:val="22"/>
-  </w:num>
   <w:num w:numId="29" w16cid:durableId="1568681788">
-    <w:abstractNumId w:val="30"/>
+    <w:abstractNumId w:val="31"/>
   </w:num>
   <w:num w:numId="30" w16cid:durableId="31999166">
-    <w:abstractNumId w:val="26"/>
+    <w:abstractNumId w:val="27"/>
   </w:num>
   <w:num w:numId="31" w16cid:durableId="347685942">
-    <w:abstractNumId w:val="41"/>
+    <w:abstractNumId w:val="42"/>
   </w:num>
   <w:num w:numId="32" w16cid:durableId="1252009506">
     <w:abstractNumId w:val="3"/>
@@ -14821,13 +12063,13 @@
     <w:abstractNumId w:val="9"/>
   </w:num>
   <w:num w:numId="34" w16cid:durableId="263463916">
-    <w:abstractNumId w:val="28"/>
+    <w:abstractNumId w:val="30"/>
   </w:num>
   <w:num w:numId="35" w16cid:durableId="1272469952">
-    <w:abstractNumId w:val="32"/>
+    <w:abstractNumId w:val="33"/>
   </w:num>
   <w:num w:numId="36" w16cid:durableId="1353797834">
-    <w:abstractNumId w:val="35"/>
+    <w:abstractNumId w:val="36"/>
   </w:num>
   <w:num w:numId="37" w16cid:durableId="295567870">
     <w:abstractNumId w:val="13"/>
@@ -14836,28 +12078,31 @@
     <w:abstractNumId w:val="7"/>
   </w:num>
   <w:num w:numId="39" w16cid:durableId="1500192408">
-    <w:abstractNumId w:val="27"/>
+    <w:abstractNumId w:val="29"/>
   </w:num>
   <w:num w:numId="40" w16cid:durableId="1824202983">
-    <w:abstractNumId w:val="34"/>
+    <w:abstractNumId w:val="35"/>
   </w:num>
   <w:num w:numId="41" w16cid:durableId="1469784057">
-    <w:abstractNumId w:val="39"/>
+    <w:abstractNumId w:val="40"/>
   </w:num>
   <w:num w:numId="42" w16cid:durableId="480776905">
-    <w:abstractNumId w:val="25"/>
+    <w:abstractNumId w:val="26"/>
   </w:num>
   <w:num w:numId="43" w16cid:durableId="478571149">
-    <w:abstractNumId w:val="40"/>
+    <w:abstractNumId w:val="41"/>
   </w:num>
   <w:num w:numId="44" w16cid:durableId="2053529704">
-    <w:abstractNumId w:val="42"/>
+    <w:abstractNumId w:val="43"/>
   </w:num>
-  <w:num w:numId="45" w16cid:durableId="715815482">
-    <w:abstractNumId w:val="18"/>
+  <w:num w:numId="45" w16cid:durableId="1791893687">
+    <w:abstractNumId w:val="14"/>
   </w:num>
-  <w:num w:numId="46" w16cid:durableId="362676753">
-    <w:abstractNumId w:val="29"/>
+  <w:num w:numId="46" w16cid:durableId="226496242">
+    <w:abstractNumId w:val="19"/>
+  </w:num>
+  <w:num w:numId="47" w16cid:durableId="1964189676">
+    <w:abstractNumId w:val="28"/>
   </w:num>
 </w:numbering>
 </file>
@@ -15382,6 +12627,7 @@
   <w:style w:type="character" w:default="1" w:styleId="DefaultParagraphFont">
     <w:name w:val="Default Paragraph Font"/>
     <w:uiPriority w:val="1"/>
+    <w:semiHidden/>
     <w:unhideWhenUsed/>
   </w:style>
   <w:style w:type="table" w:default="1" w:styleId="TableNormal">
